--- a/manuel-math-t9/Manuel_Mathematiques_T9_UNITE2.docx
+++ b/manuel-math-t9/Manuel_Mathematiques_T9_UNITE2.docx
@@ -2706,96 +2706,13 @@
     </w:p>
     <w:p>
       <w:pPr>
-        <w:spacing w:after="110" w:line="300"/>
-        <w:jc w:val="both"/>
-      </w:pPr>
-      <w:r>
-        <w:rPr>
-          <w:rFonts w:ascii="Times New Roman" w:cs="Times New Roman" w:eastAsia="Times New Roman" w:hAnsi="Times New Roman"/>
-          <w:b/>
-          <w:bCs/>
-          <w:i w:val="false"/>
-          <w:iCs w:val="false"/>
-          <w:color w:val="2E7D32"/>
-          <w:sz w:val="24"/>
-          <w:szCs w:val="24"/>
-        </w:rPr>
-        <w:t xml:space="preserve">Définition — </w:t>
-      </w:r>
-      <w:r>
-        <w:rPr>
-          <w:rFonts w:ascii="Times New Roman" w:cs="Times New Roman" w:eastAsia="Times New Roman" w:hAnsi="Times New Roman"/>
-          <w:b/>
-          <w:bCs/>
-          <w:i w:val="false"/>
-          <w:iCs w:val="false"/>
-          <w:color w:val="000000"/>
-          <w:sz w:val="24"/>
-          <w:szCs w:val="24"/>
-        </w:rPr>
-        <w:t xml:space="preserve">Estimer le résultat d’une opération, c’est remplacer les nombres par des valeurs approchées simples pour obtenir rapidement un ordre de grandeur du résultat exact. L’ordre de grandeur permet de contrôler la vraisemblance d’un calcul.</w:t>
-      </w:r>
-    </w:p>
-    <w:p>
-      <w:pPr>
-        <w:spacing w:after="110" w:line="300"/>
-        <w:jc w:val="both"/>
-      </w:pPr>
-      <w:r>
-        <w:rPr>
-          <w:rFonts w:ascii="Times New Roman" w:cs="Times New Roman" w:eastAsia="Times New Roman" w:hAnsi="Times New Roman"/>
-          <w:b/>
-          <w:bCs/>
-          <w:i w:val="false"/>
-          <w:iCs w:val="false"/>
-          <w:color w:val="1F4E79"/>
-          <w:sz w:val="24"/>
-          <w:szCs w:val="24"/>
-        </w:rPr>
-        <w:t xml:space="preserve">Autrement dit : </w:t>
-      </w:r>
-      <w:r>
-        <w:rPr>
-          <w:rFonts w:ascii="Times New Roman" w:cs="Times New Roman" w:eastAsia="Times New Roman" w:hAnsi="Times New Roman"/>
-          <w:b w:val="false"/>
-          <w:bCs w:val="false"/>
-          <w:i w:val="false"/>
-          <w:iCs w:val="false"/>
-          <w:color w:val="000000"/>
-          <w:sz w:val="24"/>
-          <w:szCs w:val="24"/>
-        </w:rPr>
-        <w:t xml:space="preserve">on arrondit les nombres à des valeurs rondes, on calcule de tête, et on sait « dans quelles eaux » doit nager le vrai résultat.</w:t>
-      </w:r>
-    </w:p>
-    <w:p>
-      <w:pPr>
-        <w:spacing w:after="110" w:line="300"/>
-        <w:jc w:val="both"/>
-      </w:pPr>
-      <w:r>
-        <w:rPr>
-          <w:rFonts w:ascii="Times New Roman" w:cs="Times New Roman" w:eastAsia="Times New Roman" w:hAnsi="Times New Roman"/>
-          <w:b w:val="false"/>
-          <w:bCs w:val="false"/>
-          <w:i w:val="false"/>
-          <w:iCs w:val="false"/>
-          <w:color w:val="000000"/>
-          <w:sz w:val="24"/>
-          <w:szCs w:val="24"/>
-        </w:rPr>
-        <w:t xml:space="preserve">L’estimation précède et contrôle le calcul : AVANT, elle guide le choix de l’opération (un prix total s’obtient par ×, un partage par ÷) ; APRÈS, elle valide le résultat. Avec les rationnels, on arrondit chaque facteur à l’entier ou à la dizaine la plus commode : 19,8 × 5,1 ≈ 20 × 5 = 100. Le résultat exact 100,98 confirme. Les erreurs que l’estimation attrape sont les plus graves : virgule déplacée (× 10, × 100 !), opération inversée, touche mal tapée. Deux estimations encadrantes font encore mieux : 19 × 5 = 95 et 20 × 6 = 120 — le résultat doit vivre entre les deux. Un calcul sans estimation est un calcul sans ceinture de sécurité.</w:t>
-      </w:r>
-    </w:p>
-    <w:p>
-      <w:pPr>
         <w:spacing w:after="120" w:before="120"/>
         <w:jc w:val="center"/>
       </w:pPr>
       <w:r>
         <w:drawing>
           <wp:inline distT="0" distB="0" distL="0" distR="0">
-            <wp:extent cx="4762500" cy="1857375"/>
+            <wp:extent cx="4095750" cy="2238375"/>
             <wp:effectExtent t="0" r="0" b="0" l="0"/>
             <wp:docPr id="1" name="" descr="" title=""/>
             <wp:cNvGraphicFramePr>
@@ -2812,6 +2729,135 @@
                   </pic:nvPicPr>
                   <pic:blipFill>
                     <a:blip r:embed="rId9" cstate="none"/>
+                    <a:srcRect/>
+                    <a:stretch>
+                      <a:fillRect/>
+                    </a:stretch>
+                  </pic:blipFill>
+                  <pic:spPr bwMode="auto">
+                    <a:xfrm>
+                      <a:off x="0" y="0"/>
+                      <a:ext cx="4095750" cy="2238375"/>
+                    </a:xfrm>
+                    <a:prstGeom prst="rect">
+                      <a:avLst/>
+                    </a:prstGeom>
+                  </pic:spPr>
+                </pic:pic>
+              </a:graphicData>
+            </a:graphic>
+          </wp:inline>
+        </w:drawing>
+      </w:r>
+    </w:p>
+    <w:p>
+      <w:pPr>
+        <w:spacing w:after="110" w:line="300"/>
+        <w:jc w:val="both"/>
+      </w:pPr>
+      <w:r>
+        <w:rPr>
+          <w:rFonts w:ascii="Times New Roman" w:cs="Times New Roman" w:eastAsia="Times New Roman" w:hAnsi="Times New Roman"/>
+          <w:b/>
+          <w:bCs/>
+          <w:i w:val="false"/>
+          <w:iCs w:val="false"/>
+          <w:color w:val="2E7D32"/>
+          <w:sz w:val="24"/>
+          <w:szCs w:val="24"/>
+        </w:rPr>
+        <w:t xml:space="preserve">Définition — </w:t>
+      </w:r>
+      <w:r>
+        <w:rPr>
+          <w:rFonts w:ascii="Times New Roman" w:cs="Times New Roman" w:eastAsia="Times New Roman" w:hAnsi="Times New Roman"/>
+          <w:b/>
+          <w:bCs/>
+          <w:i w:val="false"/>
+          <w:iCs w:val="false"/>
+          <w:color w:val="000000"/>
+          <w:sz w:val="24"/>
+          <w:szCs w:val="24"/>
+        </w:rPr>
+        <w:t xml:space="preserve">Estimer le résultat d’une opération, c’est remplacer les nombres par des valeurs approchées simples pour obtenir rapidement un ordre de grandeur du résultat exact. L’ordre de grandeur permet de contrôler la vraisemblance d’un calcul.</w:t>
+      </w:r>
+    </w:p>
+    <w:p>
+      <w:pPr>
+        <w:spacing w:after="110" w:line="300"/>
+        <w:jc w:val="both"/>
+      </w:pPr>
+      <w:r>
+        <w:rPr>
+          <w:rFonts w:ascii="Times New Roman" w:cs="Times New Roman" w:eastAsia="Times New Roman" w:hAnsi="Times New Roman"/>
+          <w:b/>
+          <w:bCs/>
+          <w:i w:val="false"/>
+          <w:iCs w:val="false"/>
+          <w:color w:val="1F4E79"/>
+          <w:sz w:val="24"/>
+          <w:szCs w:val="24"/>
+        </w:rPr>
+        <w:t xml:space="preserve">Autrement dit : </w:t>
+      </w:r>
+      <w:r>
+        <w:rPr>
+          <w:rFonts w:ascii="Times New Roman" w:cs="Times New Roman" w:eastAsia="Times New Roman" w:hAnsi="Times New Roman"/>
+          <w:b w:val="false"/>
+          <w:bCs w:val="false"/>
+          <w:i w:val="false"/>
+          <w:iCs w:val="false"/>
+          <w:color w:val="000000"/>
+          <w:sz w:val="24"/>
+          <w:szCs w:val="24"/>
+        </w:rPr>
+        <w:t xml:space="preserve">on arrondit les nombres à des valeurs rondes, on calcule de tête, et on sait « dans quelles eaux » doit nager le vrai résultat.</w:t>
+      </w:r>
+    </w:p>
+    <w:p>
+      <w:pPr>
+        <w:spacing w:after="110" w:line="300"/>
+        <w:jc w:val="both"/>
+      </w:pPr>
+      <w:r>
+        <w:rPr>
+          <w:rFonts w:ascii="Times New Roman" w:cs="Times New Roman" w:eastAsia="Times New Roman" w:hAnsi="Times New Roman"/>
+          <w:b w:val="false"/>
+          <w:bCs w:val="false"/>
+          <w:i w:val="false"/>
+          <w:iCs w:val="false"/>
+          <w:color w:val="000000"/>
+          <w:sz w:val="24"/>
+          <w:szCs w:val="24"/>
+        </w:rPr>
+        <w:t xml:space="preserve">L’estimation précède et contrôle le calcul : AVANT, elle guide le choix de l’opération (un prix total s’obtient par ×, un partage par ÷) ; APRÈS, elle valide le résultat. Avec les rationnels, on arrondit chaque facteur à l’entier ou à la dizaine la plus commode : 19,8 × 5,1 ≈ 20 × 5 = 100. Le résultat exact 100,98 confirme. Les erreurs que l’estimation attrape sont les plus graves : virgule déplacée (× 10, × 100 !), opération inversée, touche mal tapée. Deux estimations encadrantes font encore mieux : 19 × 5 = 95 et 20 × 6 = 120 — le résultat doit vivre entre les deux. Un calcul sans estimation est un calcul sans ceinture de sécurité.</w:t>
+      </w:r>
+    </w:p>
+    <w:p>
+      <w:pPr>
+        <w:spacing w:after="120" w:before="120"/>
+        <w:jc w:val="center"/>
+      </w:pPr>
+      <w:r>
+        <w:drawing>
+          <wp:inline distT="0" distB="0" distL="0" distR="0">
+            <wp:extent cx="4762500" cy="1857375"/>
+            <wp:effectExtent t="0" r="0" b="0" l="0"/>
+            <wp:docPr id="2" name="" descr="" title=""/>
+            <wp:cNvGraphicFramePr>
+              <a:graphicFrameLocks xmlns:a="http://schemas.openxmlformats.org/drawingml/2006/main" noChangeAspect="1"/>
+            </wp:cNvGraphicFramePr>
+            <a:graphic xmlns:a="http://schemas.openxmlformats.org/drawingml/2006/main">
+              <a:graphicData uri="http://schemas.openxmlformats.org/drawingml/2006/picture">
+                <pic:pic xmlns:pic="http://schemas.openxmlformats.org/drawingml/2006/picture">
+                  <pic:nvPicPr>
+                    <pic:cNvPr id="0" name="" descr=""/>
+                    <pic:cNvPicPr>
+                      <a:picLocks noChangeAspect="1" noChangeArrowheads="1"/>
+                    </pic:cNvPicPr>
+                  </pic:nvPicPr>
+                  <pic:blipFill>
+                    <a:blip r:embed="rId10" cstate="none"/>
                     <a:srcRect/>
                     <a:stretch>
                       <a:fillRect/>
@@ -7796,395 +7842,15 @@
     </w:p>
     <w:p>
       <w:pPr>
-        <w:spacing w:after="110" w:line="300"/>
-        <w:jc w:val="both"/>
-      </w:pPr>
-      <w:r>
-        <w:rPr>
-          <w:rFonts w:ascii="Times New Roman" w:cs="Times New Roman" w:eastAsia="Times New Roman" w:hAnsi="Times New Roman"/>
-          <w:b/>
-          <w:bCs/>
-          <w:i w:val="false"/>
-          <w:iCs w:val="false"/>
-          <w:color w:val="2E7D32"/>
-          <w:sz w:val="24"/>
-          <w:szCs w:val="24"/>
-        </w:rPr>
-        <w:t xml:space="preserve">Définition — </w:t>
-      </w:r>
-      <w:r>
-        <w:rPr>
-          <w:rFonts w:ascii="Times New Roman" w:cs="Times New Roman" w:eastAsia="Times New Roman" w:hAnsi="Times New Roman"/>
-          <w:b/>
-          <w:bCs/>
-          <w:i w:val="false"/>
-          <w:iCs w:val="false"/>
-          <w:color w:val="000000"/>
-          <w:sz w:val="24"/>
-          <w:szCs w:val="24"/>
-        </w:rPr>
-        <w:t xml:space="preserve">Pour additionner ou soustraire des nombres rationnels en écriture fractionnaire, on les réduit au même dénominateur, puis on additionne ou soustrait les numérateurs en appliquant les règles de calcul des nombres relatifs ; le dénominateur commun est conservé.</w:t>
-      </w:r>
-    </w:p>
-    <w:p>
-      <w:pPr>
-        <w:spacing w:after="110" w:line="300"/>
-        <w:jc w:val="both"/>
-      </w:pPr>
-      <w:r>
-        <w:rPr>
-          <w:rFonts w:ascii="Times New Roman" w:cs="Times New Roman" w:eastAsia="Times New Roman" w:hAnsi="Times New Roman"/>
-          <w:b/>
-          <w:bCs/>
-          <w:i w:val="false"/>
-          <w:iCs w:val="false"/>
-          <w:color w:val="1F4E79"/>
-          <w:sz w:val="24"/>
-          <w:szCs w:val="24"/>
-        </w:rPr>
-        <w:t xml:space="preserve">Autrement dit : </w:t>
-      </w:r>
-      <w:r>
-        <w:rPr>
-          <w:rFonts w:ascii="Times New Roman" w:cs="Times New Roman" w:eastAsia="Times New Roman" w:hAnsi="Times New Roman"/>
-          <w:b w:val="false"/>
-          <w:bCs w:val="false"/>
-          <w:i w:val="false"/>
-          <w:iCs w:val="false"/>
-          <w:color w:val="000000"/>
-          <w:sz w:val="24"/>
-          <w:szCs w:val="24"/>
-        </w:rPr>
-        <w:t xml:space="preserve">même dénominateur d’abord — ensuite on compte les parts, avec leurs signes, comme des relatifs.</w:t>
-      </w:r>
-    </w:p>
-    <w:p>
-      <w:pPr>
-        <w:spacing w:after="110" w:line="300"/>
-        <w:jc w:val="both"/>
-      </w:pPr>
-      <w:r>
-        <w:rPr>
-          <w:rFonts w:ascii="Times New Roman" w:cs="Times New Roman" w:eastAsia="Times New Roman" w:hAnsi="Times New Roman"/>
-          <w:b w:val="false"/>
-          <w:bCs w:val="false"/>
-          <w:i w:val="false"/>
-          <w:iCs w:val="false"/>
-          <w:color w:val="000000"/>
-          <w:sz w:val="24"/>
-          <w:szCs w:val="24"/>
-        </w:rPr>
-        <w:t xml:space="preserve">Deux techniques héritées se combinent : celle des fractions (T7-T8) pour le dénominateur commun, celle des relatifs pour les signes. Le dénominateur commun le plus efficace est le plus petit multiple commun : pour 6 et 4, c’est 12 — inutile d’aller à 24. Ainsi </w:t>
-      </w:r>
-      <m:oMath>
-        <m:f>
-          <m:num>
-            <m:r>
-              <m:t>5</m:t>
-            </m:r>
-          </m:num>
-          <m:den>
-            <m:r>
-              <m:t>6</m:t>
-            </m:r>
-          </m:den>
-        </m:f>
-      </m:oMath>
-      <w:r>
-        <w:rPr>
-          <w:rFonts w:ascii="Times New Roman" w:cs="Times New Roman" w:eastAsia="Times New Roman" w:hAnsi="Times New Roman"/>
-          <w:b w:val="false"/>
-          <w:bCs w:val="false"/>
-          <w:i w:val="false"/>
-          <w:iCs w:val="false"/>
-          <w:color w:val="000000"/>
-          <w:sz w:val="24"/>
-          <w:szCs w:val="24"/>
-        </w:rPr>
-        <w:t xml:space="preserve">− </w:t>
-      </w:r>
-      <m:oMath>
-        <m:f>
-          <m:num>
-            <m:r>
-              <m:t>3</m:t>
-            </m:r>
-          </m:num>
-          <m:den>
-            <m:r>
-              <m:t>4</m:t>
-            </m:r>
-          </m:den>
-        </m:f>
-      </m:oMath>
-      <w:r>
-        <w:rPr>
-          <w:rFonts w:ascii="Times New Roman" w:cs="Times New Roman" w:eastAsia="Times New Roman" w:hAnsi="Times New Roman"/>
-          <w:b w:val="false"/>
-          <w:bCs w:val="false"/>
-          <w:i w:val="false"/>
-          <w:iCs w:val="false"/>
-          <w:color w:val="000000"/>
-          <w:sz w:val="24"/>
-          <w:szCs w:val="24"/>
-        </w:rPr>
-        <w:t xml:space="preserve">= </w:t>
-      </w:r>
-      <m:oMath>
-        <m:f>
-          <m:num>
-            <m:r>
-              <m:t>10</m:t>
-            </m:r>
-          </m:num>
-          <m:den>
-            <m:r>
-              <m:t>12</m:t>
-            </m:r>
-          </m:den>
-        </m:f>
-      </m:oMath>
-      <w:r>
-        <w:rPr>
-          <w:rFonts w:ascii="Times New Roman" w:cs="Times New Roman" w:eastAsia="Times New Roman" w:hAnsi="Times New Roman"/>
-          <w:b w:val="false"/>
-          <w:bCs w:val="false"/>
-          <w:i w:val="false"/>
-          <w:iCs w:val="false"/>
-          <w:color w:val="000000"/>
-          <w:sz w:val="24"/>
-          <w:szCs w:val="24"/>
-        </w:rPr>
-        <w:t xml:space="preserve">− </w:t>
-      </w:r>
-      <m:oMath>
-        <m:f>
-          <m:num>
-            <m:r>
-              <m:t>9</m:t>
-            </m:r>
-          </m:num>
-          <m:den>
-            <m:r>
-              <m:t>12</m:t>
-            </m:r>
-          </m:den>
-        </m:f>
-      </m:oMath>
-      <w:r>
-        <w:rPr>
-          <w:rFonts w:ascii="Times New Roman" w:cs="Times New Roman" w:eastAsia="Times New Roman" w:hAnsi="Times New Roman"/>
-          <w:b w:val="false"/>
-          <w:bCs w:val="false"/>
-          <w:i w:val="false"/>
-          <w:iCs w:val="false"/>
-          <w:color w:val="000000"/>
-          <w:sz w:val="24"/>
-          <w:szCs w:val="24"/>
-        </w:rPr>
-        <w:t xml:space="preserve">= </w:t>
-      </w:r>
-      <m:oMath>
-        <m:f>
-          <m:num>
-            <m:r>
-              <m:t>1</m:t>
-            </m:r>
-          </m:num>
-          <m:den>
-            <m:r>
-              <m:t>12</m:t>
-            </m:r>
-          </m:den>
-        </m:f>
-      </m:oMath>
-      <w:r>
-        <w:rPr>
-          <w:rFonts w:ascii="Times New Roman" w:cs="Times New Roman" w:eastAsia="Times New Roman" w:hAnsi="Times New Roman"/>
-          <w:b w:val="false"/>
-          <w:bCs w:val="false"/>
-          <w:i w:val="false"/>
-          <w:iCs w:val="false"/>
-          <w:color w:val="000000"/>
-          <w:sz w:val="24"/>
-          <w:szCs w:val="24"/>
-        </w:rPr>
-        <w:t xml:space="preserve">: il reste un douzième de réservoir. Avec les signes : −</w:t>
-      </w:r>
-      <m:oMath>
-        <m:f>
-          <m:num>
-            <m:r>
-              <m:t>3</m:t>
-            </m:r>
-          </m:num>
-          <m:den>
-            <m:r>
-              <m:t>4</m:t>
-            </m:r>
-          </m:den>
-        </m:f>
-      </m:oMath>
-      <w:r>
-        <w:rPr>
-          <w:rFonts w:ascii="Times New Roman" w:cs="Times New Roman" w:eastAsia="Times New Roman" w:hAnsi="Times New Roman"/>
-          <w:b w:val="false"/>
-          <w:bCs w:val="false"/>
-          <w:i w:val="false"/>
-          <w:iCs w:val="false"/>
-          <w:color w:val="000000"/>
-          <w:sz w:val="24"/>
-          <w:szCs w:val="24"/>
-        </w:rPr>
-        <w:t xml:space="preserve">+ </w:t>
-      </w:r>
-      <m:oMath>
-        <m:f>
-          <m:num>
-            <m:r>
-              <m:t>5</m:t>
-            </m:r>
-          </m:num>
-          <m:den>
-            <m:r>
-              <m:t>6</m:t>
-            </m:r>
-          </m:den>
-        </m:f>
-      </m:oMath>
-      <w:r>
-        <w:rPr>
-          <w:rFonts w:ascii="Times New Roman" w:cs="Times New Roman" w:eastAsia="Times New Roman" w:hAnsi="Times New Roman"/>
-          <w:b w:val="false"/>
-          <w:bCs w:val="false"/>
-          <w:i w:val="false"/>
-          <w:iCs w:val="false"/>
-          <w:color w:val="000000"/>
-          <w:sz w:val="24"/>
-          <w:szCs w:val="24"/>
-        </w:rPr>
-        <w:t xml:space="preserve">= −</w:t>
-      </w:r>
-      <m:oMath>
-        <m:f>
-          <m:num>
-            <m:r>
-              <m:t>9</m:t>
-            </m:r>
-          </m:num>
-          <m:den>
-            <m:r>
-              <m:t>12</m:t>
-            </m:r>
-          </m:den>
-        </m:f>
-      </m:oMath>
-      <w:r>
-        <w:rPr>
-          <w:rFonts w:ascii="Times New Roman" w:cs="Times New Roman" w:eastAsia="Times New Roman" w:hAnsi="Times New Roman"/>
-          <w:b w:val="false"/>
-          <w:bCs w:val="false"/>
-          <w:i w:val="false"/>
-          <w:iCs w:val="false"/>
-          <w:color w:val="000000"/>
-          <w:sz w:val="24"/>
-          <w:szCs w:val="24"/>
-        </w:rPr>
-        <w:t xml:space="preserve">+ </w:t>
-      </w:r>
-      <m:oMath>
-        <m:f>
-          <m:num>
-            <m:r>
-              <m:t>10</m:t>
-            </m:r>
-          </m:num>
-          <m:den>
-            <m:r>
-              <m:t>12</m:t>
-            </m:r>
-          </m:den>
-        </m:f>
-      </m:oMath>
-      <w:r>
-        <w:rPr>
-          <w:rFonts w:ascii="Times New Roman" w:cs="Times New Roman" w:eastAsia="Times New Roman" w:hAnsi="Times New Roman"/>
-          <w:b w:val="false"/>
-          <w:bCs w:val="false"/>
-          <w:i w:val="false"/>
-          <w:iCs w:val="false"/>
-          <w:color w:val="000000"/>
-          <w:sz w:val="24"/>
-          <w:szCs w:val="24"/>
-        </w:rPr>
-        <w:t xml:space="preserve">= (−9 + 10)/12 = </w:t>
-      </w:r>
-      <m:oMath>
-        <m:f>
-          <m:num>
-            <m:r>
-              <m:t>1</m:t>
-            </m:r>
-          </m:num>
-          <m:den>
-            <m:r>
-              <m:t>12</m:t>
-            </m:r>
-          </m:den>
-        </m:f>
-      </m:oMath>
-      <w:r>
-        <w:rPr>
-          <w:rFonts w:ascii="Times New Roman" w:cs="Times New Roman" w:eastAsia="Times New Roman" w:hAnsi="Times New Roman"/>
-          <w:b w:val="false"/>
-          <w:bCs w:val="false"/>
-          <w:i w:val="false"/>
-          <w:iCs w:val="false"/>
-          <w:color w:val="000000"/>
-          <w:sz w:val="24"/>
-          <w:szCs w:val="24"/>
-        </w:rPr>
-        <w:t xml:space="preserve">— le numérateur se calcule comme une somme de relatifs ordinaire. Astuce d’écriture : un signe moins devant une fraction peut monter au numérateur (−</w:t>
-      </w:r>
-      <m:oMath>
-        <m:f>
-          <m:num>
-            <m:r>
-              <m:t>3</m:t>
-            </m:r>
-          </m:num>
-          <m:den>
-            <m:r>
-              <m:t>4</m:t>
-            </m:r>
-          </m:den>
-        </m:f>
-      </m:oMath>
-      <w:r>
-        <w:rPr>
-          <w:rFonts w:ascii="Times New Roman" w:cs="Times New Roman" w:eastAsia="Times New Roman" w:hAnsi="Times New Roman"/>
-          <w:b w:val="false"/>
-          <w:bCs w:val="false"/>
-          <w:i w:val="false"/>
-          <w:iCs w:val="false"/>
-          <w:color w:val="000000"/>
-          <w:sz w:val="24"/>
-          <w:szCs w:val="24"/>
-        </w:rPr>
-        <w:t xml:space="preserve">= (−3)/4), ce qui rend la règle mécanique. Toujours finir par la simplification du résultat.</w:t>
-      </w:r>
-    </w:p>
-    <w:p>
-      <w:pPr>
         <w:spacing w:after="120" w:before="120"/>
         <w:jc w:val="center"/>
       </w:pPr>
       <w:r>
         <w:drawing>
           <wp:inline distT="0" distB="0" distL="0" distR="0">
-            <wp:extent cx="4762500" cy="2247900"/>
+            <wp:extent cx="4095750" cy="2238375"/>
             <wp:effectExtent t="0" r="0" b="0" l="0"/>
-            <wp:docPr id="2" name="" descr="" title=""/>
+            <wp:docPr id="3" name="" descr="" title=""/>
             <wp:cNvGraphicFramePr>
               <a:graphicFrameLocks xmlns:a="http://schemas.openxmlformats.org/drawingml/2006/main" noChangeAspect="1"/>
             </wp:cNvGraphicFramePr>
@@ -8198,7 +7864,433 @@
                     </pic:cNvPicPr>
                   </pic:nvPicPr>
                   <pic:blipFill>
-                    <a:blip r:embed="rId10" cstate="none"/>
+                    <a:blip r:embed="rId11" cstate="none"/>
+                    <a:srcRect/>
+                    <a:stretch>
+                      <a:fillRect/>
+                    </a:stretch>
+                  </pic:blipFill>
+                  <pic:spPr bwMode="auto">
+                    <a:xfrm>
+                      <a:off x="0" y="0"/>
+                      <a:ext cx="4095750" cy="2238375"/>
+                    </a:xfrm>
+                    <a:prstGeom prst="rect">
+                      <a:avLst/>
+                    </a:prstGeom>
+                  </pic:spPr>
+                </pic:pic>
+              </a:graphicData>
+            </a:graphic>
+          </wp:inline>
+        </w:drawing>
+      </w:r>
+    </w:p>
+    <w:p>
+      <w:pPr>
+        <w:spacing w:after="110" w:line="300"/>
+        <w:jc w:val="both"/>
+      </w:pPr>
+      <w:r>
+        <w:rPr>
+          <w:rFonts w:ascii="Times New Roman" w:cs="Times New Roman" w:eastAsia="Times New Roman" w:hAnsi="Times New Roman"/>
+          <w:b/>
+          <w:bCs/>
+          <w:i w:val="false"/>
+          <w:iCs w:val="false"/>
+          <w:color w:val="2E7D32"/>
+          <w:sz w:val="24"/>
+          <w:szCs w:val="24"/>
+        </w:rPr>
+        <w:t xml:space="preserve">Définition — </w:t>
+      </w:r>
+      <w:r>
+        <w:rPr>
+          <w:rFonts w:ascii="Times New Roman" w:cs="Times New Roman" w:eastAsia="Times New Roman" w:hAnsi="Times New Roman"/>
+          <w:b/>
+          <w:bCs/>
+          <w:i w:val="false"/>
+          <w:iCs w:val="false"/>
+          <w:color w:val="000000"/>
+          <w:sz w:val="24"/>
+          <w:szCs w:val="24"/>
+        </w:rPr>
+        <w:t xml:space="preserve">Pour additionner ou soustraire des nombres rationnels en écriture fractionnaire, on les réduit au même dénominateur, puis on additionne ou soustrait les numérateurs en appliquant les règles de calcul des nombres relatifs ; le dénominateur commun est conservé.</w:t>
+      </w:r>
+    </w:p>
+    <w:p>
+      <w:pPr>
+        <w:spacing w:after="110" w:line="300"/>
+        <w:jc w:val="both"/>
+      </w:pPr>
+      <w:r>
+        <w:rPr>
+          <w:rFonts w:ascii="Times New Roman" w:cs="Times New Roman" w:eastAsia="Times New Roman" w:hAnsi="Times New Roman"/>
+          <w:b/>
+          <w:bCs/>
+          <w:i w:val="false"/>
+          <w:iCs w:val="false"/>
+          <w:color w:val="1F4E79"/>
+          <w:sz w:val="24"/>
+          <w:szCs w:val="24"/>
+        </w:rPr>
+        <w:t xml:space="preserve">Autrement dit : </w:t>
+      </w:r>
+      <w:r>
+        <w:rPr>
+          <w:rFonts w:ascii="Times New Roman" w:cs="Times New Roman" w:eastAsia="Times New Roman" w:hAnsi="Times New Roman"/>
+          <w:b w:val="false"/>
+          <w:bCs w:val="false"/>
+          <w:i w:val="false"/>
+          <w:iCs w:val="false"/>
+          <w:color w:val="000000"/>
+          <w:sz w:val="24"/>
+          <w:szCs w:val="24"/>
+        </w:rPr>
+        <w:t xml:space="preserve">même dénominateur d’abord — ensuite on compte les parts, avec leurs signes, comme des relatifs.</w:t>
+      </w:r>
+    </w:p>
+    <w:p>
+      <w:pPr>
+        <w:spacing w:after="110" w:line="300"/>
+        <w:jc w:val="both"/>
+      </w:pPr>
+      <w:r>
+        <w:rPr>
+          <w:rFonts w:ascii="Times New Roman" w:cs="Times New Roman" w:eastAsia="Times New Roman" w:hAnsi="Times New Roman"/>
+          <w:b w:val="false"/>
+          <w:bCs w:val="false"/>
+          <w:i w:val="false"/>
+          <w:iCs w:val="false"/>
+          <w:color w:val="000000"/>
+          <w:sz w:val="24"/>
+          <w:szCs w:val="24"/>
+        </w:rPr>
+        <w:t xml:space="preserve">Deux techniques héritées se combinent : celle des fractions (T7-T8) pour le dénominateur commun, celle des relatifs pour les signes. Le dénominateur commun le plus efficace est le plus petit multiple commun : pour 6 et 4, c’est 12 — inutile d’aller à 24. Ainsi </w:t>
+      </w:r>
+      <m:oMath>
+        <m:f>
+          <m:num>
+            <m:r>
+              <m:t>5</m:t>
+            </m:r>
+          </m:num>
+          <m:den>
+            <m:r>
+              <m:t>6</m:t>
+            </m:r>
+          </m:den>
+        </m:f>
+      </m:oMath>
+      <w:r>
+        <w:rPr>
+          <w:rFonts w:ascii="Times New Roman" w:cs="Times New Roman" w:eastAsia="Times New Roman" w:hAnsi="Times New Roman"/>
+          <w:b w:val="false"/>
+          <w:bCs w:val="false"/>
+          <w:i w:val="false"/>
+          <w:iCs w:val="false"/>
+          <w:color w:val="000000"/>
+          <w:sz w:val="24"/>
+          <w:szCs w:val="24"/>
+        </w:rPr>
+        <w:t xml:space="preserve">− </w:t>
+      </w:r>
+      <m:oMath>
+        <m:f>
+          <m:num>
+            <m:r>
+              <m:t>3</m:t>
+            </m:r>
+          </m:num>
+          <m:den>
+            <m:r>
+              <m:t>4</m:t>
+            </m:r>
+          </m:den>
+        </m:f>
+      </m:oMath>
+      <w:r>
+        <w:rPr>
+          <w:rFonts w:ascii="Times New Roman" w:cs="Times New Roman" w:eastAsia="Times New Roman" w:hAnsi="Times New Roman"/>
+          <w:b w:val="false"/>
+          <w:bCs w:val="false"/>
+          <w:i w:val="false"/>
+          <w:iCs w:val="false"/>
+          <w:color w:val="000000"/>
+          <w:sz w:val="24"/>
+          <w:szCs w:val="24"/>
+        </w:rPr>
+        <w:t xml:space="preserve">= </w:t>
+      </w:r>
+      <m:oMath>
+        <m:f>
+          <m:num>
+            <m:r>
+              <m:t>10</m:t>
+            </m:r>
+          </m:num>
+          <m:den>
+            <m:r>
+              <m:t>12</m:t>
+            </m:r>
+          </m:den>
+        </m:f>
+      </m:oMath>
+      <w:r>
+        <w:rPr>
+          <w:rFonts w:ascii="Times New Roman" w:cs="Times New Roman" w:eastAsia="Times New Roman" w:hAnsi="Times New Roman"/>
+          <w:b w:val="false"/>
+          <w:bCs w:val="false"/>
+          <w:i w:val="false"/>
+          <w:iCs w:val="false"/>
+          <w:color w:val="000000"/>
+          <w:sz w:val="24"/>
+          <w:szCs w:val="24"/>
+        </w:rPr>
+        <w:t xml:space="preserve">− </w:t>
+      </w:r>
+      <m:oMath>
+        <m:f>
+          <m:num>
+            <m:r>
+              <m:t>9</m:t>
+            </m:r>
+          </m:num>
+          <m:den>
+            <m:r>
+              <m:t>12</m:t>
+            </m:r>
+          </m:den>
+        </m:f>
+      </m:oMath>
+      <w:r>
+        <w:rPr>
+          <w:rFonts w:ascii="Times New Roman" w:cs="Times New Roman" w:eastAsia="Times New Roman" w:hAnsi="Times New Roman"/>
+          <w:b w:val="false"/>
+          <w:bCs w:val="false"/>
+          <w:i w:val="false"/>
+          <w:iCs w:val="false"/>
+          <w:color w:val="000000"/>
+          <w:sz w:val="24"/>
+          <w:szCs w:val="24"/>
+        </w:rPr>
+        <w:t xml:space="preserve">= </w:t>
+      </w:r>
+      <m:oMath>
+        <m:f>
+          <m:num>
+            <m:r>
+              <m:t>1</m:t>
+            </m:r>
+          </m:num>
+          <m:den>
+            <m:r>
+              <m:t>12</m:t>
+            </m:r>
+          </m:den>
+        </m:f>
+      </m:oMath>
+      <w:r>
+        <w:rPr>
+          <w:rFonts w:ascii="Times New Roman" w:cs="Times New Roman" w:eastAsia="Times New Roman" w:hAnsi="Times New Roman"/>
+          <w:b w:val="false"/>
+          <w:bCs w:val="false"/>
+          <w:i w:val="false"/>
+          <w:iCs w:val="false"/>
+          <w:color w:val="000000"/>
+          <w:sz w:val="24"/>
+          <w:szCs w:val="24"/>
+        </w:rPr>
+        <w:t xml:space="preserve">: il reste un douzième de réservoir. Avec les signes : −</w:t>
+      </w:r>
+      <m:oMath>
+        <m:f>
+          <m:num>
+            <m:r>
+              <m:t>3</m:t>
+            </m:r>
+          </m:num>
+          <m:den>
+            <m:r>
+              <m:t>4</m:t>
+            </m:r>
+          </m:den>
+        </m:f>
+      </m:oMath>
+      <w:r>
+        <w:rPr>
+          <w:rFonts w:ascii="Times New Roman" w:cs="Times New Roman" w:eastAsia="Times New Roman" w:hAnsi="Times New Roman"/>
+          <w:b w:val="false"/>
+          <w:bCs w:val="false"/>
+          <w:i w:val="false"/>
+          <w:iCs w:val="false"/>
+          <w:color w:val="000000"/>
+          <w:sz w:val="24"/>
+          <w:szCs w:val="24"/>
+        </w:rPr>
+        <w:t xml:space="preserve">+ </w:t>
+      </w:r>
+      <m:oMath>
+        <m:f>
+          <m:num>
+            <m:r>
+              <m:t>5</m:t>
+            </m:r>
+          </m:num>
+          <m:den>
+            <m:r>
+              <m:t>6</m:t>
+            </m:r>
+          </m:den>
+        </m:f>
+      </m:oMath>
+      <w:r>
+        <w:rPr>
+          <w:rFonts w:ascii="Times New Roman" w:cs="Times New Roman" w:eastAsia="Times New Roman" w:hAnsi="Times New Roman"/>
+          <w:b w:val="false"/>
+          <w:bCs w:val="false"/>
+          <w:i w:val="false"/>
+          <w:iCs w:val="false"/>
+          <w:color w:val="000000"/>
+          <w:sz w:val="24"/>
+          <w:szCs w:val="24"/>
+        </w:rPr>
+        <w:t xml:space="preserve">= −</w:t>
+      </w:r>
+      <m:oMath>
+        <m:f>
+          <m:num>
+            <m:r>
+              <m:t>9</m:t>
+            </m:r>
+          </m:num>
+          <m:den>
+            <m:r>
+              <m:t>12</m:t>
+            </m:r>
+          </m:den>
+        </m:f>
+      </m:oMath>
+      <w:r>
+        <w:rPr>
+          <w:rFonts w:ascii="Times New Roman" w:cs="Times New Roman" w:eastAsia="Times New Roman" w:hAnsi="Times New Roman"/>
+          <w:b w:val="false"/>
+          <w:bCs w:val="false"/>
+          <w:i w:val="false"/>
+          <w:iCs w:val="false"/>
+          <w:color w:val="000000"/>
+          <w:sz w:val="24"/>
+          <w:szCs w:val="24"/>
+        </w:rPr>
+        <w:t xml:space="preserve">+ </w:t>
+      </w:r>
+      <m:oMath>
+        <m:f>
+          <m:num>
+            <m:r>
+              <m:t>10</m:t>
+            </m:r>
+          </m:num>
+          <m:den>
+            <m:r>
+              <m:t>12</m:t>
+            </m:r>
+          </m:den>
+        </m:f>
+      </m:oMath>
+      <w:r>
+        <w:rPr>
+          <w:rFonts w:ascii="Times New Roman" w:cs="Times New Roman" w:eastAsia="Times New Roman" w:hAnsi="Times New Roman"/>
+          <w:b w:val="false"/>
+          <w:bCs w:val="false"/>
+          <w:i w:val="false"/>
+          <w:iCs w:val="false"/>
+          <w:color w:val="000000"/>
+          <w:sz w:val="24"/>
+          <w:szCs w:val="24"/>
+        </w:rPr>
+        <w:t xml:space="preserve">= (−9 + 10)/12 = </w:t>
+      </w:r>
+      <m:oMath>
+        <m:f>
+          <m:num>
+            <m:r>
+              <m:t>1</m:t>
+            </m:r>
+          </m:num>
+          <m:den>
+            <m:r>
+              <m:t>12</m:t>
+            </m:r>
+          </m:den>
+        </m:f>
+      </m:oMath>
+      <w:r>
+        <w:rPr>
+          <w:rFonts w:ascii="Times New Roman" w:cs="Times New Roman" w:eastAsia="Times New Roman" w:hAnsi="Times New Roman"/>
+          <w:b w:val="false"/>
+          <w:bCs w:val="false"/>
+          <w:i w:val="false"/>
+          <w:iCs w:val="false"/>
+          <w:color w:val="000000"/>
+          <w:sz w:val="24"/>
+          <w:szCs w:val="24"/>
+        </w:rPr>
+        <w:t xml:space="preserve">— le numérateur se calcule comme une somme de relatifs ordinaire. Astuce d’écriture : un signe moins devant une fraction peut monter au numérateur (−</w:t>
+      </w:r>
+      <m:oMath>
+        <m:f>
+          <m:num>
+            <m:r>
+              <m:t>3</m:t>
+            </m:r>
+          </m:num>
+          <m:den>
+            <m:r>
+              <m:t>4</m:t>
+            </m:r>
+          </m:den>
+        </m:f>
+      </m:oMath>
+      <w:r>
+        <w:rPr>
+          <w:rFonts w:ascii="Times New Roman" w:cs="Times New Roman" w:eastAsia="Times New Roman" w:hAnsi="Times New Roman"/>
+          <w:b w:val="false"/>
+          <w:bCs w:val="false"/>
+          <w:i w:val="false"/>
+          <w:iCs w:val="false"/>
+          <w:color w:val="000000"/>
+          <w:sz w:val="24"/>
+          <w:szCs w:val="24"/>
+        </w:rPr>
+        <w:t xml:space="preserve">= (−3)/4), ce qui rend la règle mécanique. Toujours finir par la simplification du résultat.</w:t>
+      </w:r>
+    </w:p>
+    <w:p>
+      <w:pPr>
+        <w:spacing w:after="120" w:before="120"/>
+        <w:jc w:val="center"/>
+      </w:pPr>
+      <w:r>
+        <w:drawing>
+          <wp:inline distT="0" distB="0" distL="0" distR="0">
+            <wp:extent cx="4762500" cy="2247900"/>
+            <wp:effectExtent t="0" r="0" b="0" l="0"/>
+            <wp:docPr id="4" name="" descr="" title=""/>
+            <wp:cNvGraphicFramePr>
+              <a:graphicFrameLocks xmlns:a="http://schemas.openxmlformats.org/drawingml/2006/main" noChangeAspect="1"/>
+            </wp:cNvGraphicFramePr>
+            <a:graphic xmlns:a="http://schemas.openxmlformats.org/drawingml/2006/main">
+              <a:graphicData uri="http://schemas.openxmlformats.org/drawingml/2006/picture">
+                <pic:pic xmlns:pic="http://schemas.openxmlformats.org/drawingml/2006/picture">
+                  <pic:nvPicPr>
+                    <pic:cNvPr id="0" name="" descr=""/>
+                    <pic:cNvPicPr>
+                      <a:picLocks noChangeAspect="1" noChangeArrowheads="1"/>
+                    </pic:cNvPicPr>
+                  </pic:nvPicPr>
+                  <pic:blipFill>
+                    <a:blip r:embed="rId12" cstate="none"/>
                     <a:srcRect/>
                     <a:stretch>
                       <a:fillRect/>
@@ -14749,557 +14841,15 @@
     </w:p>
     <w:p>
       <w:pPr>
-        <w:spacing w:after="110" w:line="300"/>
-        <w:jc w:val="both"/>
-      </w:pPr>
-      <w:r>
-        <w:rPr>
-          <w:rFonts w:ascii="Times New Roman" w:cs="Times New Roman" w:eastAsia="Times New Roman" w:hAnsi="Times New Roman"/>
-          <w:b/>
-          <w:bCs/>
-          <w:i w:val="false"/>
-          <w:iCs w:val="false"/>
-          <w:color w:val="2E7D32"/>
-          <w:sz w:val="24"/>
-          <w:szCs w:val="24"/>
-        </w:rPr>
-        <w:t xml:space="preserve">Définition — </w:t>
-      </w:r>
-      <w:r>
-        <w:rPr>
-          <w:rFonts w:ascii="Times New Roman" w:cs="Times New Roman" w:eastAsia="Times New Roman" w:hAnsi="Times New Roman"/>
-          <w:b/>
-          <w:bCs/>
-          <w:i w:val="false"/>
-          <w:iCs w:val="false"/>
-          <w:color w:val="000000"/>
-          <w:sz w:val="24"/>
-          <w:szCs w:val="24"/>
-        </w:rPr>
-        <w:t xml:space="preserve">Le produit de deux rationnels s’obtient en multipliant les numérateurs entre eux et les dénominateurs entre eux ; le quotient s’obtient en multipliant par l’inverse du diviseur. Le signe du résultat suit la règle des signes : mêmes signes → positif, signes contraires → négatif.</w:t>
-      </w:r>
-    </w:p>
-    <w:p>
-      <w:pPr>
-        <w:spacing w:after="110" w:line="300"/>
-        <w:jc w:val="both"/>
-      </w:pPr>
-      <w:r>
-        <w:rPr>
-          <w:rFonts w:ascii="Times New Roman" w:cs="Times New Roman" w:eastAsia="Times New Roman" w:hAnsi="Times New Roman"/>
-          <w:b/>
-          <w:bCs/>
-          <w:i w:val="false"/>
-          <w:iCs w:val="false"/>
-          <w:color w:val="1F4E79"/>
-          <w:sz w:val="24"/>
-          <w:szCs w:val="24"/>
-        </w:rPr>
-        <w:t xml:space="preserve">Autrement dit : </w:t>
-      </w:r>
-      <w:r>
-        <w:rPr>
-          <w:rFonts w:ascii="Times New Roman" w:cs="Times New Roman" w:eastAsia="Times New Roman" w:hAnsi="Times New Roman"/>
-          <w:b w:val="false"/>
-          <w:bCs w:val="false"/>
-          <w:i w:val="false"/>
-          <w:iCs w:val="false"/>
-          <w:color w:val="000000"/>
-          <w:sz w:val="24"/>
-          <w:szCs w:val="24"/>
-        </w:rPr>
-        <w:t xml:space="preserve">produit : haut × haut, bas × bas ; division : on retourne la deuxième fraction ; le signe se décide avant tout le reste.</w:t>
-      </w:r>
-    </w:p>
-    <w:p>
-      <w:pPr>
-        <w:spacing w:after="110" w:line="300"/>
-        <w:jc w:val="both"/>
-      </w:pPr>
-      <w:r>
-        <w:rPr>
-          <w:rFonts w:ascii="Times New Roman" w:cs="Times New Roman" w:eastAsia="Times New Roman" w:hAnsi="Times New Roman"/>
-          <w:b w:val="false"/>
-          <w:bCs w:val="false"/>
-          <w:i w:val="false"/>
-          <w:iCs w:val="false"/>
-          <w:color w:val="000000"/>
-          <w:sz w:val="24"/>
-          <w:szCs w:val="24"/>
-        </w:rPr>
-        <w:t xml:space="preserve">La bonne habitude : traiter le SIGNE d’abord, les nombres ensuite. (−</w:t>
-      </w:r>
-      <m:oMath>
-        <m:f>
-          <m:num>
-            <m:r>
-              <m:t>2</m:t>
-            </m:r>
-          </m:num>
-          <m:den>
-            <m:r>
-              <m:t>3</m:t>
-            </m:r>
-          </m:den>
-        </m:f>
-      </m:oMath>
-      <w:r>
-        <w:rPr>
-          <w:rFonts w:ascii="Times New Roman" w:cs="Times New Roman" w:eastAsia="Times New Roman" w:hAnsi="Times New Roman"/>
-          <w:b w:val="false"/>
-          <w:bCs w:val="false"/>
-          <w:i w:val="false"/>
-          <w:iCs w:val="false"/>
-          <w:color w:val="000000"/>
-          <w:sz w:val="24"/>
-          <w:szCs w:val="24"/>
-        </w:rPr>
-        <w:t xml:space="preserve">) × (</w:t>
-      </w:r>
-      <m:oMath>
-        <m:f>
-          <m:num>
-            <m:r>
-              <m:t>5</m:t>
-            </m:r>
-          </m:num>
-          <m:den>
-            <m:r>
-              <m:t>7</m:t>
-            </m:r>
-          </m:den>
-        </m:f>
-      </m:oMath>
-      <w:r>
-        <w:rPr>
-          <w:rFonts w:ascii="Times New Roman" w:cs="Times New Roman" w:eastAsia="Times New Roman" w:hAnsi="Times New Roman"/>
-          <w:b w:val="false"/>
-          <w:bCs w:val="false"/>
-          <w:i w:val="false"/>
-          <w:iCs w:val="false"/>
-          <w:color w:val="000000"/>
-          <w:sz w:val="24"/>
-          <w:szCs w:val="24"/>
-        </w:rPr>
-        <w:t xml:space="preserve">) : signes contraires → négatif ; puis </w:t>
-      </w:r>
-      <m:oMath>
-        <m:f>
-          <m:num>
-            <m:r>
-              <m:t>2</m:t>
-            </m:r>
-          </m:num>
-          <m:den>
-            <m:r>
-              <m:t>3</m:t>
-            </m:r>
-          </m:den>
-        </m:f>
-      </m:oMath>
-      <w:r>
-        <w:rPr>
-          <w:rFonts w:ascii="Times New Roman" w:cs="Times New Roman" w:eastAsia="Times New Roman" w:hAnsi="Times New Roman"/>
-          <w:b w:val="false"/>
-          <w:bCs w:val="false"/>
-          <w:i w:val="false"/>
-          <w:iCs w:val="false"/>
-          <w:color w:val="000000"/>
-          <w:sz w:val="24"/>
-          <w:szCs w:val="24"/>
-        </w:rPr>
-        <w:t xml:space="preserve">× </w:t>
-      </w:r>
-      <m:oMath>
-        <m:f>
-          <m:num>
-            <m:r>
-              <m:t>5</m:t>
-            </m:r>
-          </m:num>
-          <m:den>
-            <m:r>
-              <m:t>7</m:t>
-            </m:r>
-          </m:den>
-        </m:f>
-      </m:oMath>
-      <w:r>
-        <w:rPr>
-          <w:rFonts w:ascii="Times New Roman" w:cs="Times New Roman" w:eastAsia="Times New Roman" w:hAnsi="Times New Roman"/>
-          <w:b w:val="false"/>
-          <w:bCs w:val="false"/>
-          <w:i w:val="false"/>
-          <w:iCs w:val="false"/>
-          <w:color w:val="000000"/>
-          <w:sz w:val="24"/>
-          <w:szCs w:val="24"/>
-        </w:rPr>
-        <w:t xml:space="preserve">= </w:t>
-      </w:r>
-      <m:oMath>
-        <m:f>
-          <m:num>
-            <m:r>
-              <m:t>10</m:t>
-            </m:r>
-          </m:num>
-          <m:den>
-            <m:r>
-              <m:t>21</m:t>
-            </m:r>
-          </m:den>
-        </m:f>
-      </m:oMath>
-      <w:r>
-        <w:rPr>
-          <w:rFonts w:ascii="Times New Roman" w:cs="Times New Roman" w:eastAsia="Times New Roman" w:hAnsi="Times New Roman"/>
-          <w:b w:val="false"/>
-          <w:bCs w:val="false"/>
-          <w:i w:val="false"/>
-          <w:iCs w:val="false"/>
-          <w:color w:val="000000"/>
-          <w:sz w:val="24"/>
-          <w:szCs w:val="24"/>
-        </w:rPr>
-        <w:t xml:space="preserve">; résultat −</w:t>
-      </w:r>
-      <m:oMath>
-        <m:f>
-          <m:num>
-            <m:r>
-              <m:t>10</m:t>
-            </m:r>
-          </m:num>
-          <m:den>
-            <m:r>
-              <m:t>21</m:t>
-            </m:r>
-          </m:den>
-        </m:f>
-      </m:oMath>
-      <w:r>
-        <w:rPr>
-          <w:rFonts w:ascii="Times New Roman" w:cs="Times New Roman" w:eastAsia="Times New Roman" w:hAnsi="Times New Roman"/>
-          <w:b w:val="false"/>
-          <w:bCs w:val="false"/>
-          <w:i w:val="false"/>
-          <w:iCs w:val="false"/>
-          <w:color w:val="000000"/>
-          <w:sz w:val="24"/>
-          <w:szCs w:val="24"/>
-        </w:rPr>
-        <w:t xml:space="preserve">. Pour la division, l’inverse entre en scène : l’inverse de </w:t>
-      </w:r>
-      <m:oMath>
-        <m:f>
-          <m:num>
-            <m:r>
-              <m:t>5</m:t>
-            </m:r>
-          </m:num>
-          <m:den>
-            <m:r>
-              <m:t>7</m:t>
-            </m:r>
-          </m:den>
-        </m:f>
-      </m:oMath>
-      <w:r>
-        <w:rPr>
-          <w:rFonts w:ascii="Times New Roman" w:cs="Times New Roman" w:eastAsia="Times New Roman" w:hAnsi="Times New Roman"/>
-          <w:b w:val="false"/>
-          <w:bCs w:val="false"/>
-          <w:i w:val="false"/>
-          <w:iCs w:val="false"/>
-          <w:color w:val="000000"/>
-          <w:sz w:val="24"/>
-          <w:szCs w:val="24"/>
-        </w:rPr>
-        <w:t xml:space="preserve">est </w:t>
-      </w:r>
-      <m:oMath>
-        <m:f>
-          <m:num>
-            <m:r>
-              <m:t>7</m:t>
-            </m:r>
-          </m:num>
-          <m:den>
-            <m:r>
-              <m:t>5</m:t>
-            </m:r>
-          </m:den>
-        </m:f>
-      </m:oMath>
-      <w:r>
-        <w:rPr>
-          <w:rFonts w:ascii="Times New Roman" w:cs="Times New Roman" w:eastAsia="Times New Roman" w:hAnsi="Times New Roman"/>
-          <w:b w:val="false"/>
-          <w:bCs w:val="false"/>
-          <w:i w:val="false"/>
-          <w:iCs w:val="false"/>
-          <w:color w:val="000000"/>
-          <w:sz w:val="24"/>
-          <w:szCs w:val="24"/>
-        </w:rPr>
-        <w:t xml:space="preserve">, et (−</w:t>
-      </w:r>
-      <m:oMath>
-        <m:f>
-          <m:num>
-            <m:r>
-              <m:t>2</m:t>
-            </m:r>
-          </m:num>
-          <m:den>
-            <m:r>
-              <m:t>3</m:t>
-            </m:r>
-          </m:den>
-        </m:f>
-      </m:oMath>
-      <w:r>
-        <w:rPr>
-          <w:rFonts w:ascii="Times New Roman" w:cs="Times New Roman" w:eastAsia="Times New Roman" w:hAnsi="Times New Roman"/>
-          <w:b w:val="false"/>
-          <w:bCs w:val="false"/>
-          <w:i w:val="false"/>
-          <w:iCs w:val="false"/>
-          <w:color w:val="000000"/>
-          <w:sz w:val="24"/>
-          <w:szCs w:val="24"/>
-        </w:rPr>
-        <w:t xml:space="preserve">) ÷ (</w:t>
-      </w:r>
-      <m:oMath>
-        <m:f>
-          <m:num>
-            <m:r>
-              <m:t>5</m:t>
-            </m:r>
-          </m:num>
-          <m:den>
-            <m:r>
-              <m:t>7</m:t>
-            </m:r>
-          </m:den>
-        </m:f>
-      </m:oMath>
-      <w:r>
-        <w:rPr>
-          <w:rFonts w:ascii="Times New Roman" w:cs="Times New Roman" w:eastAsia="Times New Roman" w:hAnsi="Times New Roman"/>
-          <w:b w:val="false"/>
-          <w:bCs w:val="false"/>
-          <w:i w:val="false"/>
-          <w:iCs w:val="false"/>
-          <w:color w:val="000000"/>
-          <w:sz w:val="24"/>
-          <w:szCs w:val="24"/>
-        </w:rPr>
-        <w:t xml:space="preserve">) = (−</w:t>
-      </w:r>
-      <m:oMath>
-        <m:f>
-          <m:num>
-            <m:r>
-              <m:t>2</m:t>
-            </m:r>
-          </m:num>
-          <m:den>
-            <m:r>
-              <m:t>3</m:t>
-            </m:r>
-          </m:den>
-        </m:f>
-      </m:oMath>
-      <w:r>
-        <w:rPr>
-          <w:rFonts w:ascii="Times New Roman" w:cs="Times New Roman" w:eastAsia="Times New Roman" w:hAnsi="Times New Roman"/>
-          <w:b w:val="false"/>
-          <w:bCs w:val="false"/>
-          <w:i w:val="false"/>
-          <w:iCs w:val="false"/>
-          <w:color w:val="000000"/>
-          <w:sz w:val="24"/>
-          <w:szCs w:val="24"/>
-        </w:rPr>
-        <w:t xml:space="preserve">) × (</w:t>
-      </w:r>
-      <m:oMath>
-        <m:f>
-          <m:num>
-            <m:r>
-              <m:t>7</m:t>
-            </m:r>
-          </m:num>
-          <m:den>
-            <m:r>
-              <m:t>5</m:t>
-            </m:r>
-          </m:den>
-        </m:f>
-      </m:oMath>
-      <w:r>
-        <w:rPr>
-          <w:rFonts w:ascii="Times New Roman" w:cs="Times New Roman" w:eastAsia="Times New Roman" w:hAnsi="Times New Roman"/>
-          <w:b w:val="false"/>
-          <w:bCs w:val="false"/>
-          <w:i w:val="false"/>
-          <w:iCs w:val="false"/>
-          <w:color w:val="000000"/>
-          <w:sz w:val="24"/>
-          <w:szCs w:val="24"/>
-        </w:rPr>
-        <w:t xml:space="preserve">) = −</w:t>
-      </w:r>
-      <m:oMath>
-        <m:f>
-          <m:num>
-            <m:r>
-              <m:t>14</m:t>
-            </m:r>
-          </m:num>
-          <m:den>
-            <m:r>
-              <m:t>15</m:t>
-            </m:r>
-          </m:den>
-        </m:f>
-      </m:oMath>
-      <w:r>
-        <w:rPr>
-          <w:rFonts w:ascii="Times New Roman" w:cs="Times New Roman" w:eastAsia="Times New Roman" w:hAnsi="Times New Roman"/>
-          <w:b w:val="false"/>
-          <w:bCs w:val="false"/>
-          <w:i w:val="false"/>
-          <w:iCs w:val="false"/>
-          <w:color w:val="000000"/>
-          <w:sz w:val="24"/>
-          <w:szCs w:val="24"/>
-        </w:rPr>
-        <w:t xml:space="preserve">. Simplifier AVANT de multiplier allège tout : (</w:t>
-      </w:r>
-      <m:oMath>
-        <m:f>
-          <m:num>
-            <m:r>
-              <m:t>3</m:t>
-            </m:r>
-          </m:num>
-          <m:den>
-            <m:r>
-              <m:t>8</m:t>
-            </m:r>
-          </m:den>
-        </m:f>
-      </m:oMath>
-      <w:r>
-        <w:rPr>
-          <w:rFonts w:ascii="Times New Roman" w:cs="Times New Roman" w:eastAsia="Times New Roman" w:hAnsi="Times New Roman"/>
-          <w:b w:val="false"/>
-          <w:bCs w:val="false"/>
-          <w:i w:val="false"/>
-          <w:iCs w:val="false"/>
-          <w:color w:val="000000"/>
-          <w:sz w:val="24"/>
-          <w:szCs w:val="24"/>
-        </w:rPr>
-        <w:t xml:space="preserve">) × (</w:t>
-      </w:r>
-      <m:oMath>
-        <m:f>
-          <m:num>
-            <m:r>
-              <m:t>4</m:t>
-            </m:r>
-          </m:num>
-          <m:den>
-            <m:r>
-              <m:t>9</m:t>
-            </m:r>
-          </m:den>
-        </m:f>
-      </m:oMath>
-      <w:r>
-        <w:rPr>
-          <w:rFonts w:ascii="Times New Roman" w:cs="Times New Roman" w:eastAsia="Times New Roman" w:hAnsi="Times New Roman"/>
-          <w:b w:val="false"/>
-          <w:bCs w:val="false"/>
-          <w:i w:val="false"/>
-          <w:iCs w:val="false"/>
-          <w:color w:val="000000"/>
-          <w:sz w:val="24"/>
-          <w:szCs w:val="24"/>
-        </w:rPr>
-        <w:t xml:space="preserve">) = (3 × 4)/(8 × 9), on barre 3 avec 9 et 4 avec 8 → </w:t>
-      </w:r>
-      <m:oMath>
-        <m:f>
-          <m:num>
-            <m:r>
-              <m:t>1</m:t>
-            </m:r>
-          </m:num>
-          <m:den>
-            <m:r>
-              <m:t>6</m:t>
-            </m:r>
-          </m:den>
-        </m:f>
-      </m:oMath>
-      <w:r>
-        <w:rPr>
-          <w:rFonts w:ascii="Times New Roman" w:cs="Times New Roman" w:eastAsia="Times New Roman" w:hAnsi="Times New Roman"/>
-          <w:b w:val="false"/>
-          <w:bCs w:val="false"/>
-          <w:i w:val="false"/>
-          <w:iCs w:val="false"/>
-          <w:color w:val="000000"/>
-          <w:sz w:val="24"/>
-          <w:szCs w:val="24"/>
-        </w:rPr>
-        <w:t xml:space="preserve">sans gros produits. Contrairement à l’addition, aucun dénominateur commun n’est requis — c’est l’opération la plus directe sur les fractions. Et l’inverse d’un nombre garde son signe : l’inverse de −5 est −</w:t>
-      </w:r>
-      <m:oMath>
-        <m:f>
-          <m:num>
-            <m:r>
-              <m:t>1</m:t>
-            </m:r>
-          </m:num>
-          <m:den>
-            <m:r>
-              <m:t>5</m:t>
-            </m:r>
-          </m:den>
-        </m:f>
-      </m:oMath>
-      <w:r>
-        <w:rPr>
-          <w:rFonts w:ascii="Times New Roman" w:cs="Times New Roman" w:eastAsia="Times New Roman" w:hAnsi="Times New Roman"/>
-          <w:b w:val="false"/>
-          <w:bCs w:val="false"/>
-          <w:i w:val="false"/>
-          <w:iCs w:val="false"/>
-          <w:color w:val="000000"/>
-          <w:sz w:val="24"/>
-          <w:szCs w:val="24"/>
-        </w:rPr>
-        <w:t xml:space="preserve">.</w:t>
-      </w:r>
-    </w:p>
-    <w:p>
-      <w:pPr>
         <w:spacing w:after="120" w:before="120"/>
         <w:jc w:val="center"/>
       </w:pPr>
       <w:r>
         <w:drawing>
           <wp:inline distT="0" distB="0" distL="0" distR="0">
-            <wp:extent cx="4762500" cy="1905000"/>
+            <wp:extent cx="4095750" cy="2238375"/>
             <wp:effectExtent t="0" r="0" b="0" l="0"/>
-            <wp:docPr id="3" name="" descr="" title=""/>
+            <wp:docPr id="5" name="" descr="" title=""/>
             <wp:cNvGraphicFramePr>
               <a:graphicFrameLocks xmlns:a="http://schemas.openxmlformats.org/drawingml/2006/main" noChangeAspect="1"/>
             </wp:cNvGraphicFramePr>
@@ -15313,7 +14863,595 @@
                     </pic:cNvPicPr>
                   </pic:nvPicPr>
                   <pic:blipFill>
-                    <a:blip r:embed="rId11" cstate="none"/>
+                    <a:blip r:embed="rId13" cstate="none"/>
+                    <a:srcRect/>
+                    <a:stretch>
+                      <a:fillRect/>
+                    </a:stretch>
+                  </pic:blipFill>
+                  <pic:spPr bwMode="auto">
+                    <a:xfrm>
+                      <a:off x="0" y="0"/>
+                      <a:ext cx="4095750" cy="2238375"/>
+                    </a:xfrm>
+                    <a:prstGeom prst="rect">
+                      <a:avLst/>
+                    </a:prstGeom>
+                  </pic:spPr>
+                </pic:pic>
+              </a:graphicData>
+            </a:graphic>
+          </wp:inline>
+        </w:drawing>
+      </w:r>
+    </w:p>
+    <w:p>
+      <w:pPr>
+        <w:spacing w:after="110" w:line="300"/>
+        <w:jc w:val="both"/>
+      </w:pPr>
+      <w:r>
+        <w:rPr>
+          <w:rFonts w:ascii="Times New Roman" w:cs="Times New Roman" w:eastAsia="Times New Roman" w:hAnsi="Times New Roman"/>
+          <w:b/>
+          <w:bCs/>
+          <w:i w:val="false"/>
+          <w:iCs w:val="false"/>
+          <w:color w:val="2E7D32"/>
+          <w:sz w:val="24"/>
+          <w:szCs w:val="24"/>
+        </w:rPr>
+        <w:t xml:space="preserve">Définition — </w:t>
+      </w:r>
+      <w:r>
+        <w:rPr>
+          <w:rFonts w:ascii="Times New Roman" w:cs="Times New Roman" w:eastAsia="Times New Roman" w:hAnsi="Times New Roman"/>
+          <w:b/>
+          <w:bCs/>
+          <w:i w:val="false"/>
+          <w:iCs w:val="false"/>
+          <w:color w:val="000000"/>
+          <w:sz w:val="24"/>
+          <w:szCs w:val="24"/>
+        </w:rPr>
+        <w:t xml:space="preserve">Le produit de deux rationnels s’obtient en multipliant les numérateurs entre eux et les dénominateurs entre eux ; le quotient s’obtient en multipliant par l’inverse du diviseur. Le signe du résultat suit la règle des signes : mêmes signes → positif, signes contraires → négatif.</w:t>
+      </w:r>
+    </w:p>
+    <w:p>
+      <w:pPr>
+        <w:spacing w:after="110" w:line="300"/>
+        <w:jc w:val="both"/>
+      </w:pPr>
+      <w:r>
+        <w:rPr>
+          <w:rFonts w:ascii="Times New Roman" w:cs="Times New Roman" w:eastAsia="Times New Roman" w:hAnsi="Times New Roman"/>
+          <w:b/>
+          <w:bCs/>
+          <w:i w:val="false"/>
+          <w:iCs w:val="false"/>
+          <w:color w:val="1F4E79"/>
+          <w:sz w:val="24"/>
+          <w:szCs w:val="24"/>
+        </w:rPr>
+        <w:t xml:space="preserve">Autrement dit : </w:t>
+      </w:r>
+      <w:r>
+        <w:rPr>
+          <w:rFonts w:ascii="Times New Roman" w:cs="Times New Roman" w:eastAsia="Times New Roman" w:hAnsi="Times New Roman"/>
+          <w:b w:val="false"/>
+          <w:bCs w:val="false"/>
+          <w:i w:val="false"/>
+          <w:iCs w:val="false"/>
+          <w:color w:val="000000"/>
+          <w:sz w:val="24"/>
+          <w:szCs w:val="24"/>
+        </w:rPr>
+        <w:t xml:space="preserve">produit : haut × haut, bas × bas ; division : on retourne la deuxième fraction ; le signe se décide avant tout le reste.</w:t>
+      </w:r>
+    </w:p>
+    <w:p>
+      <w:pPr>
+        <w:spacing w:after="110" w:line="300"/>
+        <w:jc w:val="both"/>
+      </w:pPr>
+      <w:r>
+        <w:rPr>
+          <w:rFonts w:ascii="Times New Roman" w:cs="Times New Roman" w:eastAsia="Times New Roman" w:hAnsi="Times New Roman"/>
+          <w:b w:val="false"/>
+          <w:bCs w:val="false"/>
+          <w:i w:val="false"/>
+          <w:iCs w:val="false"/>
+          <w:color w:val="000000"/>
+          <w:sz w:val="24"/>
+          <w:szCs w:val="24"/>
+        </w:rPr>
+        <w:t xml:space="preserve">La bonne habitude : traiter le SIGNE d’abord, les nombres ensuite. (−</w:t>
+      </w:r>
+      <m:oMath>
+        <m:f>
+          <m:num>
+            <m:r>
+              <m:t>2</m:t>
+            </m:r>
+          </m:num>
+          <m:den>
+            <m:r>
+              <m:t>3</m:t>
+            </m:r>
+          </m:den>
+        </m:f>
+      </m:oMath>
+      <w:r>
+        <w:rPr>
+          <w:rFonts w:ascii="Times New Roman" w:cs="Times New Roman" w:eastAsia="Times New Roman" w:hAnsi="Times New Roman"/>
+          <w:b w:val="false"/>
+          <w:bCs w:val="false"/>
+          <w:i w:val="false"/>
+          <w:iCs w:val="false"/>
+          <w:color w:val="000000"/>
+          <w:sz w:val="24"/>
+          <w:szCs w:val="24"/>
+        </w:rPr>
+        <w:t xml:space="preserve">) × (</w:t>
+      </w:r>
+      <m:oMath>
+        <m:f>
+          <m:num>
+            <m:r>
+              <m:t>5</m:t>
+            </m:r>
+          </m:num>
+          <m:den>
+            <m:r>
+              <m:t>7</m:t>
+            </m:r>
+          </m:den>
+        </m:f>
+      </m:oMath>
+      <w:r>
+        <w:rPr>
+          <w:rFonts w:ascii="Times New Roman" w:cs="Times New Roman" w:eastAsia="Times New Roman" w:hAnsi="Times New Roman"/>
+          <w:b w:val="false"/>
+          <w:bCs w:val="false"/>
+          <w:i w:val="false"/>
+          <w:iCs w:val="false"/>
+          <w:color w:val="000000"/>
+          <w:sz w:val="24"/>
+          <w:szCs w:val="24"/>
+        </w:rPr>
+        <w:t xml:space="preserve">) : signes contraires → négatif ; puis </w:t>
+      </w:r>
+      <m:oMath>
+        <m:f>
+          <m:num>
+            <m:r>
+              <m:t>2</m:t>
+            </m:r>
+          </m:num>
+          <m:den>
+            <m:r>
+              <m:t>3</m:t>
+            </m:r>
+          </m:den>
+        </m:f>
+      </m:oMath>
+      <w:r>
+        <w:rPr>
+          <w:rFonts w:ascii="Times New Roman" w:cs="Times New Roman" w:eastAsia="Times New Roman" w:hAnsi="Times New Roman"/>
+          <w:b w:val="false"/>
+          <w:bCs w:val="false"/>
+          <w:i w:val="false"/>
+          <w:iCs w:val="false"/>
+          <w:color w:val="000000"/>
+          <w:sz w:val="24"/>
+          <w:szCs w:val="24"/>
+        </w:rPr>
+        <w:t xml:space="preserve">× </w:t>
+      </w:r>
+      <m:oMath>
+        <m:f>
+          <m:num>
+            <m:r>
+              <m:t>5</m:t>
+            </m:r>
+          </m:num>
+          <m:den>
+            <m:r>
+              <m:t>7</m:t>
+            </m:r>
+          </m:den>
+        </m:f>
+      </m:oMath>
+      <w:r>
+        <w:rPr>
+          <w:rFonts w:ascii="Times New Roman" w:cs="Times New Roman" w:eastAsia="Times New Roman" w:hAnsi="Times New Roman"/>
+          <w:b w:val="false"/>
+          <w:bCs w:val="false"/>
+          <w:i w:val="false"/>
+          <w:iCs w:val="false"/>
+          <w:color w:val="000000"/>
+          <w:sz w:val="24"/>
+          <w:szCs w:val="24"/>
+        </w:rPr>
+        <w:t xml:space="preserve">= </w:t>
+      </w:r>
+      <m:oMath>
+        <m:f>
+          <m:num>
+            <m:r>
+              <m:t>10</m:t>
+            </m:r>
+          </m:num>
+          <m:den>
+            <m:r>
+              <m:t>21</m:t>
+            </m:r>
+          </m:den>
+        </m:f>
+      </m:oMath>
+      <w:r>
+        <w:rPr>
+          <w:rFonts w:ascii="Times New Roman" w:cs="Times New Roman" w:eastAsia="Times New Roman" w:hAnsi="Times New Roman"/>
+          <w:b w:val="false"/>
+          <w:bCs w:val="false"/>
+          <w:i w:val="false"/>
+          <w:iCs w:val="false"/>
+          <w:color w:val="000000"/>
+          <w:sz w:val="24"/>
+          <w:szCs w:val="24"/>
+        </w:rPr>
+        <w:t xml:space="preserve">; résultat −</w:t>
+      </w:r>
+      <m:oMath>
+        <m:f>
+          <m:num>
+            <m:r>
+              <m:t>10</m:t>
+            </m:r>
+          </m:num>
+          <m:den>
+            <m:r>
+              <m:t>21</m:t>
+            </m:r>
+          </m:den>
+        </m:f>
+      </m:oMath>
+      <w:r>
+        <w:rPr>
+          <w:rFonts w:ascii="Times New Roman" w:cs="Times New Roman" w:eastAsia="Times New Roman" w:hAnsi="Times New Roman"/>
+          <w:b w:val="false"/>
+          <w:bCs w:val="false"/>
+          <w:i w:val="false"/>
+          <w:iCs w:val="false"/>
+          <w:color w:val="000000"/>
+          <w:sz w:val="24"/>
+          <w:szCs w:val="24"/>
+        </w:rPr>
+        <w:t xml:space="preserve">. Pour la division, l’inverse entre en scène : l’inverse de </w:t>
+      </w:r>
+      <m:oMath>
+        <m:f>
+          <m:num>
+            <m:r>
+              <m:t>5</m:t>
+            </m:r>
+          </m:num>
+          <m:den>
+            <m:r>
+              <m:t>7</m:t>
+            </m:r>
+          </m:den>
+        </m:f>
+      </m:oMath>
+      <w:r>
+        <w:rPr>
+          <w:rFonts w:ascii="Times New Roman" w:cs="Times New Roman" w:eastAsia="Times New Roman" w:hAnsi="Times New Roman"/>
+          <w:b w:val="false"/>
+          <w:bCs w:val="false"/>
+          <w:i w:val="false"/>
+          <w:iCs w:val="false"/>
+          <w:color w:val="000000"/>
+          <w:sz w:val="24"/>
+          <w:szCs w:val="24"/>
+        </w:rPr>
+        <w:t xml:space="preserve">est </w:t>
+      </w:r>
+      <m:oMath>
+        <m:f>
+          <m:num>
+            <m:r>
+              <m:t>7</m:t>
+            </m:r>
+          </m:num>
+          <m:den>
+            <m:r>
+              <m:t>5</m:t>
+            </m:r>
+          </m:den>
+        </m:f>
+      </m:oMath>
+      <w:r>
+        <w:rPr>
+          <w:rFonts w:ascii="Times New Roman" w:cs="Times New Roman" w:eastAsia="Times New Roman" w:hAnsi="Times New Roman"/>
+          <w:b w:val="false"/>
+          <w:bCs w:val="false"/>
+          <w:i w:val="false"/>
+          <w:iCs w:val="false"/>
+          <w:color w:val="000000"/>
+          <w:sz w:val="24"/>
+          <w:szCs w:val="24"/>
+        </w:rPr>
+        <w:t xml:space="preserve">, et (−</w:t>
+      </w:r>
+      <m:oMath>
+        <m:f>
+          <m:num>
+            <m:r>
+              <m:t>2</m:t>
+            </m:r>
+          </m:num>
+          <m:den>
+            <m:r>
+              <m:t>3</m:t>
+            </m:r>
+          </m:den>
+        </m:f>
+      </m:oMath>
+      <w:r>
+        <w:rPr>
+          <w:rFonts w:ascii="Times New Roman" w:cs="Times New Roman" w:eastAsia="Times New Roman" w:hAnsi="Times New Roman"/>
+          <w:b w:val="false"/>
+          <w:bCs w:val="false"/>
+          <w:i w:val="false"/>
+          <w:iCs w:val="false"/>
+          <w:color w:val="000000"/>
+          <w:sz w:val="24"/>
+          <w:szCs w:val="24"/>
+        </w:rPr>
+        <w:t xml:space="preserve">) ÷ (</w:t>
+      </w:r>
+      <m:oMath>
+        <m:f>
+          <m:num>
+            <m:r>
+              <m:t>5</m:t>
+            </m:r>
+          </m:num>
+          <m:den>
+            <m:r>
+              <m:t>7</m:t>
+            </m:r>
+          </m:den>
+        </m:f>
+      </m:oMath>
+      <w:r>
+        <w:rPr>
+          <w:rFonts w:ascii="Times New Roman" w:cs="Times New Roman" w:eastAsia="Times New Roman" w:hAnsi="Times New Roman"/>
+          <w:b w:val="false"/>
+          <w:bCs w:val="false"/>
+          <w:i w:val="false"/>
+          <w:iCs w:val="false"/>
+          <w:color w:val="000000"/>
+          <w:sz w:val="24"/>
+          <w:szCs w:val="24"/>
+        </w:rPr>
+        <w:t xml:space="preserve">) = (−</w:t>
+      </w:r>
+      <m:oMath>
+        <m:f>
+          <m:num>
+            <m:r>
+              <m:t>2</m:t>
+            </m:r>
+          </m:num>
+          <m:den>
+            <m:r>
+              <m:t>3</m:t>
+            </m:r>
+          </m:den>
+        </m:f>
+      </m:oMath>
+      <w:r>
+        <w:rPr>
+          <w:rFonts w:ascii="Times New Roman" w:cs="Times New Roman" w:eastAsia="Times New Roman" w:hAnsi="Times New Roman"/>
+          <w:b w:val="false"/>
+          <w:bCs w:val="false"/>
+          <w:i w:val="false"/>
+          <w:iCs w:val="false"/>
+          <w:color w:val="000000"/>
+          <w:sz w:val="24"/>
+          <w:szCs w:val="24"/>
+        </w:rPr>
+        <w:t xml:space="preserve">) × (</w:t>
+      </w:r>
+      <m:oMath>
+        <m:f>
+          <m:num>
+            <m:r>
+              <m:t>7</m:t>
+            </m:r>
+          </m:num>
+          <m:den>
+            <m:r>
+              <m:t>5</m:t>
+            </m:r>
+          </m:den>
+        </m:f>
+      </m:oMath>
+      <w:r>
+        <w:rPr>
+          <w:rFonts w:ascii="Times New Roman" w:cs="Times New Roman" w:eastAsia="Times New Roman" w:hAnsi="Times New Roman"/>
+          <w:b w:val="false"/>
+          <w:bCs w:val="false"/>
+          <w:i w:val="false"/>
+          <w:iCs w:val="false"/>
+          <w:color w:val="000000"/>
+          <w:sz w:val="24"/>
+          <w:szCs w:val="24"/>
+        </w:rPr>
+        <w:t xml:space="preserve">) = −</w:t>
+      </w:r>
+      <m:oMath>
+        <m:f>
+          <m:num>
+            <m:r>
+              <m:t>14</m:t>
+            </m:r>
+          </m:num>
+          <m:den>
+            <m:r>
+              <m:t>15</m:t>
+            </m:r>
+          </m:den>
+        </m:f>
+      </m:oMath>
+      <w:r>
+        <w:rPr>
+          <w:rFonts w:ascii="Times New Roman" w:cs="Times New Roman" w:eastAsia="Times New Roman" w:hAnsi="Times New Roman"/>
+          <w:b w:val="false"/>
+          <w:bCs w:val="false"/>
+          <w:i w:val="false"/>
+          <w:iCs w:val="false"/>
+          <w:color w:val="000000"/>
+          <w:sz w:val="24"/>
+          <w:szCs w:val="24"/>
+        </w:rPr>
+        <w:t xml:space="preserve">. Simplifier AVANT de multiplier allège tout : (</w:t>
+      </w:r>
+      <m:oMath>
+        <m:f>
+          <m:num>
+            <m:r>
+              <m:t>3</m:t>
+            </m:r>
+          </m:num>
+          <m:den>
+            <m:r>
+              <m:t>8</m:t>
+            </m:r>
+          </m:den>
+        </m:f>
+      </m:oMath>
+      <w:r>
+        <w:rPr>
+          <w:rFonts w:ascii="Times New Roman" w:cs="Times New Roman" w:eastAsia="Times New Roman" w:hAnsi="Times New Roman"/>
+          <w:b w:val="false"/>
+          <w:bCs w:val="false"/>
+          <w:i w:val="false"/>
+          <w:iCs w:val="false"/>
+          <w:color w:val="000000"/>
+          <w:sz w:val="24"/>
+          <w:szCs w:val="24"/>
+        </w:rPr>
+        <w:t xml:space="preserve">) × (</w:t>
+      </w:r>
+      <m:oMath>
+        <m:f>
+          <m:num>
+            <m:r>
+              <m:t>4</m:t>
+            </m:r>
+          </m:num>
+          <m:den>
+            <m:r>
+              <m:t>9</m:t>
+            </m:r>
+          </m:den>
+        </m:f>
+      </m:oMath>
+      <w:r>
+        <w:rPr>
+          <w:rFonts w:ascii="Times New Roman" w:cs="Times New Roman" w:eastAsia="Times New Roman" w:hAnsi="Times New Roman"/>
+          <w:b w:val="false"/>
+          <w:bCs w:val="false"/>
+          <w:i w:val="false"/>
+          <w:iCs w:val="false"/>
+          <w:color w:val="000000"/>
+          <w:sz w:val="24"/>
+          <w:szCs w:val="24"/>
+        </w:rPr>
+        <w:t xml:space="preserve">) = (3 × 4)/(8 × 9), on barre 3 avec 9 et 4 avec 8 → </w:t>
+      </w:r>
+      <m:oMath>
+        <m:f>
+          <m:num>
+            <m:r>
+              <m:t>1</m:t>
+            </m:r>
+          </m:num>
+          <m:den>
+            <m:r>
+              <m:t>6</m:t>
+            </m:r>
+          </m:den>
+        </m:f>
+      </m:oMath>
+      <w:r>
+        <w:rPr>
+          <w:rFonts w:ascii="Times New Roman" w:cs="Times New Roman" w:eastAsia="Times New Roman" w:hAnsi="Times New Roman"/>
+          <w:b w:val="false"/>
+          <w:bCs w:val="false"/>
+          <w:i w:val="false"/>
+          <w:iCs w:val="false"/>
+          <w:color w:val="000000"/>
+          <w:sz w:val="24"/>
+          <w:szCs w:val="24"/>
+        </w:rPr>
+        <w:t xml:space="preserve">sans gros produits. Contrairement à l’addition, aucun dénominateur commun n’est requis — c’est l’opération la plus directe sur les fractions. Et l’inverse d’un nombre garde son signe : l’inverse de −5 est −</w:t>
+      </w:r>
+      <m:oMath>
+        <m:f>
+          <m:num>
+            <m:r>
+              <m:t>1</m:t>
+            </m:r>
+          </m:num>
+          <m:den>
+            <m:r>
+              <m:t>5</m:t>
+            </m:r>
+          </m:den>
+        </m:f>
+      </m:oMath>
+      <w:r>
+        <w:rPr>
+          <w:rFonts w:ascii="Times New Roman" w:cs="Times New Roman" w:eastAsia="Times New Roman" w:hAnsi="Times New Roman"/>
+          <w:b w:val="false"/>
+          <w:bCs w:val="false"/>
+          <w:i w:val="false"/>
+          <w:iCs w:val="false"/>
+          <w:color w:val="000000"/>
+          <w:sz w:val="24"/>
+          <w:szCs w:val="24"/>
+        </w:rPr>
+        <w:t xml:space="preserve">.</w:t>
+      </w:r>
+    </w:p>
+    <w:p>
+      <w:pPr>
+        <w:spacing w:after="120" w:before="120"/>
+        <w:jc w:val="center"/>
+      </w:pPr>
+      <w:r>
+        <w:drawing>
+          <wp:inline distT="0" distB="0" distL="0" distR="0">
+            <wp:extent cx="4762500" cy="1905000"/>
+            <wp:effectExtent t="0" r="0" b="0" l="0"/>
+            <wp:docPr id="6" name="" descr="" title=""/>
+            <wp:cNvGraphicFramePr>
+              <a:graphicFrameLocks xmlns:a="http://schemas.openxmlformats.org/drawingml/2006/main" noChangeAspect="1"/>
+            </wp:cNvGraphicFramePr>
+            <a:graphic xmlns:a="http://schemas.openxmlformats.org/drawingml/2006/main">
+              <a:graphicData uri="http://schemas.openxmlformats.org/drawingml/2006/picture">
+                <pic:pic xmlns:pic="http://schemas.openxmlformats.org/drawingml/2006/picture">
+                  <pic:nvPicPr>
+                    <pic:cNvPr id="0" name="" descr=""/>
+                    <pic:cNvPicPr>
+                      <a:picLocks noChangeAspect="1" noChangeArrowheads="1"/>
+                    </pic:cNvPicPr>
+                  </pic:nvPicPr>
+                  <pic:blipFill>
+                    <a:blip r:embed="rId14" cstate="none"/>
                     <a:srcRect/>
                     <a:stretch>
                       <a:fillRect/>
@@ -21081,449 +21219,15 @@
     </w:p>
     <w:p>
       <w:pPr>
-        <w:spacing w:after="110" w:line="300"/>
-        <w:jc w:val="both"/>
-      </w:pPr>
-      <w:r>
-        <w:rPr>
-          <w:rFonts w:ascii="Times New Roman" w:cs="Times New Roman" w:eastAsia="Times New Roman" w:hAnsi="Times New Roman"/>
-          <w:b/>
-          <w:bCs/>
-          <w:i w:val="false"/>
-          <w:iCs w:val="false"/>
-          <w:color w:val="2E7D32"/>
-          <w:sz w:val="24"/>
-          <w:szCs w:val="24"/>
-        </w:rPr>
-        <w:t xml:space="preserve">Définition — </w:t>
-      </w:r>
-      <w:r>
-        <w:rPr>
-          <w:rFonts w:ascii="Times New Roman" w:cs="Times New Roman" w:eastAsia="Times New Roman" w:hAnsi="Times New Roman"/>
-          <w:b/>
-          <w:bCs/>
-          <w:i w:val="false"/>
-          <w:iCs w:val="false"/>
-          <w:color w:val="000000"/>
-          <w:sz w:val="24"/>
-          <w:szCs w:val="24"/>
-        </w:rPr>
-        <w:t xml:space="preserve">Dans une chaîne d’opérations, on effectue d’abord les calculs entre parenthèses, puis les exposants, puis les multiplications et divisions, enfin les additions et soustractions. À priorité égale, on calcule de gauche à droite.</w:t>
-      </w:r>
-    </w:p>
-    <w:p>
-      <w:pPr>
-        <w:spacing w:after="110" w:line="300"/>
-        <w:jc w:val="both"/>
-      </w:pPr>
-      <w:r>
-        <w:rPr>
-          <w:rFonts w:ascii="Times New Roman" w:cs="Times New Roman" w:eastAsia="Times New Roman" w:hAnsi="Times New Roman"/>
-          <w:b/>
-          <w:bCs/>
-          <w:i w:val="false"/>
-          <w:iCs w:val="false"/>
-          <w:color w:val="1F4E79"/>
-          <w:sz w:val="24"/>
-          <w:szCs w:val="24"/>
-        </w:rPr>
-        <w:t xml:space="preserve">Autrement dit : </w:t>
-      </w:r>
-      <w:r>
-        <w:rPr>
-          <w:rFonts w:ascii="Times New Roman" w:cs="Times New Roman" w:eastAsia="Times New Roman" w:hAnsi="Times New Roman"/>
-          <w:b w:val="false"/>
-          <w:bCs w:val="false"/>
-          <w:i w:val="false"/>
-          <w:iCs w:val="false"/>
-          <w:color w:val="000000"/>
-          <w:sz w:val="24"/>
-          <w:szCs w:val="24"/>
-        </w:rPr>
-        <w:t xml:space="preserve">quatre étages : parenthèses → exposants → × ÷ → + − ; au même étage, on avance de gauche à droite.</w:t>
-      </w:r>
-    </w:p>
-    <w:p>
-      <w:pPr>
-        <w:spacing w:after="110" w:line="300"/>
-        <w:jc w:val="both"/>
-      </w:pPr>
-      <w:r>
-        <w:rPr>
-          <w:rFonts w:ascii="Times New Roman" w:cs="Times New Roman" w:eastAsia="Times New Roman" w:hAnsi="Times New Roman"/>
-          <w:b w:val="false"/>
-          <w:bCs w:val="false"/>
-          <w:i w:val="false"/>
-          <w:iCs w:val="false"/>
-          <w:color w:val="000000"/>
-          <w:sz w:val="24"/>
-          <w:szCs w:val="24"/>
-        </w:rPr>
-        <w:t xml:space="preserve">La nouveauté T9 : la règle vaut pour TOUS les rationnels, signes et fractions compris. </w:t>
-      </w:r>
-      <m:oMath>
-        <m:f>
-          <m:num>
-            <m:r>
-              <m:t>1</m:t>
-            </m:r>
-          </m:num>
-          <m:den>
-            <m:r>
-              <m:t>2</m:t>
-            </m:r>
-          </m:den>
-        </m:f>
-      </m:oMath>
-      <w:r>
-        <w:rPr>
-          <w:rFonts w:ascii="Times New Roman" w:cs="Times New Roman" w:eastAsia="Times New Roman" w:hAnsi="Times New Roman"/>
-          <w:b w:val="false"/>
-          <w:bCs w:val="false"/>
-          <w:i w:val="false"/>
-          <w:iCs w:val="false"/>
-          <w:color w:val="000000"/>
-          <w:sz w:val="24"/>
-          <w:szCs w:val="24"/>
-        </w:rPr>
-        <w:t xml:space="preserve">+ </w:t>
-      </w:r>
-      <m:oMath>
-        <m:f>
-          <m:num>
-            <m:r>
-              <m:t>1</m:t>
-            </m:r>
-          </m:num>
-          <m:den>
-            <m:r>
-              <m:t>2</m:t>
-            </m:r>
-          </m:den>
-        </m:f>
-      </m:oMath>
-      <w:r>
-        <w:rPr>
-          <w:rFonts w:ascii="Times New Roman" w:cs="Times New Roman" w:eastAsia="Times New Roman" w:hAnsi="Times New Roman"/>
-          <w:b w:val="false"/>
-          <w:bCs w:val="false"/>
-          <w:i w:val="false"/>
-          <w:iCs w:val="false"/>
-          <w:color w:val="000000"/>
-          <w:sz w:val="24"/>
-          <w:szCs w:val="24"/>
-        </w:rPr>
-        <w:t xml:space="preserve">× (</w:t>
-      </w:r>
-      <m:oMath>
-        <m:f>
-          <m:num>
-            <m:r>
-              <m:t>3</m:t>
-            </m:r>
-          </m:num>
-          <m:den>
-            <m:r>
-              <m:t>4</m:t>
-            </m:r>
-          </m:den>
-        </m:f>
-      </m:oMath>
-      <w:r>
-        <w:rPr>
-          <w:rFonts w:ascii="Times New Roman" w:cs="Times New Roman" w:eastAsia="Times New Roman" w:hAnsi="Times New Roman"/>
-          <w:b w:val="false"/>
-          <w:bCs w:val="false"/>
-          <w:i w:val="false"/>
-          <w:iCs w:val="false"/>
-          <w:color w:val="000000"/>
-          <w:sz w:val="24"/>
-          <w:szCs w:val="24"/>
-        </w:rPr>
-        <w:t xml:space="preserve">)² se déroule ainsi : parenthèse déjà réduite, exposant (</w:t>
-      </w:r>
-      <m:oMath>
-        <m:f>
-          <m:num>
-            <m:r>
-              <m:t>3</m:t>
-            </m:r>
-          </m:num>
-          <m:den>
-            <m:r>
-              <m:t>4</m:t>
-            </m:r>
-          </m:den>
-        </m:f>
-      </m:oMath>
-      <w:r>
-        <w:rPr>
-          <w:rFonts w:ascii="Times New Roman" w:cs="Times New Roman" w:eastAsia="Times New Roman" w:hAnsi="Times New Roman"/>
-          <w:b w:val="false"/>
-          <w:bCs w:val="false"/>
-          <w:i w:val="false"/>
-          <w:iCs w:val="false"/>
-          <w:color w:val="000000"/>
-          <w:sz w:val="24"/>
-          <w:szCs w:val="24"/>
-        </w:rPr>
-        <w:t xml:space="preserve">)² = </w:t>
-      </w:r>
-      <m:oMath>
-        <m:f>
-          <m:num>
-            <m:r>
-              <m:t>9</m:t>
-            </m:r>
-          </m:num>
-          <m:den>
-            <m:r>
-              <m:t>16</m:t>
-            </m:r>
-          </m:den>
-        </m:f>
-      </m:oMath>
-      <w:r>
-        <w:rPr>
-          <w:rFonts w:ascii="Times New Roman" w:cs="Times New Roman" w:eastAsia="Times New Roman" w:hAnsi="Times New Roman"/>
-          <w:b w:val="false"/>
-          <w:bCs w:val="false"/>
-          <w:i w:val="false"/>
-          <w:iCs w:val="false"/>
-          <w:color w:val="000000"/>
-          <w:sz w:val="24"/>
-          <w:szCs w:val="24"/>
-        </w:rPr>
-        <w:t xml:space="preserve">, multiplication </w:t>
-      </w:r>
-      <m:oMath>
-        <m:f>
-          <m:num>
-            <m:r>
-              <m:t>1</m:t>
-            </m:r>
-          </m:num>
-          <m:den>
-            <m:r>
-              <m:t>2</m:t>
-            </m:r>
-          </m:den>
-        </m:f>
-      </m:oMath>
-      <w:r>
-        <w:rPr>
-          <w:rFonts w:ascii="Times New Roman" w:cs="Times New Roman" w:eastAsia="Times New Roman" w:hAnsi="Times New Roman"/>
-          <w:b w:val="false"/>
-          <w:bCs w:val="false"/>
-          <w:i w:val="false"/>
-          <w:iCs w:val="false"/>
-          <w:color w:val="000000"/>
-          <w:sz w:val="24"/>
-          <w:szCs w:val="24"/>
-        </w:rPr>
-        <w:t xml:space="preserve">× </w:t>
-      </w:r>
-      <m:oMath>
-        <m:f>
-          <m:num>
-            <m:r>
-              <m:t>9</m:t>
-            </m:r>
-          </m:num>
-          <m:den>
-            <m:r>
-              <m:t>16</m:t>
-            </m:r>
-          </m:den>
-        </m:f>
-      </m:oMath>
-      <w:r>
-        <w:rPr>
-          <w:rFonts w:ascii="Times New Roman" w:cs="Times New Roman" w:eastAsia="Times New Roman" w:hAnsi="Times New Roman"/>
-          <w:b w:val="false"/>
-          <w:bCs w:val="false"/>
-          <w:i w:val="false"/>
-          <w:iCs w:val="false"/>
-          <w:color w:val="000000"/>
-          <w:sz w:val="24"/>
-          <w:szCs w:val="24"/>
-        </w:rPr>
-        <w:t xml:space="preserve">= </w:t>
-      </w:r>
-      <m:oMath>
-        <m:f>
-          <m:num>
-            <m:r>
-              <m:t>9</m:t>
-            </m:r>
-          </m:num>
-          <m:den>
-            <m:r>
-              <m:t>32</m:t>
-            </m:r>
-          </m:den>
-        </m:f>
-      </m:oMath>
-      <w:r>
-        <w:rPr>
-          <w:rFonts w:ascii="Times New Roman" w:cs="Times New Roman" w:eastAsia="Times New Roman" w:hAnsi="Times New Roman"/>
-          <w:b w:val="false"/>
-          <w:bCs w:val="false"/>
-          <w:i w:val="false"/>
-          <w:iCs w:val="false"/>
-          <w:color w:val="000000"/>
-          <w:sz w:val="24"/>
-          <w:szCs w:val="24"/>
-        </w:rPr>
-        <w:t xml:space="preserve">, addition </w:t>
-      </w:r>
-      <m:oMath>
-        <m:f>
-          <m:num>
-            <m:r>
-              <m:t>1</m:t>
-            </m:r>
-          </m:num>
-          <m:den>
-            <m:r>
-              <m:t>2</m:t>
-            </m:r>
-          </m:den>
-        </m:f>
-      </m:oMath>
-      <w:r>
-        <w:rPr>
-          <w:rFonts w:ascii="Times New Roman" w:cs="Times New Roman" w:eastAsia="Times New Roman" w:hAnsi="Times New Roman"/>
-          <w:b w:val="false"/>
-          <w:bCs w:val="false"/>
-          <w:i w:val="false"/>
-          <w:iCs w:val="false"/>
-          <w:color w:val="000000"/>
-          <w:sz w:val="24"/>
-          <w:szCs w:val="24"/>
-        </w:rPr>
-        <w:t xml:space="preserve">+ </w:t>
-      </w:r>
-      <m:oMath>
-        <m:f>
-          <m:num>
-            <m:r>
-              <m:t>9</m:t>
-            </m:r>
-          </m:num>
-          <m:den>
-            <m:r>
-              <m:t>32</m:t>
-            </m:r>
-          </m:den>
-        </m:f>
-      </m:oMath>
-      <w:r>
-        <w:rPr>
-          <w:rFonts w:ascii="Times New Roman" w:cs="Times New Roman" w:eastAsia="Times New Roman" w:hAnsi="Times New Roman"/>
-          <w:b w:val="false"/>
-          <w:bCs w:val="false"/>
-          <w:i w:val="false"/>
-          <w:iCs w:val="false"/>
-          <w:color w:val="000000"/>
-          <w:sz w:val="24"/>
-          <w:szCs w:val="24"/>
-        </w:rPr>
-        <w:t xml:space="preserve">= </w:t>
-      </w:r>
-      <m:oMath>
-        <m:f>
-          <m:num>
-            <m:r>
-              <m:t>16</m:t>
-            </m:r>
-          </m:num>
-          <m:den>
-            <m:r>
-              <m:t>32</m:t>
-            </m:r>
-          </m:den>
-        </m:f>
-      </m:oMath>
-      <w:r>
-        <w:rPr>
-          <w:rFonts w:ascii="Times New Roman" w:cs="Times New Roman" w:eastAsia="Times New Roman" w:hAnsi="Times New Roman"/>
-          <w:b w:val="false"/>
-          <w:bCs w:val="false"/>
-          <w:i w:val="false"/>
-          <w:iCs w:val="false"/>
-          <w:color w:val="000000"/>
-          <w:sz w:val="24"/>
-          <w:szCs w:val="24"/>
-        </w:rPr>
-        <w:t xml:space="preserve">+ </w:t>
-      </w:r>
-      <m:oMath>
-        <m:f>
-          <m:num>
-            <m:r>
-              <m:t>9</m:t>
-            </m:r>
-          </m:num>
-          <m:den>
-            <m:r>
-              <m:t>32</m:t>
-            </m:r>
-          </m:den>
-        </m:f>
-      </m:oMath>
-      <w:r>
-        <w:rPr>
-          <w:rFonts w:ascii="Times New Roman" w:cs="Times New Roman" w:eastAsia="Times New Roman" w:hAnsi="Times New Roman"/>
-          <w:b w:val="false"/>
-          <w:bCs w:val="false"/>
-          <w:i w:val="false"/>
-          <w:iCs w:val="false"/>
-          <w:color w:val="000000"/>
-          <w:sz w:val="24"/>
-          <w:szCs w:val="24"/>
-        </w:rPr>
-        <w:t xml:space="preserve">= </w:t>
-      </w:r>
-      <m:oMath>
-        <m:f>
-          <m:num>
-            <m:r>
-              <m:t>25</m:t>
-            </m:r>
-          </m:num>
-          <m:den>
-            <m:r>
-              <m:t>32</m:t>
-            </m:r>
-          </m:den>
-        </m:f>
-      </m:oMath>
-      <w:r>
-        <w:rPr>
-          <w:rFonts w:ascii="Times New Roman" w:cs="Times New Roman" w:eastAsia="Times New Roman" w:hAnsi="Times New Roman"/>
-          <w:b w:val="false"/>
-          <w:bCs w:val="false"/>
-          <w:i w:val="false"/>
-          <w:iCs w:val="false"/>
-          <w:color w:val="000000"/>
-          <w:sz w:val="24"/>
-          <w:szCs w:val="24"/>
-        </w:rPr>
-        <w:t xml:space="preserve">— Vola gagne. Pièges de signes : dans −3², l’exposant ne porte que sur 3 (résultat −9), alors que (−3)² = 9 ; la barre de fraction agit comme une parenthèse invisible : dans (1 + 2)/5, on somme avant de diviser. La règle est mondiale : elle garantit qu’une même expression a UNE seule valeur, à Antananarivo comme partout — c’est le contrat qui rend les formules possibles.</w:t>
-      </w:r>
-    </w:p>
-    <w:p>
-      <w:pPr>
         <w:spacing w:after="120" w:before="120"/>
         <w:jc w:val="center"/>
       </w:pPr>
       <w:r>
         <w:drawing>
           <wp:inline distT="0" distB="0" distL="0" distR="0">
-            <wp:extent cx="4762500" cy="2295525"/>
+            <wp:extent cx="4095750" cy="2238375"/>
             <wp:effectExtent t="0" r="0" b="0" l="0"/>
-            <wp:docPr id="4" name="" descr="" title=""/>
+            <wp:docPr id="7" name="" descr="" title=""/>
             <wp:cNvGraphicFramePr>
               <a:graphicFrameLocks xmlns:a="http://schemas.openxmlformats.org/drawingml/2006/main" noChangeAspect="1"/>
             </wp:cNvGraphicFramePr>
@@ -21537,7 +21241,487 @@
                     </pic:cNvPicPr>
                   </pic:nvPicPr>
                   <pic:blipFill>
-                    <a:blip r:embed="rId12" cstate="none"/>
+                    <a:blip r:embed="rId15" cstate="none"/>
+                    <a:srcRect/>
+                    <a:stretch>
+                      <a:fillRect/>
+                    </a:stretch>
+                  </pic:blipFill>
+                  <pic:spPr bwMode="auto">
+                    <a:xfrm>
+                      <a:off x="0" y="0"/>
+                      <a:ext cx="4095750" cy="2238375"/>
+                    </a:xfrm>
+                    <a:prstGeom prst="rect">
+                      <a:avLst/>
+                    </a:prstGeom>
+                  </pic:spPr>
+                </pic:pic>
+              </a:graphicData>
+            </a:graphic>
+          </wp:inline>
+        </w:drawing>
+      </w:r>
+    </w:p>
+    <w:p>
+      <w:pPr>
+        <w:spacing w:after="110" w:line="300"/>
+        <w:jc w:val="both"/>
+      </w:pPr>
+      <w:r>
+        <w:rPr>
+          <w:rFonts w:ascii="Times New Roman" w:cs="Times New Roman" w:eastAsia="Times New Roman" w:hAnsi="Times New Roman"/>
+          <w:b/>
+          <w:bCs/>
+          <w:i w:val="false"/>
+          <w:iCs w:val="false"/>
+          <w:color w:val="2E7D32"/>
+          <w:sz w:val="24"/>
+          <w:szCs w:val="24"/>
+        </w:rPr>
+        <w:t xml:space="preserve">Définition — </w:t>
+      </w:r>
+      <w:r>
+        <w:rPr>
+          <w:rFonts w:ascii="Times New Roman" w:cs="Times New Roman" w:eastAsia="Times New Roman" w:hAnsi="Times New Roman"/>
+          <w:b/>
+          <w:bCs/>
+          <w:i w:val="false"/>
+          <w:iCs w:val="false"/>
+          <w:color w:val="000000"/>
+          <w:sz w:val="24"/>
+          <w:szCs w:val="24"/>
+        </w:rPr>
+        <w:t xml:space="preserve">Dans une chaîne d’opérations, on effectue d’abord les calculs entre parenthèses, puis les exposants, puis les multiplications et divisions, enfin les additions et soustractions. À priorité égale, on calcule de gauche à droite.</w:t>
+      </w:r>
+    </w:p>
+    <w:p>
+      <w:pPr>
+        <w:spacing w:after="110" w:line="300"/>
+        <w:jc w:val="both"/>
+      </w:pPr>
+      <w:r>
+        <w:rPr>
+          <w:rFonts w:ascii="Times New Roman" w:cs="Times New Roman" w:eastAsia="Times New Roman" w:hAnsi="Times New Roman"/>
+          <w:b/>
+          <w:bCs/>
+          <w:i w:val="false"/>
+          <w:iCs w:val="false"/>
+          <w:color w:val="1F4E79"/>
+          <w:sz w:val="24"/>
+          <w:szCs w:val="24"/>
+        </w:rPr>
+        <w:t xml:space="preserve">Autrement dit : </w:t>
+      </w:r>
+      <w:r>
+        <w:rPr>
+          <w:rFonts w:ascii="Times New Roman" w:cs="Times New Roman" w:eastAsia="Times New Roman" w:hAnsi="Times New Roman"/>
+          <w:b w:val="false"/>
+          <w:bCs w:val="false"/>
+          <w:i w:val="false"/>
+          <w:iCs w:val="false"/>
+          <w:color w:val="000000"/>
+          <w:sz w:val="24"/>
+          <w:szCs w:val="24"/>
+        </w:rPr>
+        <w:t xml:space="preserve">quatre étages : parenthèses → exposants → × ÷ → + − ; au même étage, on avance de gauche à droite.</w:t>
+      </w:r>
+    </w:p>
+    <w:p>
+      <w:pPr>
+        <w:spacing w:after="110" w:line="300"/>
+        <w:jc w:val="both"/>
+      </w:pPr>
+      <w:r>
+        <w:rPr>
+          <w:rFonts w:ascii="Times New Roman" w:cs="Times New Roman" w:eastAsia="Times New Roman" w:hAnsi="Times New Roman"/>
+          <w:b w:val="false"/>
+          <w:bCs w:val="false"/>
+          <w:i w:val="false"/>
+          <w:iCs w:val="false"/>
+          <w:color w:val="000000"/>
+          <w:sz w:val="24"/>
+          <w:szCs w:val="24"/>
+        </w:rPr>
+        <w:t xml:space="preserve">La nouveauté T9 : la règle vaut pour TOUS les rationnels, signes et fractions compris. </w:t>
+      </w:r>
+      <m:oMath>
+        <m:f>
+          <m:num>
+            <m:r>
+              <m:t>1</m:t>
+            </m:r>
+          </m:num>
+          <m:den>
+            <m:r>
+              <m:t>2</m:t>
+            </m:r>
+          </m:den>
+        </m:f>
+      </m:oMath>
+      <w:r>
+        <w:rPr>
+          <w:rFonts w:ascii="Times New Roman" w:cs="Times New Roman" w:eastAsia="Times New Roman" w:hAnsi="Times New Roman"/>
+          <w:b w:val="false"/>
+          <w:bCs w:val="false"/>
+          <w:i w:val="false"/>
+          <w:iCs w:val="false"/>
+          <w:color w:val="000000"/>
+          <w:sz w:val="24"/>
+          <w:szCs w:val="24"/>
+        </w:rPr>
+        <w:t xml:space="preserve">+ </w:t>
+      </w:r>
+      <m:oMath>
+        <m:f>
+          <m:num>
+            <m:r>
+              <m:t>1</m:t>
+            </m:r>
+          </m:num>
+          <m:den>
+            <m:r>
+              <m:t>2</m:t>
+            </m:r>
+          </m:den>
+        </m:f>
+      </m:oMath>
+      <w:r>
+        <w:rPr>
+          <w:rFonts w:ascii="Times New Roman" w:cs="Times New Roman" w:eastAsia="Times New Roman" w:hAnsi="Times New Roman"/>
+          <w:b w:val="false"/>
+          <w:bCs w:val="false"/>
+          <w:i w:val="false"/>
+          <w:iCs w:val="false"/>
+          <w:color w:val="000000"/>
+          <w:sz w:val="24"/>
+          <w:szCs w:val="24"/>
+        </w:rPr>
+        <w:t xml:space="preserve">× (</w:t>
+      </w:r>
+      <m:oMath>
+        <m:f>
+          <m:num>
+            <m:r>
+              <m:t>3</m:t>
+            </m:r>
+          </m:num>
+          <m:den>
+            <m:r>
+              <m:t>4</m:t>
+            </m:r>
+          </m:den>
+        </m:f>
+      </m:oMath>
+      <w:r>
+        <w:rPr>
+          <w:rFonts w:ascii="Times New Roman" w:cs="Times New Roman" w:eastAsia="Times New Roman" w:hAnsi="Times New Roman"/>
+          <w:b w:val="false"/>
+          <w:bCs w:val="false"/>
+          <w:i w:val="false"/>
+          <w:iCs w:val="false"/>
+          <w:color w:val="000000"/>
+          <w:sz w:val="24"/>
+          <w:szCs w:val="24"/>
+        </w:rPr>
+        <w:t xml:space="preserve">)² se déroule ainsi : parenthèse déjà réduite, exposant (</w:t>
+      </w:r>
+      <m:oMath>
+        <m:f>
+          <m:num>
+            <m:r>
+              <m:t>3</m:t>
+            </m:r>
+          </m:num>
+          <m:den>
+            <m:r>
+              <m:t>4</m:t>
+            </m:r>
+          </m:den>
+        </m:f>
+      </m:oMath>
+      <w:r>
+        <w:rPr>
+          <w:rFonts w:ascii="Times New Roman" w:cs="Times New Roman" w:eastAsia="Times New Roman" w:hAnsi="Times New Roman"/>
+          <w:b w:val="false"/>
+          <w:bCs w:val="false"/>
+          <w:i w:val="false"/>
+          <w:iCs w:val="false"/>
+          <w:color w:val="000000"/>
+          <w:sz w:val="24"/>
+          <w:szCs w:val="24"/>
+        </w:rPr>
+        <w:t xml:space="preserve">)² = </w:t>
+      </w:r>
+      <m:oMath>
+        <m:f>
+          <m:num>
+            <m:r>
+              <m:t>9</m:t>
+            </m:r>
+          </m:num>
+          <m:den>
+            <m:r>
+              <m:t>16</m:t>
+            </m:r>
+          </m:den>
+        </m:f>
+      </m:oMath>
+      <w:r>
+        <w:rPr>
+          <w:rFonts w:ascii="Times New Roman" w:cs="Times New Roman" w:eastAsia="Times New Roman" w:hAnsi="Times New Roman"/>
+          <w:b w:val="false"/>
+          <w:bCs w:val="false"/>
+          <w:i w:val="false"/>
+          <w:iCs w:val="false"/>
+          <w:color w:val="000000"/>
+          <w:sz w:val="24"/>
+          <w:szCs w:val="24"/>
+        </w:rPr>
+        <w:t xml:space="preserve">, multiplication </w:t>
+      </w:r>
+      <m:oMath>
+        <m:f>
+          <m:num>
+            <m:r>
+              <m:t>1</m:t>
+            </m:r>
+          </m:num>
+          <m:den>
+            <m:r>
+              <m:t>2</m:t>
+            </m:r>
+          </m:den>
+        </m:f>
+      </m:oMath>
+      <w:r>
+        <w:rPr>
+          <w:rFonts w:ascii="Times New Roman" w:cs="Times New Roman" w:eastAsia="Times New Roman" w:hAnsi="Times New Roman"/>
+          <w:b w:val="false"/>
+          <w:bCs w:val="false"/>
+          <w:i w:val="false"/>
+          <w:iCs w:val="false"/>
+          <w:color w:val="000000"/>
+          <w:sz w:val="24"/>
+          <w:szCs w:val="24"/>
+        </w:rPr>
+        <w:t xml:space="preserve">× </w:t>
+      </w:r>
+      <m:oMath>
+        <m:f>
+          <m:num>
+            <m:r>
+              <m:t>9</m:t>
+            </m:r>
+          </m:num>
+          <m:den>
+            <m:r>
+              <m:t>16</m:t>
+            </m:r>
+          </m:den>
+        </m:f>
+      </m:oMath>
+      <w:r>
+        <w:rPr>
+          <w:rFonts w:ascii="Times New Roman" w:cs="Times New Roman" w:eastAsia="Times New Roman" w:hAnsi="Times New Roman"/>
+          <w:b w:val="false"/>
+          <w:bCs w:val="false"/>
+          <w:i w:val="false"/>
+          <w:iCs w:val="false"/>
+          <w:color w:val="000000"/>
+          <w:sz w:val="24"/>
+          <w:szCs w:val="24"/>
+        </w:rPr>
+        <w:t xml:space="preserve">= </w:t>
+      </w:r>
+      <m:oMath>
+        <m:f>
+          <m:num>
+            <m:r>
+              <m:t>9</m:t>
+            </m:r>
+          </m:num>
+          <m:den>
+            <m:r>
+              <m:t>32</m:t>
+            </m:r>
+          </m:den>
+        </m:f>
+      </m:oMath>
+      <w:r>
+        <w:rPr>
+          <w:rFonts w:ascii="Times New Roman" w:cs="Times New Roman" w:eastAsia="Times New Roman" w:hAnsi="Times New Roman"/>
+          <w:b w:val="false"/>
+          <w:bCs w:val="false"/>
+          <w:i w:val="false"/>
+          <w:iCs w:val="false"/>
+          <w:color w:val="000000"/>
+          <w:sz w:val="24"/>
+          <w:szCs w:val="24"/>
+        </w:rPr>
+        <w:t xml:space="preserve">, addition </w:t>
+      </w:r>
+      <m:oMath>
+        <m:f>
+          <m:num>
+            <m:r>
+              <m:t>1</m:t>
+            </m:r>
+          </m:num>
+          <m:den>
+            <m:r>
+              <m:t>2</m:t>
+            </m:r>
+          </m:den>
+        </m:f>
+      </m:oMath>
+      <w:r>
+        <w:rPr>
+          <w:rFonts w:ascii="Times New Roman" w:cs="Times New Roman" w:eastAsia="Times New Roman" w:hAnsi="Times New Roman"/>
+          <w:b w:val="false"/>
+          <w:bCs w:val="false"/>
+          <w:i w:val="false"/>
+          <w:iCs w:val="false"/>
+          <w:color w:val="000000"/>
+          <w:sz w:val="24"/>
+          <w:szCs w:val="24"/>
+        </w:rPr>
+        <w:t xml:space="preserve">+ </w:t>
+      </w:r>
+      <m:oMath>
+        <m:f>
+          <m:num>
+            <m:r>
+              <m:t>9</m:t>
+            </m:r>
+          </m:num>
+          <m:den>
+            <m:r>
+              <m:t>32</m:t>
+            </m:r>
+          </m:den>
+        </m:f>
+      </m:oMath>
+      <w:r>
+        <w:rPr>
+          <w:rFonts w:ascii="Times New Roman" w:cs="Times New Roman" w:eastAsia="Times New Roman" w:hAnsi="Times New Roman"/>
+          <w:b w:val="false"/>
+          <w:bCs w:val="false"/>
+          <w:i w:val="false"/>
+          <w:iCs w:val="false"/>
+          <w:color w:val="000000"/>
+          <w:sz w:val="24"/>
+          <w:szCs w:val="24"/>
+        </w:rPr>
+        <w:t xml:space="preserve">= </w:t>
+      </w:r>
+      <m:oMath>
+        <m:f>
+          <m:num>
+            <m:r>
+              <m:t>16</m:t>
+            </m:r>
+          </m:num>
+          <m:den>
+            <m:r>
+              <m:t>32</m:t>
+            </m:r>
+          </m:den>
+        </m:f>
+      </m:oMath>
+      <w:r>
+        <w:rPr>
+          <w:rFonts w:ascii="Times New Roman" w:cs="Times New Roman" w:eastAsia="Times New Roman" w:hAnsi="Times New Roman"/>
+          <w:b w:val="false"/>
+          <w:bCs w:val="false"/>
+          <w:i w:val="false"/>
+          <w:iCs w:val="false"/>
+          <w:color w:val="000000"/>
+          <w:sz w:val="24"/>
+          <w:szCs w:val="24"/>
+        </w:rPr>
+        <w:t xml:space="preserve">+ </w:t>
+      </w:r>
+      <m:oMath>
+        <m:f>
+          <m:num>
+            <m:r>
+              <m:t>9</m:t>
+            </m:r>
+          </m:num>
+          <m:den>
+            <m:r>
+              <m:t>32</m:t>
+            </m:r>
+          </m:den>
+        </m:f>
+      </m:oMath>
+      <w:r>
+        <w:rPr>
+          <w:rFonts w:ascii="Times New Roman" w:cs="Times New Roman" w:eastAsia="Times New Roman" w:hAnsi="Times New Roman"/>
+          <w:b w:val="false"/>
+          <w:bCs w:val="false"/>
+          <w:i w:val="false"/>
+          <w:iCs w:val="false"/>
+          <w:color w:val="000000"/>
+          <w:sz w:val="24"/>
+          <w:szCs w:val="24"/>
+        </w:rPr>
+        <w:t xml:space="preserve">= </w:t>
+      </w:r>
+      <m:oMath>
+        <m:f>
+          <m:num>
+            <m:r>
+              <m:t>25</m:t>
+            </m:r>
+          </m:num>
+          <m:den>
+            <m:r>
+              <m:t>32</m:t>
+            </m:r>
+          </m:den>
+        </m:f>
+      </m:oMath>
+      <w:r>
+        <w:rPr>
+          <w:rFonts w:ascii="Times New Roman" w:cs="Times New Roman" w:eastAsia="Times New Roman" w:hAnsi="Times New Roman"/>
+          <w:b w:val="false"/>
+          <w:bCs w:val="false"/>
+          <w:i w:val="false"/>
+          <w:iCs w:val="false"/>
+          <w:color w:val="000000"/>
+          <w:sz w:val="24"/>
+          <w:szCs w:val="24"/>
+        </w:rPr>
+        <w:t xml:space="preserve">— Vola gagne. Pièges de signes : dans −3², l’exposant ne porte que sur 3 (résultat −9), alors que (−3)² = 9 ; la barre de fraction agit comme une parenthèse invisible : dans (1 + 2)/5, on somme avant de diviser. La règle est mondiale : elle garantit qu’une même expression a UNE seule valeur, à Antananarivo comme partout — c’est le contrat qui rend les formules possibles.</w:t>
+      </w:r>
+    </w:p>
+    <w:p>
+      <w:pPr>
+        <w:spacing w:after="120" w:before="120"/>
+        <w:jc w:val="center"/>
+      </w:pPr>
+      <w:r>
+        <w:drawing>
+          <wp:inline distT="0" distB="0" distL="0" distR="0">
+            <wp:extent cx="4762500" cy="2295525"/>
+            <wp:effectExtent t="0" r="0" b="0" l="0"/>
+            <wp:docPr id="8" name="" descr="" title=""/>
+            <wp:cNvGraphicFramePr>
+              <a:graphicFrameLocks xmlns:a="http://schemas.openxmlformats.org/drawingml/2006/main" noChangeAspect="1"/>
+            </wp:cNvGraphicFramePr>
+            <a:graphic xmlns:a="http://schemas.openxmlformats.org/drawingml/2006/main">
+              <a:graphicData uri="http://schemas.openxmlformats.org/drawingml/2006/picture">
+                <pic:pic xmlns:pic="http://schemas.openxmlformats.org/drawingml/2006/picture">
+                  <pic:nvPicPr>
+                    <pic:cNvPr id="0" name="" descr=""/>
+                    <pic:cNvPicPr>
+                      <a:picLocks noChangeAspect="1" noChangeArrowheads="1"/>
+                    </pic:cNvPicPr>
+                  </pic:nvPicPr>
+                  <pic:blipFill>
+                    <a:blip r:embed="rId16" cstate="none"/>
                     <a:srcRect/>
                     <a:stretch>
                       <a:fillRect/>
@@ -26442,179 +26626,15 @@
     </w:p>
     <w:p>
       <w:pPr>
-        <w:spacing w:after="110" w:line="300"/>
-        <w:jc w:val="both"/>
-      </w:pPr>
-      <w:r>
-        <w:rPr>
-          <w:rFonts w:ascii="Times New Roman" w:cs="Times New Roman" w:eastAsia="Times New Roman" w:hAnsi="Times New Roman"/>
-          <w:b/>
-          <w:bCs/>
-          <w:i w:val="false"/>
-          <w:iCs w:val="false"/>
-          <w:color w:val="2E7D32"/>
-          <w:sz w:val="24"/>
-          <w:szCs w:val="24"/>
-        </w:rPr>
-        <w:t xml:space="preserve">Définition — </w:t>
-      </w:r>
-      <w:r>
-        <w:rPr>
-          <w:rFonts w:ascii="Times New Roman" w:cs="Times New Roman" w:eastAsia="Times New Roman" w:hAnsi="Times New Roman"/>
-          <w:b/>
-          <w:bCs/>
-          <w:i w:val="false"/>
-          <w:iCs w:val="false"/>
-          <w:color w:val="000000"/>
-          <w:sz w:val="24"/>
-          <w:szCs w:val="24"/>
-        </w:rPr>
-        <w:t xml:space="preserve">Propriété fondamentale des proportions : a/b = c/d si et seulement si a × d = b × c (b et d non nuls). Elle permet de vérifier une proportion et de calculer un terme inconnu, appelé quatrième proportionnelle.</w:t>
-      </w:r>
-    </w:p>
-    <w:p>
-      <w:pPr>
-        <w:spacing w:after="110" w:line="300"/>
-        <w:jc w:val="both"/>
-      </w:pPr>
-      <w:r>
-        <w:rPr>
-          <w:rFonts w:ascii="Times New Roman" w:cs="Times New Roman" w:eastAsia="Times New Roman" w:hAnsi="Times New Roman"/>
-          <w:b/>
-          <w:bCs/>
-          <w:i w:val="false"/>
-          <w:iCs w:val="false"/>
-          <w:color w:val="1F4E79"/>
-          <w:sz w:val="24"/>
-          <w:szCs w:val="24"/>
-        </w:rPr>
-        <w:t xml:space="preserve">Autrement dit : </w:t>
-      </w:r>
-      <w:r>
-        <w:rPr>
-          <w:rFonts w:ascii="Times New Roman" w:cs="Times New Roman" w:eastAsia="Times New Roman" w:hAnsi="Times New Roman"/>
-          <w:b w:val="false"/>
-          <w:bCs w:val="false"/>
-          <w:i w:val="false"/>
-          <w:iCs w:val="false"/>
-          <w:color w:val="000000"/>
-          <w:sz w:val="24"/>
-          <w:szCs w:val="24"/>
-        </w:rPr>
-        <w:t xml:space="preserve">une proportion est vraie exactement quand ses produits en croix sont égaux — et un terme manquant se retrouve en divisant le produit connu.</w:t>
-      </w:r>
-    </w:p>
-    <w:p>
-      <w:pPr>
-        <w:spacing w:after="110" w:line="300"/>
-        <w:jc w:val="both"/>
-      </w:pPr>
-      <w:r>
-        <w:rPr>
-          <w:rFonts w:ascii="Times New Roman" w:cs="Times New Roman" w:eastAsia="Times New Roman" w:hAnsi="Times New Roman"/>
-          <w:b w:val="false"/>
-          <w:bCs w:val="false"/>
-          <w:i w:val="false"/>
-          <w:iCs w:val="false"/>
-          <w:color w:val="000000"/>
-          <w:sz w:val="24"/>
-          <w:szCs w:val="24"/>
-        </w:rPr>
-        <w:t xml:space="preserve">Le « si et seulement si » donne un outil à double tranchant : VÉRIFIER (</w:t>
-      </w:r>
-      <m:oMath>
-        <m:f>
-          <m:num>
-            <m:r>
-              <m:t>3</m:t>
-            </m:r>
-          </m:num>
-          <m:den>
-            <m:r>
-              <m:t>5</m:t>
-            </m:r>
-          </m:den>
-        </m:f>
-      </m:oMath>
-      <w:r>
-        <w:rPr>
-          <w:rFonts w:ascii="Times New Roman" w:cs="Times New Roman" w:eastAsia="Times New Roman" w:hAnsi="Times New Roman"/>
-          <w:b w:val="false"/>
-          <w:bCs w:val="false"/>
-          <w:i w:val="false"/>
-          <w:iCs w:val="false"/>
-          <w:color w:val="000000"/>
-          <w:sz w:val="24"/>
-          <w:szCs w:val="24"/>
-        </w:rPr>
-        <w:t xml:space="preserve">= </w:t>
-      </w:r>
-      <m:oMath>
-        <m:f>
-          <m:num>
-            <m:r>
-              <m:t>12</m:t>
-            </m:r>
-          </m:num>
-          <m:den>
-            <m:r>
-              <m:t>20</m:t>
-            </m:r>
-          </m:den>
-        </m:f>
-      </m:oMath>
-      <w:r>
-        <w:rPr>
-          <w:rFonts w:ascii="Times New Roman" w:cs="Times New Roman" w:eastAsia="Times New Roman" w:hAnsi="Times New Roman"/>
-          <w:b w:val="false"/>
-          <w:bCs w:val="false"/>
-          <w:i w:val="false"/>
-          <w:iCs w:val="false"/>
-          <w:color w:val="000000"/>
-          <w:sz w:val="24"/>
-          <w:szCs w:val="24"/>
-        </w:rPr>
-        <w:t xml:space="preserve">? produits 3 × 20 = 60 et 5 × 12 = 60 : oui) et RÉSOUDRE (</w:t>
-      </w:r>
-      <m:oMath>
-        <m:f>
-          <m:num>
-            <m:r>
-              <m:t>3</m:t>
-            </m:r>
-          </m:num>
-          <m:den>
-            <m:r>
-              <m:t>5</m:t>
-            </m:r>
-          </m:den>
-        </m:f>
-      </m:oMath>
-      <w:r>
-        <w:rPr>
-          <w:rFonts w:ascii="Times New Roman" w:cs="Times New Roman" w:eastAsia="Times New Roman" w:hAnsi="Times New Roman"/>
-          <w:b w:val="false"/>
-          <w:bCs w:val="false"/>
-          <w:i w:val="false"/>
-          <w:iCs w:val="false"/>
-          <w:color w:val="000000"/>
-          <w:sz w:val="24"/>
-          <w:szCs w:val="24"/>
-        </w:rPr>
-        <w:t xml:space="preserve">= 12/x devient 3x = 60, donc x = 20 mesures d’eau). La quatrième proportionnelle se calcule toujours pareil : produit des deux termes de la diagonale complète, divisé par le terme restant. Cette propriété est le moteur caché de toute la proportionnalité : échelles de cartes, prix au kilo, conversions, pourcentages… En T9 elle devient aussi une équation : résoudre 3x = 60, c’est déjà de l’algèbre — les composantes se tendent la main.</w:t>
-      </w:r>
-    </w:p>
-    <w:p>
-      <w:pPr>
         <w:spacing w:after="120" w:before="120"/>
         <w:jc w:val="center"/>
       </w:pPr>
       <w:r>
         <w:drawing>
           <wp:inline distT="0" distB="0" distL="0" distR="0">
-            <wp:extent cx="4762500" cy="1857375"/>
+            <wp:extent cx="4095750" cy="2238375"/>
             <wp:effectExtent t="0" r="0" b="0" l="0"/>
-            <wp:docPr id="5" name="" descr="" title=""/>
+            <wp:docPr id="9" name="" descr="" title=""/>
             <wp:cNvGraphicFramePr>
               <a:graphicFrameLocks xmlns:a="http://schemas.openxmlformats.org/drawingml/2006/main" noChangeAspect="1"/>
             </wp:cNvGraphicFramePr>
@@ -26628,7 +26648,217 @@
                     </pic:cNvPicPr>
                   </pic:nvPicPr>
                   <pic:blipFill>
-                    <a:blip r:embed="rId13" cstate="none"/>
+                    <a:blip r:embed="rId17" cstate="none"/>
+                    <a:srcRect/>
+                    <a:stretch>
+                      <a:fillRect/>
+                    </a:stretch>
+                  </pic:blipFill>
+                  <pic:spPr bwMode="auto">
+                    <a:xfrm>
+                      <a:off x="0" y="0"/>
+                      <a:ext cx="4095750" cy="2238375"/>
+                    </a:xfrm>
+                    <a:prstGeom prst="rect">
+                      <a:avLst/>
+                    </a:prstGeom>
+                  </pic:spPr>
+                </pic:pic>
+              </a:graphicData>
+            </a:graphic>
+          </wp:inline>
+        </w:drawing>
+      </w:r>
+    </w:p>
+    <w:p>
+      <w:pPr>
+        <w:spacing w:after="110" w:line="300"/>
+        <w:jc w:val="both"/>
+      </w:pPr>
+      <w:r>
+        <w:rPr>
+          <w:rFonts w:ascii="Times New Roman" w:cs="Times New Roman" w:eastAsia="Times New Roman" w:hAnsi="Times New Roman"/>
+          <w:b/>
+          <w:bCs/>
+          <w:i w:val="false"/>
+          <w:iCs w:val="false"/>
+          <w:color w:val="2E7D32"/>
+          <w:sz w:val="24"/>
+          <w:szCs w:val="24"/>
+        </w:rPr>
+        <w:t xml:space="preserve">Définition — </w:t>
+      </w:r>
+      <w:r>
+        <w:rPr>
+          <w:rFonts w:ascii="Times New Roman" w:cs="Times New Roman" w:eastAsia="Times New Roman" w:hAnsi="Times New Roman"/>
+          <w:b/>
+          <w:bCs/>
+          <w:i w:val="false"/>
+          <w:iCs w:val="false"/>
+          <w:color w:val="000000"/>
+          <w:sz w:val="24"/>
+          <w:szCs w:val="24"/>
+        </w:rPr>
+        <w:t xml:space="preserve">Propriété fondamentale des proportions : a/b = c/d si et seulement si a × d = b × c (b et d non nuls). Elle permet de vérifier une proportion et de calculer un terme inconnu, appelé quatrième proportionnelle.</w:t>
+      </w:r>
+    </w:p>
+    <w:p>
+      <w:pPr>
+        <w:spacing w:after="110" w:line="300"/>
+        <w:jc w:val="both"/>
+      </w:pPr>
+      <w:r>
+        <w:rPr>
+          <w:rFonts w:ascii="Times New Roman" w:cs="Times New Roman" w:eastAsia="Times New Roman" w:hAnsi="Times New Roman"/>
+          <w:b/>
+          <w:bCs/>
+          <w:i w:val="false"/>
+          <w:iCs w:val="false"/>
+          <w:color w:val="1F4E79"/>
+          <w:sz w:val="24"/>
+          <w:szCs w:val="24"/>
+        </w:rPr>
+        <w:t xml:space="preserve">Autrement dit : </w:t>
+      </w:r>
+      <w:r>
+        <w:rPr>
+          <w:rFonts w:ascii="Times New Roman" w:cs="Times New Roman" w:eastAsia="Times New Roman" w:hAnsi="Times New Roman"/>
+          <w:b w:val="false"/>
+          <w:bCs w:val="false"/>
+          <w:i w:val="false"/>
+          <w:iCs w:val="false"/>
+          <w:color w:val="000000"/>
+          <w:sz w:val="24"/>
+          <w:szCs w:val="24"/>
+        </w:rPr>
+        <w:t xml:space="preserve">une proportion est vraie exactement quand ses produits en croix sont égaux — et un terme manquant se retrouve en divisant le produit connu.</w:t>
+      </w:r>
+    </w:p>
+    <w:p>
+      <w:pPr>
+        <w:spacing w:after="110" w:line="300"/>
+        <w:jc w:val="both"/>
+      </w:pPr>
+      <w:r>
+        <w:rPr>
+          <w:rFonts w:ascii="Times New Roman" w:cs="Times New Roman" w:eastAsia="Times New Roman" w:hAnsi="Times New Roman"/>
+          <w:b w:val="false"/>
+          <w:bCs w:val="false"/>
+          <w:i w:val="false"/>
+          <w:iCs w:val="false"/>
+          <w:color w:val="000000"/>
+          <w:sz w:val="24"/>
+          <w:szCs w:val="24"/>
+        </w:rPr>
+        <w:t xml:space="preserve">Le « si et seulement si » donne un outil à double tranchant : VÉRIFIER (</w:t>
+      </w:r>
+      <m:oMath>
+        <m:f>
+          <m:num>
+            <m:r>
+              <m:t>3</m:t>
+            </m:r>
+          </m:num>
+          <m:den>
+            <m:r>
+              <m:t>5</m:t>
+            </m:r>
+          </m:den>
+        </m:f>
+      </m:oMath>
+      <w:r>
+        <w:rPr>
+          <w:rFonts w:ascii="Times New Roman" w:cs="Times New Roman" w:eastAsia="Times New Roman" w:hAnsi="Times New Roman"/>
+          <w:b w:val="false"/>
+          <w:bCs w:val="false"/>
+          <w:i w:val="false"/>
+          <w:iCs w:val="false"/>
+          <w:color w:val="000000"/>
+          <w:sz w:val="24"/>
+          <w:szCs w:val="24"/>
+        </w:rPr>
+        <w:t xml:space="preserve">= </w:t>
+      </w:r>
+      <m:oMath>
+        <m:f>
+          <m:num>
+            <m:r>
+              <m:t>12</m:t>
+            </m:r>
+          </m:num>
+          <m:den>
+            <m:r>
+              <m:t>20</m:t>
+            </m:r>
+          </m:den>
+        </m:f>
+      </m:oMath>
+      <w:r>
+        <w:rPr>
+          <w:rFonts w:ascii="Times New Roman" w:cs="Times New Roman" w:eastAsia="Times New Roman" w:hAnsi="Times New Roman"/>
+          <w:b w:val="false"/>
+          <w:bCs w:val="false"/>
+          <w:i w:val="false"/>
+          <w:iCs w:val="false"/>
+          <w:color w:val="000000"/>
+          <w:sz w:val="24"/>
+          <w:szCs w:val="24"/>
+        </w:rPr>
+        <w:t xml:space="preserve">? produits 3 × 20 = 60 et 5 × 12 = 60 : oui) et RÉSOUDRE (</w:t>
+      </w:r>
+      <m:oMath>
+        <m:f>
+          <m:num>
+            <m:r>
+              <m:t>3</m:t>
+            </m:r>
+          </m:num>
+          <m:den>
+            <m:r>
+              <m:t>5</m:t>
+            </m:r>
+          </m:den>
+        </m:f>
+      </m:oMath>
+      <w:r>
+        <w:rPr>
+          <w:rFonts w:ascii="Times New Roman" w:cs="Times New Roman" w:eastAsia="Times New Roman" w:hAnsi="Times New Roman"/>
+          <w:b w:val="false"/>
+          <w:bCs w:val="false"/>
+          <w:i w:val="false"/>
+          <w:iCs w:val="false"/>
+          <w:color w:val="000000"/>
+          <w:sz w:val="24"/>
+          <w:szCs w:val="24"/>
+        </w:rPr>
+        <w:t xml:space="preserve">= 12/x devient 3x = 60, donc x = 20 mesures d’eau). La quatrième proportionnelle se calcule toujours pareil : produit des deux termes de la diagonale complète, divisé par le terme restant. Cette propriété est le moteur caché de toute la proportionnalité : échelles de cartes, prix au kilo, conversions, pourcentages… En T9 elle devient aussi une équation : résoudre 3x = 60, c’est déjà de l’algèbre — les composantes se tendent la main.</w:t>
+      </w:r>
+    </w:p>
+    <w:p>
+      <w:pPr>
+        <w:spacing w:after="120" w:before="120"/>
+        <w:jc w:val="center"/>
+      </w:pPr>
+      <w:r>
+        <w:drawing>
+          <wp:inline distT="0" distB="0" distL="0" distR="0">
+            <wp:extent cx="4762500" cy="1857375"/>
+            <wp:effectExtent t="0" r="0" b="0" l="0"/>
+            <wp:docPr id="10" name="" descr="" title=""/>
+            <wp:cNvGraphicFramePr>
+              <a:graphicFrameLocks xmlns:a="http://schemas.openxmlformats.org/drawingml/2006/main" noChangeAspect="1"/>
+            </wp:cNvGraphicFramePr>
+            <a:graphic xmlns:a="http://schemas.openxmlformats.org/drawingml/2006/main">
+              <a:graphicData uri="http://schemas.openxmlformats.org/drawingml/2006/picture">
+                <pic:pic xmlns:pic="http://schemas.openxmlformats.org/drawingml/2006/picture">
+                  <pic:nvPicPr>
+                    <pic:cNvPr id="0" name="" descr=""/>
+                    <pic:cNvPicPr>
+                      <a:picLocks noChangeAspect="1" noChangeArrowheads="1"/>
+                    </pic:cNvPicPr>
+                  </pic:nvPicPr>
+                  <pic:blipFill>
+                    <a:blip r:embed="rId18" cstate="none"/>
                     <a:srcRect/>
                     <a:stretch>
                       <a:fillRect/>
@@ -30061,179 +30291,15 @@
     </w:p>
     <w:p>
       <w:pPr>
-        <w:spacing w:after="110" w:line="300"/>
-        <w:jc w:val="both"/>
-      </w:pPr>
-      <w:r>
-        <w:rPr>
-          <w:rFonts w:ascii="Times New Roman" w:cs="Times New Roman" w:eastAsia="Times New Roman" w:hAnsi="Times New Roman"/>
-          <w:b/>
-          <w:bCs/>
-          <w:i w:val="false"/>
-          <w:iCs w:val="false"/>
-          <w:color w:val="2E7D32"/>
-          <w:sz w:val="24"/>
-          <w:szCs w:val="24"/>
-        </w:rPr>
-        <w:t xml:space="preserve">Définition — </w:t>
-      </w:r>
-      <w:r>
-        <w:rPr>
-          <w:rFonts w:ascii="Times New Roman" w:cs="Times New Roman" w:eastAsia="Times New Roman" w:hAnsi="Times New Roman"/>
-          <w:b/>
-          <w:bCs/>
-          <w:i w:val="false"/>
-          <w:iCs w:val="false"/>
-          <w:color w:val="000000"/>
-          <w:sz w:val="24"/>
-          <w:szCs w:val="24"/>
-        </w:rPr>
-        <w:t xml:space="preserve">Un rapport est le quotient de deux quantités de même nature : les unités s’éliminent et le rapport est un nombre sans unité. Un taux est le quotient de deux grandeurs de natures différentes : l’unité composée demeure (Ar/kg, km/h, hab/km²).</w:t>
-      </w:r>
-    </w:p>
-    <w:p>
-      <w:pPr>
-        <w:spacing w:after="110" w:line="300"/>
-        <w:jc w:val="both"/>
-      </w:pPr>
-      <w:r>
-        <w:rPr>
-          <w:rFonts w:ascii="Times New Roman" w:cs="Times New Roman" w:eastAsia="Times New Roman" w:hAnsi="Times New Roman"/>
-          <w:b/>
-          <w:bCs/>
-          <w:i w:val="false"/>
-          <w:iCs w:val="false"/>
-          <w:color w:val="1F4E79"/>
-          <w:sz w:val="24"/>
-          <w:szCs w:val="24"/>
-        </w:rPr>
-        <w:t xml:space="preserve">Autrement dit : </w:t>
-      </w:r>
-      <w:r>
-        <w:rPr>
-          <w:rFonts w:ascii="Times New Roman" w:cs="Times New Roman" w:eastAsia="Times New Roman" w:hAnsi="Times New Roman"/>
-          <w:b w:val="false"/>
-          <w:bCs w:val="false"/>
-          <w:i w:val="false"/>
-          <w:iCs w:val="false"/>
-          <w:color w:val="000000"/>
-          <w:sz w:val="24"/>
-          <w:szCs w:val="24"/>
-        </w:rPr>
-        <w:t xml:space="preserve">mêmes unités → elles s’annulent, c’est un rapport ; unités différentes → elles restent collées, c’est un taux.</w:t>
-      </w:r>
-    </w:p>
-    <w:p>
-      <w:pPr>
-        <w:spacing w:after="110" w:line="300"/>
-        <w:jc w:val="both"/>
-      </w:pPr>
-      <w:r>
-        <w:rPr>
-          <w:rFonts w:ascii="Times New Roman" w:cs="Times New Roman" w:eastAsia="Times New Roman" w:hAnsi="Times New Roman"/>
-          <w:b w:val="false"/>
-          <w:bCs w:val="false"/>
-          <w:i w:val="false"/>
-          <w:iCs w:val="false"/>
-          <w:color w:val="000000"/>
-          <w:sz w:val="24"/>
-          <w:szCs w:val="24"/>
-        </w:rPr>
-        <w:t xml:space="preserve">Le test est dans l’unité du résultat. 18 filles / 30 élèves = </w:t>
-      </w:r>
-      <m:oMath>
-        <m:f>
-          <m:num>
-            <m:r>
-              <m:t>3</m:t>
-            </m:r>
-          </m:num>
-          <m:den>
-            <m:r>
-              <m:t>5</m:t>
-            </m:r>
-          </m:den>
-        </m:f>
-      </m:oMath>
-      <w:r>
-        <w:rPr>
-          <w:rFonts w:ascii="Times New Roman" w:cs="Times New Roman" w:eastAsia="Times New Roman" w:hAnsi="Times New Roman"/>
-          <w:b w:val="false"/>
-          <w:bCs w:val="false"/>
-          <w:i w:val="false"/>
-          <w:iCs w:val="false"/>
-          <w:color w:val="000000"/>
-          <w:sz w:val="24"/>
-          <w:szCs w:val="24"/>
-        </w:rPr>
-        <w:t xml:space="preserve">: les « personnes » du haut et du bas se sont annulées, </w:t>
-      </w:r>
-      <m:oMath>
-        <m:f>
-          <m:num>
-            <m:r>
-              <m:t>3</m:t>
-            </m:r>
-          </m:num>
-          <m:den>
-            <m:r>
-              <m:t>5</m:t>
-            </m:r>
-          </m:den>
-        </m:f>
-      </m:oMath>
-      <w:r>
-        <w:rPr>
-          <w:rFonts w:ascii="Times New Roman" w:cs="Times New Roman" w:eastAsia="Times New Roman" w:hAnsi="Times New Roman"/>
-          <w:b w:val="false"/>
-          <w:bCs w:val="false"/>
-          <w:i w:val="false"/>
-          <w:iCs w:val="false"/>
-          <w:color w:val="000000"/>
-          <w:sz w:val="24"/>
-          <w:szCs w:val="24"/>
-        </w:rPr>
-        <w:t xml:space="preserve">est un nombre pur qui dit une PART (« 3 élèves sur 5 sont des filles »). 4 500 Ar / 3 kg = 1 500 Ar/kg : ariary et kilogrammes ne peuvent pas s’annuler, le quotient garde l’unité composée et dit un ÉCHANGE (« chaque kilo coûte 1 500 Ar »). Les deux se manipulent avec les mêmes outils (simplification, proportion), mais ne se comparent pas entre eux : comparer </w:t>
-      </w:r>
-      <m:oMath>
-        <m:f>
-          <m:num>
-            <m:r>
-              <m:t>3</m:t>
-            </m:r>
-          </m:num>
-          <m:den>
-            <m:r>
-              <m:t>5</m:t>
-            </m:r>
-          </m:den>
-        </m:f>
-      </m:oMath>
-      <w:r>
-        <w:rPr>
-          <w:rFonts w:ascii="Times New Roman" w:cs="Times New Roman" w:eastAsia="Times New Roman" w:hAnsi="Times New Roman"/>
-          <w:b w:val="false"/>
-          <w:bCs w:val="false"/>
-          <w:i w:val="false"/>
-          <w:iCs w:val="false"/>
-          <w:color w:val="000000"/>
-          <w:sz w:val="24"/>
-          <w:szCs w:val="24"/>
-        </w:rPr>
-        <w:t xml:space="preserve">et 1 500 Ar/kg n’a aucun sens ! Les taux les plus courants de la vie malgache : Ar/kg au marché, km/h sur la route, kWh facturés par la JIRAMA, hab/km² dans les recensements.</w:t>
-      </w:r>
-    </w:p>
-    <w:p>
-      <w:pPr>
         <w:spacing w:after="120" w:before="120"/>
         <w:jc w:val="center"/>
       </w:pPr>
       <w:r>
         <w:drawing>
           <wp:inline distT="0" distB="0" distL="0" distR="0">
-            <wp:extent cx="4762500" cy="1790700"/>
+            <wp:extent cx="4095750" cy="2238375"/>
             <wp:effectExtent t="0" r="0" b="0" l="0"/>
-            <wp:docPr id="6" name="" descr="" title=""/>
+            <wp:docPr id="11" name="" descr="" title=""/>
             <wp:cNvGraphicFramePr>
               <a:graphicFrameLocks xmlns:a="http://schemas.openxmlformats.org/drawingml/2006/main" noChangeAspect="1"/>
             </wp:cNvGraphicFramePr>
@@ -30247,7 +30313,217 @@
                     </pic:cNvPicPr>
                   </pic:nvPicPr>
                   <pic:blipFill>
-                    <a:blip r:embed="rId14" cstate="none"/>
+                    <a:blip r:embed="rId19" cstate="none"/>
+                    <a:srcRect/>
+                    <a:stretch>
+                      <a:fillRect/>
+                    </a:stretch>
+                  </pic:blipFill>
+                  <pic:spPr bwMode="auto">
+                    <a:xfrm>
+                      <a:off x="0" y="0"/>
+                      <a:ext cx="4095750" cy="2238375"/>
+                    </a:xfrm>
+                    <a:prstGeom prst="rect">
+                      <a:avLst/>
+                    </a:prstGeom>
+                  </pic:spPr>
+                </pic:pic>
+              </a:graphicData>
+            </a:graphic>
+          </wp:inline>
+        </w:drawing>
+      </w:r>
+    </w:p>
+    <w:p>
+      <w:pPr>
+        <w:spacing w:after="110" w:line="300"/>
+        <w:jc w:val="both"/>
+      </w:pPr>
+      <w:r>
+        <w:rPr>
+          <w:rFonts w:ascii="Times New Roman" w:cs="Times New Roman" w:eastAsia="Times New Roman" w:hAnsi="Times New Roman"/>
+          <w:b/>
+          <w:bCs/>
+          <w:i w:val="false"/>
+          <w:iCs w:val="false"/>
+          <w:color w:val="2E7D32"/>
+          <w:sz w:val="24"/>
+          <w:szCs w:val="24"/>
+        </w:rPr>
+        <w:t xml:space="preserve">Définition — </w:t>
+      </w:r>
+      <w:r>
+        <w:rPr>
+          <w:rFonts w:ascii="Times New Roman" w:cs="Times New Roman" w:eastAsia="Times New Roman" w:hAnsi="Times New Roman"/>
+          <w:b/>
+          <w:bCs/>
+          <w:i w:val="false"/>
+          <w:iCs w:val="false"/>
+          <w:color w:val="000000"/>
+          <w:sz w:val="24"/>
+          <w:szCs w:val="24"/>
+        </w:rPr>
+        <w:t xml:space="preserve">Un rapport est le quotient de deux quantités de même nature : les unités s’éliminent et le rapport est un nombre sans unité. Un taux est le quotient de deux grandeurs de natures différentes : l’unité composée demeure (Ar/kg, km/h, hab/km²).</w:t>
+      </w:r>
+    </w:p>
+    <w:p>
+      <w:pPr>
+        <w:spacing w:after="110" w:line="300"/>
+        <w:jc w:val="both"/>
+      </w:pPr>
+      <w:r>
+        <w:rPr>
+          <w:rFonts w:ascii="Times New Roman" w:cs="Times New Roman" w:eastAsia="Times New Roman" w:hAnsi="Times New Roman"/>
+          <w:b/>
+          <w:bCs/>
+          <w:i w:val="false"/>
+          <w:iCs w:val="false"/>
+          <w:color w:val="1F4E79"/>
+          <w:sz w:val="24"/>
+          <w:szCs w:val="24"/>
+        </w:rPr>
+        <w:t xml:space="preserve">Autrement dit : </w:t>
+      </w:r>
+      <w:r>
+        <w:rPr>
+          <w:rFonts w:ascii="Times New Roman" w:cs="Times New Roman" w:eastAsia="Times New Roman" w:hAnsi="Times New Roman"/>
+          <w:b w:val="false"/>
+          <w:bCs w:val="false"/>
+          <w:i w:val="false"/>
+          <w:iCs w:val="false"/>
+          <w:color w:val="000000"/>
+          <w:sz w:val="24"/>
+          <w:szCs w:val="24"/>
+        </w:rPr>
+        <w:t xml:space="preserve">mêmes unités → elles s’annulent, c’est un rapport ; unités différentes → elles restent collées, c’est un taux.</w:t>
+      </w:r>
+    </w:p>
+    <w:p>
+      <w:pPr>
+        <w:spacing w:after="110" w:line="300"/>
+        <w:jc w:val="both"/>
+      </w:pPr>
+      <w:r>
+        <w:rPr>
+          <w:rFonts w:ascii="Times New Roman" w:cs="Times New Roman" w:eastAsia="Times New Roman" w:hAnsi="Times New Roman"/>
+          <w:b w:val="false"/>
+          <w:bCs w:val="false"/>
+          <w:i w:val="false"/>
+          <w:iCs w:val="false"/>
+          <w:color w:val="000000"/>
+          <w:sz w:val="24"/>
+          <w:szCs w:val="24"/>
+        </w:rPr>
+        <w:t xml:space="preserve">Le test est dans l’unité du résultat. 18 filles / 30 élèves = </w:t>
+      </w:r>
+      <m:oMath>
+        <m:f>
+          <m:num>
+            <m:r>
+              <m:t>3</m:t>
+            </m:r>
+          </m:num>
+          <m:den>
+            <m:r>
+              <m:t>5</m:t>
+            </m:r>
+          </m:den>
+        </m:f>
+      </m:oMath>
+      <w:r>
+        <w:rPr>
+          <w:rFonts w:ascii="Times New Roman" w:cs="Times New Roman" w:eastAsia="Times New Roman" w:hAnsi="Times New Roman"/>
+          <w:b w:val="false"/>
+          <w:bCs w:val="false"/>
+          <w:i w:val="false"/>
+          <w:iCs w:val="false"/>
+          <w:color w:val="000000"/>
+          <w:sz w:val="24"/>
+          <w:szCs w:val="24"/>
+        </w:rPr>
+        <w:t xml:space="preserve">: les « personnes » du haut et du bas se sont annulées, </w:t>
+      </w:r>
+      <m:oMath>
+        <m:f>
+          <m:num>
+            <m:r>
+              <m:t>3</m:t>
+            </m:r>
+          </m:num>
+          <m:den>
+            <m:r>
+              <m:t>5</m:t>
+            </m:r>
+          </m:den>
+        </m:f>
+      </m:oMath>
+      <w:r>
+        <w:rPr>
+          <w:rFonts w:ascii="Times New Roman" w:cs="Times New Roman" w:eastAsia="Times New Roman" w:hAnsi="Times New Roman"/>
+          <w:b w:val="false"/>
+          <w:bCs w:val="false"/>
+          <w:i w:val="false"/>
+          <w:iCs w:val="false"/>
+          <w:color w:val="000000"/>
+          <w:sz w:val="24"/>
+          <w:szCs w:val="24"/>
+        </w:rPr>
+        <w:t xml:space="preserve">est un nombre pur qui dit une PART (« 3 élèves sur 5 sont des filles »). 4 500 Ar / 3 kg = 1 500 Ar/kg : ariary et kilogrammes ne peuvent pas s’annuler, le quotient garde l’unité composée et dit un ÉCHANGE (« chaque kilo coûte 1 500 Ar »). Les deux se manipulent avec les mêmes outils (simplification, proportion), mais ne se comparent pas entre eux : comparer </w:t>
+      </w:r>
+      <m:oMath>
+        <m:f>
+          <m:num>
+            <m:r>
+              <m:t>3</m:t>
+            </m:r>
+          </m:num>
+          <m:den>
+            <m:r>
+              <m:t>5</m:t>
+            </m:r>
+          </m:den>
+        </m:f>
+      </m:oMath>
+      <w:r>
+        <w:rPr>
+          <w:rFonts w:ascii="Times New Roman" w:cs="Times New Roman" w:eastAsia="Times New Roman" w:hAnsi="Times New Roman"/>
+          <w:b w:val="false"/>
+          <w:bCs w:val="false"/>
+          <w:i w:val="false"/>
+          <w:iCs w:val="false"/>
+          <w:color w:val="000000"/>
+          <w:sz w:val="24"/>
+          <w:szCs w:val="24"/>
+        </w:rPr>
+        <w:t xml:space="preserve">et 1 500 Ar/kg n’a aucun sens ! Les taux les plus courants de la vie malgache : Ar/kg au marché, km/h sur la route, kWh facturés par la JIRAMA, hab/km² dans les recensements.</w:t>
+      </w:r>
+    </w:p>
+    <w:p>
+      <w:pPr>
+        <w:spacing w:after="120" w:before="120"/>
+        <w:jc w:val="center"/>
+      </w:pPr>
+      <w:r>
+        <w:drawing>
+          <wp:inline distT="0" distB="0" distL="0" distR="0">
+            <wp:extent cx="4762500" cy="1790700"/>
+            <wp:effectExtent t="0" r="0" b="0" l="0"/>
+            <wp:docPr id="12" name="" descr="" title=""/>
+            <wp:cNvGraphicFramePr>
+              <a:graphicFrameLocks xmlns:a="http://schemas.openxmlformats.org/drawingml/2006/main" noChangeAspect="1"/>
+            </wp:cNvGraphicFramePr>
+            <a:graphic xmlns:a="http://schemas.openxmlformats.org/drawingml/2006/main">
+              <a:graphicData uri="http://schemas.openxmlformats.org/drawingml/2006/picture">
+                <pic:pic xmlns:pic="http://schemas.openxmlformats.org/drawingml/2006/picture">
+                  <pic:nvPicPr>
+                    <pic:cNvPr id="0" name="" descr=""/>
+                    <pic:cNvPicPr>
+                      <a:picLocks noChangeAspect="1" noChangeArrowheads="1"/>
+                    </pic:cNvPicPr>
+                  </pic:nvPicPr>
+                  <pic:blipFill>
+                    <a:blip r:embed="rId20" cstate="none"/>
                     <a:srcRect/>
                     <a:stretch>
                       <a:fillRect/>
@@ -33153,125 +33429,15 @@
     </w:p>
     <w:p>
       <w:pPr>
-        <w:spacing w:after="110" w:line="300"/>
-        <w:jc w:val="both"/>
-      </w:pPr>
-      <w:r>
-        <w:rPr>
-          <w:rFonts w:ascii="Times New Roman" w:cs="Times New Roman" w:eastAsia="Times New Roman" w:hAnsi="Times New Roman"/>
-          <w:b/>
-          <w:bCs/>
-          <w:i w:val="false"/>
-          <w:iCs w:val="false"/>
-          <w:color w:val="2E7D32"/>
-          <w:sz w:val="24"/>
-          <w:szCs w:val="24"/>
-        </w:rPr>
-        <w:t xml:space="preserve">Définition — </w:t>
-      </w:r>
-      <w:r>
-        <w:rPr>
-          <w:rFonts w:ascii="Times New Roman" w:cs="Times New Roman" w:eastAsia="Times New Roman" w:hAnsi="Times New Roman"/>
-          <w:b/>
-          <w:bCs/>
-          <w:i w:val="false"/>
-          <w:iCs w:val="false"/>
-          <w:color w:val="000000"/>
-          <w:sz w:val="24"/>
-          <w:szCs w:val="24"/>
-        </w:rPr>
-        <w:t xml:space="preserve">Un taux unitaire est un taux ramené à une unité du dénominateur (prix pour 1 kg, distance pour 1 h). Un pourcentage est un rapport ou un taux exprimé pour 100 : t % = t/100 ; appliquer t % à une quantité, c’est la multiplier par t/100.</w:t>
-      </w:r>
-    </w:p>
-    <w:p>
-      <w:pPr>
-        <w:spacing w:after="110" w:line="300"/>
-        <w:jc w:val="both"/>
-      </w:pPr>
-      <w:r>
-        <w:rPr>
-          <w:rFonts w:ascii="Times New Roman" w:cs="Times New Roman" w:eastAsia="Times New Roman" w:hAnsi="Times New Roman"/>
-          <w:b/>
-          <w:bCs/>
-          <w:i w:val="false"/>
-          <w:iCs w:val="false"/>
-          <w:color w:val="1F4E79"/>
-          <w:sz w:val="24"/>
-          <w:szCs w:val="24"/>
-        </w:rPr>
-        <w:t xml:space="preserve">Autrement dit : </w:t>
-      </w:r>
-      <w:r>
-        <w:rPr>
-          <w:rFonts w:ascii="Times New Roman" w:cs="Times New Roman" w:eastAsia="Times New Roman" w:hAnsi="Times New Roman"/>
-          <w:b w:val="false"/>
-          <w:bCs w:val="false"/>
-          <w:i w:val="false"/>
-          <w:iCs w:val="false"/>
-          <w:color w:val="000000"/>
-          <w:sz w:val="24"/>
-          <w:szCs w:val="24"/>
-        </w:rPr>
-        <w:t xml:space="preserve">taux unitaire = « pour 1 » ; pourcentage = « pour 100 » — deux façons de rendre les quotients comparables d’un coup d’œil.</w:t>
-      </w:r>
-    </w:p>
-    <w:p>
-      <w:pPr>
-        <w:spacing w:after="110" w:line="300"/>
-        <w:jc w:val="both"/>
-      </w:pPr>
-      <w:r>
-        <w:rPr>
-          <w:rFonts w:ascii="Times New Roman" w:cs="Times New Roman" w:eastAsia="Times New Roman" w:hAnsi="Times New Roman"/>
-          <w:b w:val="false"/>
-          <w:bCs w:val="false"/>
-          <w:i w:val="false"/>
-          <w:iCs w:val="false"/>
-          <w:color w:val="000000"/>
-          <w:sz w:val="24"/>
-          <w:szCs w:val="24"/>
-        </w:rPr>
-        <w:t xml:space="preserve">Comparer des offres de tailles différentes est impossible tant qu’on ne les ramène pas à la même base. Le taux unitaire choisit la base 1 : sac A → 4 200 ÷ 3 = 1 400 Ar/kg ; sac B → 6 500 ÷ 5 = 1 300 Ar/kg : B gagne. Le pourcentage choisit la base 100 : pratique pour les parts et les évolutions. La remise de 15 % sur 6 500 Ar retire 6 500 × </w:t>
-      </w:r>
-      <m:oMath>
-        <m:f>
-          <m:num>
-            <m:r>
-              <m:t>15</m:t>
-            </m:r>
-          </m:num>
-          <m:den>
-            <m:r>
-              <m:t>100</m:t>
-            </m:r>
-          </m:den>
-        </m:f>
-      </m:oMath>
-      <w:r>
-        <w:rPr>
-          <w:rFonts w:ascii="Times New Roman" w:cs="Times New Roman" w:eastAsia="Times New Roman" w:hAnsi="Times New Roman"/>
-          <w:b w:val="false"/>
-          <w:bCs w:val="false"/>
-          <w:i w:val="false"/>
-          <w:iCs w:val="false"/>
-          <w:color w:val="000000"/>
-          <w:sz w:val="24"/>
-          <w:szCs w:val="24"/>
-        </w:rPr>
-        <w:t xml:space="preserve">= 975 Ar → 5 525 Ar, soit 1 105 Ar/kg : imbattable. Augmenter de t %, c’est multiplier par (1 + t/100) ; diminuer, par (1 − t/100) — et deux évolutions successives se MULTIPLIENT : +10 % puis −10 % ne revient pas au départ (× 1,1 × 0,9 = × 0,99) !</w:t>
-      </w:r>
-    </w:p>
-    <w:p>
-      <w:pPr>
         <w:spacing w:after="120" w:before="120"/>
         <w:jc w:val="center"/>
       </w:pPr>
       <w:r>
         <w:drawing>
           <wp:inline distT="0" distB="0" distL="0" distR="0">
-            <wp:extent cx="4762500" cy="2219325"/>
+            <wp:extent cx="4095750" cy="2238375"/>
             <wp:effectExtent t="0" r="0" b="0" l="0"/>
-            <wp:docPr id="7" name="" descr="" title=""/>
+            <wp:docPr id="13" name="" descr="" title=""/>
             <wp:cNvGraphicFramePr>
               <a:graphicFrameLocks xmlns:a="http://schemas.openxmlformats.org/drawingml/2006/main" noChangeAspect="1"/>
             </wp:cNvGraphicFramePr>
@@ -33285,7 +33451,163 @@
                     </pic:cNvPicPr>
                   </pic:nvPicPr>
                   <pic:blipFill>
-                    <a:blip r:embed="rId15" cstate="none"/>
+                    <a:blip r:embed="rId21" cstate="none"/>
+                    <a:srcRect/>
+                    <a:stretch>
+                      <a:fillRect/>
+                    </a:stretch>
+                  </pic:blipFill>
+                  <pic:spPr bwMode="auto">
+                    <a:xfrm>
+                      <a:off x="0" y="0"/>
+                      <a:ext cx="4095750" cy="2238375"/>
+                    </a:xfrm>
+                    <a:prstGeom prst="rect">
+                      <a:avLst/>
+                    </a:prstGeom>
+                  </pic:spPr>
+                </pic:pic>
+              </a:graphicData>
+            </a:graphic>
+          </wp:inline>
+        </w:drawing>
+      </w:r>
+    </w:p>
+    <w:p>
+      <w:pPr>
+        <w:spacing w:after="110" w:line="300"/>
+        <w:jc w:val="both"/>
+      </w:pPr>
+      <w:r>
+        <w:rPr>
+          <w:rFonts w:ascii="Times New Roman" w:cs="Times New Roman" w:eastAsia="Times New Roman" w:hAnsi="Times New Roman"/>
+          <w:b/>
+          <w:bCs/>
+          <w:i w:val="false"/>
+          <w:iCs w:val="false"/>
+          <w:color w:val="2E7D32"/>
+          <w:sz w:val="24"/>
+          <w:szCs w:val="24"/>
+        </w:rPr>
+        <w:t xml:space="preserve">Définition — </w:t>
+      </w:r>
+      <w:r>
+        <w:rPr>
+          <w:rFonts w:ascii="Times New Roman" w:cs="Times New Roman" w:eastAsia="Times New Roman" w:hAnsi="Times New Roman"/>
+          <w:b/>
+          <w:bCs/>
+          <w:i w:val="false"/>
+          <w:iCs w:val="false"/>
+          <w:color w:val="000000"/>
+          <w:sz w:val="24"/>
+          <w:szCs w:val="24"/>
+        </w:rPr>
+        <w:t xml:space="preserve">Un taux unitaire est un taux ramené à une unité du dénominateur (prix pour 1 kg, distance pour 1 h). Un pourcentage est un rapport ou un taux exprimé pour 100 : t % = t/100 ; appliquer t % à une quantité, c’est la multiplier par t/100.</w:t>
+      </w:r>
+    </w:p>
+    <w:p>
+      <w:pPr>
+        <w:spacing w:after="110" w:line="300"/>
+        <w:jc w:val="both"/>
+      </w:pPr>
+      <w:r>
+        <w:rPr>
+          <w:rFonts w:ascii="Times New Roman" w:cs="Times New Roman" w:eastAsia="Times New Roman" w:hAnsi="Times New Roman"/>
+          <w:b/>
+          <w:bCs/>
+          <w:i w:val="false"/>
+          <w:iCs w:val="false"/>
+          <w:color w:val="1F4E79"/>
+          <w:sz w:val="24"/>
+          <w:szCs w:val="24"/>
+        </w:rPr>
+        <w:t xml:space="preserve">Autrement dit : </w:t>
+      </w:r>
+      <w:r>
+        <w:rPr>
+          <w:rFonts w:ascii="Times New Roman" w:cs="Times New Roman" w:eastAsia="Times New Roman" w:hAnsi="Times New Roman"/>
+          <w:b w:val="false"/>
+          <w:bCs w:val="false"/>
+          <w:i w:val="false"/>
+          <w:iCs w:val="false"/>
+          <w:color w:val="000000"/>
+          <w:sz w:val="24"/>
+          <w:szCs w:val="24"/>
+        </w:rPr>
+        <w:t xml:space="preserve">taux unitaire = « pour 1 » ; pourcentage = « pour 100 » — deux façons de rendre les quotients comparables d’un coup d’œil.</w:t>
+      </w:r>
+    </w:p>
+    <w:p>
+      <w:pPr>
+        <w:spacing w:after="110" w:line="300"/>
+        <w:jc w:val="both"/>
+      </w:pPr>
+      <w:r>
+        <w:rPr>
+          <w:rFonts w:ascii="Times New Roman" w:cs="Times New Roman" w:eastAsia="Times New Roman" w:hAnsi="Times New Roman"/>
+          <w:b w:val="false"/>
+          <w:bCs w:val="false"/>
+          <w:i w:val="false"/>
+          <w:iCs w:val="false"/>
+          <w:color w:val="000000"/>
+          <w:sz w:val="24"/>
+          <w:szCs w:val="24"/>
+        </w:rPr>
+        <w:t xml:space="preserve">Comparer des offres de tailles différentes est impossible tant qu’on ne les ramène pas à la même base. Le taux unitaire choisit la base 1 : sac A → 4 200 ÷ 3 = 1 400 Ar/kg ; sac B → 6 500 ÷ 5 = 1 300 Ar/kg : B gagne. Le pourcentage choisit la base 100 : pratique pour les parts et les évolutions. La remise de 15 % sur 6 500 Ar retire 6 500 × </w:t>
+      </w:r>
+      <m:oMath>
+        <m:f>
+          <m:num>
+            <m:r>
+              <m:t>15</m:t>
+            </m:r>
+          </m:num>
+          <m:den>
+            <m:r>
+              <m:t>100</m:t>
+            </m:r>
+          </m:den>
+        </m:f>
+      </m:oMath>
+      <w:r>
+        <w:rPr>
+          <w:rFonts w:ascii="Times New Roman" w:cs="Times New Roman" w:eastAsia="Times New Roman" w:hAnsi="Times New Roman"/>
+          <w:b w:val="false"/>
+          <w:bCs w:val="false"/>
+          <w:i w:val="false"/>
+          <w:iCs w:val="false"/>
+          <w:color w:val="000000"/>
+          <w:sz w:val="24"/>
+          <w:szCs w:val="24"/>
+        </w:rPr>
+        <w:t xml:space="preserve">= 975 Ar → 5 525 Ar, soit 1 105 Ar/kg : imbattable. Augmenter de t %, c’est multiplier par (1 + t/100) ; diminuer, par (1 − t/100) — et deux évolutions successives se MULTIPLIENT : +10 % puis −10 % ne revient pas au départ (× 1,1 × 0,9 = × 0,99) !</w:t>
+      </w:r>
+    </w:p>
+    <w:p>
+      <w:pPr>
+        <w:spacing w:after="120" w:before="120"/>
+        <w:jc w:val="center"/>
+      </w:pPr>
+      <w:r>
+        <w:drawing>
+          <wp:inline distT="0" distB="0" distL="0" distR="0">
+            <wp:extent cx="4762500" cy="2219325"/>
+            <wp:effectExtent t="0" r="0" b="0" l="0"/>
+            <wp:docPr id="14" name="" descr="" title=""/>
+            <wp:cNvGraphicFramePr>
+              <a:graphicFrameLocks xmlns:a="http://schemas.openxmlformats.org/drawingml/2006/main" noChangeAspect="1"/>
+            </wp:cNvGraphicFramePr>
+            <a:graphic xmlns:a="http://schemas.openxmlformats.org/drawingml/2006/main">
+              <a:graphicData uri="http://schemas.openxmlformats.org/drawingml/2006/picture">
+                <pic:pic xmlns:pic="http://schemas.openxmlformats.org/drawingml/2006/picture">
+                  <pic:nvPicPr>
+                    <pic:cNvPr id="0" name="" descr=""/>
+                    <pic:cNvPicPr>
+                      <a:picLocks noChangeAspect="1" noChangeArrowheads="1"/>
+                    </pic:cNvPicPr>
+                  </pic:nvPicPr>
+                  <pic:blipFill>
+                    <a:blip r:embed="rId22" cstate="none"/>
                     <a:srcRect/>
                     <a:stretch>
                       <a:fillRect/>
@@ -36164,152 +36486,15 @@
     </w:p>
     <w:p>
       <w:pPr>
-        <w:spacing w:after="110" w:line="300"/>
-        <w:jc w:val="both"/>
-      </w:pPr>
-      <w:r>
-        <w:rPr>
-          <w:rFonts w:ascii="Times New Roman" w:cs="Times New Roman" w:eastAsia="Times New Roman" w:hAnsi="Times New Roman"/>
-          <w:b/>
-          <w:bCs/>
-          <w:i w:val="false"/>
-          <w:iCs w:val="false"/>
-          <w:color w:val="2E7D32"/>
-          <w:sz w:val="24"/>
-          <w:szCs w:val="24"/>
-        </w:rPr>
-        <w:t xml:space="preserve">Définition — </w:t>
-      </w:r>
-      <w:r>
-        <w:rPr>
-          <w:rFonts w:ascii="Times New Roman" w:cs="Times New Roman" w:eastAsia="Times New Roman" w:hAnsi="Times New Roman"/>
-          <w:b/>
-          <w:bCs/>
-          <w:i w:val="false"/>
-          <w:iCs w:val="false"/>
-          <w:color w:val="000000"/>
-          <w:sz w:val="24"/>
-          <w:szCs w:val="24"/>
-        </w:rPr>
-        <w:t xml:space="preserve">Pour tous nombres non nuls a, b et tous entiers m, n : aⁿ × aᵐ = aⁿ⁺ᵐ ; aⁿ ÷ aᵐ = aⁿ⁻ᵐ ; (aⁿ)ᵐ = aⁿˣᵐ ; aⁿ × bⁿ = (ab)ⁿ ; a⁰ = 1 ; a⁻ⁿ = 1/aⁿ.</w:t>
-      </w:r>
-    </w:p>
-    <w:p>
-      <w:pPr>
-        <w:spacing w:after="110" w:line="300"/>
-        <w:jc w:val="both"/>
-      </w:pPr>
-      <w:r>
-        <w:rPr>
-          <w:rFonts w:ascii="Times New Roman" w:cs="Times New Roman" w:eastAsia="Times New Roman" w:hAnsi="Times New Roman"/>
-          <w:b/>
-          <w:bCs/>
-          <w:i w:val="false"/>
-          <w:iCs w:val="false"/>
-          <w:color w:val="1F4E79"/>
-          <w:sz w:val="24"/>
-          <w:szCs w:val="24"/>
-        </w:rPr>
-        <w:t xml:space="preserve">Autrement dit : </w:t>
-      </w:r>
-      <w:r>
-        <w:rPr>
-          <w:rFonts w:ascii="Times New Roman" w:cs="Times New Roman" w:eastAsia="Times New Roman" w:hAnsi="Times New Roman"/>
-          <w:b w:val="false"/>
-          <w:bCs w:val="false"/>
-          <w:i w:val="false"/>
-          <w:iCs w:val="false"/>
-          <w:color w:val="000000"/>
-          <w:sz w:val="24"/>
-          <w:szCs w:val="24"/>
-        </w:rPr>
-        <w:t xml:space="preserve">produit de mêmes bases : on AJOUTE les exposants ; quotient : on SOUSTRAIT ; puissance de puissance : on MULTIPLIE ; exposant zéro : résultat 1.</w:t>
-      </w:r>
-    </w:p>
-    <w:p>
-      <w:pPr>
-        <w:spacing w:after="110" w:line="300"/>
-        <w:jc w:val="both"/>
-      </w:pPr>
-      <w:r>
-        <w:rPr>
-          <w:rFonts w:ascii="Times New Roman" w:cs="Times New Roman" w:eastAsia="Times New Roman" w:hAnsi="Times New Roman"/>
-          <w:b w:val="false"/>
-          <w:bCs w:val="false"/>
-          <w:i w:val="false"/>
-          <w:iCs w:val="false"/>
-          <w:color w:val="000000"/>
-          <w:sz w:val="24"/>
-          <w:szCs w:val="24"/>
-        </w:rPr>
-        <w:t xml:space="preserve">Chaque loi se démontre en « dépliant » les puissances : 2³ × 2⁴ = (2·2·2) × (2·2·2·2) = sept facteurs 2 = 2⁷ — compter les facteurs suffit ! Le quotient explique les exposants étranges : 5³ ÷ 5³ = 1 d’un côté, 5⁰ de l’autre → 5⁰ = 1 ; et 5² ÷ 5³ = </w:t>
-      </w:r>
-      <m:oMath>
-        <m:f>
-          <m:num>
-            <m:r>
-              <m:t>1</m:t>
-            </m:r>
-          </m:num>
-          <m:den>
-            <m:r>
-              <m:t>5</m:t>
-            </m:r>
-          </m:den>
-        </m:f>
-      </m:oMath>
-      <w:r>
-        <w:rPr>
-          <w:rFonts w:ascii="Times New Roman" w:cs="Times New Roman" w:eastAsia="Times New Roman" w:hAnsi="Times New Roman"/>
-          <w:b w:val="false"/>
-          <w:bCs w:val="false"/>
-          <w:i w:val="false"/>
-          <w:iCs w:val="false"/>
-          <w:color w:val="000000"/>
-          <w:sz w:val="24"/>
-          <w:szCs w:val="24"/>
-        </w:rPr>
-        <w:t xml:space="preserve">→ 5⁻¹ = </w:t>
-      </w:r>
-      <m:oMath>
-        <m:f>
-          <m:num>
-            <m:r>
-              <m:t>1</m:t>
-            </m:r>
-          </m:num>
-          <m:den>
-            <m:r>
-              <m:t>5</m:t>
-            </m:r>
-          </m:den>
-        </m:f>
-      </m:oMath>
-      <w:r>
-        <w:rPr>
-          <w:rFonts w:ascii="Times New Roman" w:cs="Times New Roman" w:eastAsia="Times New Roman" w:hAnsi="Times New Roman"/>
-          <w:b w:val="false"/>
-          <w:bCs w:val="false"/>
-          <w:i w:val="false"/>
-          <w:iCs w:val="false"/>
-          <w:color w:val="000000"/>
-          <w:sz w:val="24"/>
-          <w:szCs w:val="24"/>
-        </w:rPr>
-        <w:t xml:space="preserve">: les exposants négatifs sont des inverses, pas des nombres négatifs ! Garde-fou : les lois exigent la MÊME base (2³ × 5² ne se simplifie pas) ou le MÊME exposant (2⁴ × 5⁴ = 10⁴). Et surtout aⁿ⁺ᵐ n’a rien à voir avec (a + b)ⁿ : les lois parlent de produits, jamais de sommes.</w:t>
-      </w:r>
-    </w:p>
-    <w:p>
-      <w:pPr>
         <w:spacing w:after="120" w:before="120"/>
         <w:jc w:val="center"/>
       </w:pPr>
       <w:r>
         <w:drawing>
           <wp:inline distT="0" distB="0" distL="0" distR="0">
-            <wp:extent cx="4762500" cy="2466975"/>
+            <wp:extent cx="4095750" cy="2238375"/>
             <wp:effectExtent t="0" r="0" b="0" l="0"/>
-            <wp:docPr id="8" name="" descr="" title=""/>
+            <wp:docPr id="15" name="" descr="" title=""/>
             <wp:cNvGraphicFramePr>
               <a:graphicFrameLocks xmlns:a="http://schemas.openxmlformats.org/drawingml/2006/main" noChangeAspect="1"/>
             </wp:cNvGraphicFramePr>
@@ -36323,7 +36508,190 @@
                     </pic:cNvPicPr>
                   </pic:nvPicPr>
                   <pic:blipFill>
-                    <a:blip r:embed="rId16" cstate="none"/>
+                    <a:blip r:embed="rId23" cstate="none"/>
+                    <a:srcRect/>
+                    <a:stretch>
+                      <a:fillRect/>
+                    </a:stretch>
+                  </pic:blipFill>
+                  <pic:spPr bwMode="auto">
+                    <a:xfrm>
+                      <a:off x="0" y="0"/>
+                      <a:ext cx="4095750" cy="2238375"/>
+                    </a:xfrm>
+                    <a:prstGeom prst="rect">
+                      <a:avLst/>
+                    </a:prstGeom>
+                  </pic:spPr>
+                </pic:pic>
+              </a:graphicData>
+            </a:graphic>
+          </wp:inline>
+        </w:drawing>
+      </w:r>
+    </w:p>
+    <w:p>
+      <w:pPr>
+        <w:spacing w:after="110" w:line="300"/>
+        <w:jc w:val="both"/>
+      </w:pPr>
+      <w:r>
+        <w:rPr>
+          <w:rFonts w:ascii="Times New Roman" w:cs="Times New Roman" w:eastAsia="Times New Roman" w:hAnsi="Times New Roman"/>
+          <w:b/>
+          <w:bCs/>
+          <w:i w:val="false"/>
+          <w:iCs w:val="false"/>
+          <w:color w:val="2E7D32"/>
+          <w:sz w:val="24"/>
+          <w:szCs w:val="24"/>
+        </w:rPr>
+        <w:t xml:space="preserve">Définition — </w:t>
+      </w:r>
+      <w:r>
+        <w:rPr>
+          <w:rFonts w:ascii="Times New Roman" w:cs="Times New Roman" w:eastAsia="Times New Roman" w:hAnsi="Times New Roman"/>
+          <w:b/>
+          <w:bCs/>
+          <w:i w:val="false"/>
+          <w:iCs w:val="false"/>
+          <w:color w:val="000000"/>
+          <w:sz w:val="24"/>
+          <w:szCs w:val="24"/>
+        </w:rPr>
+        <w:t xml:space="preserve">Pour tous nombres non nuls a, b et tous entiers m, n : aⁿ × aᵐ = aⁿ⁺ᵐ ; aⁿ ÷ aᵐ = aⁿ⁻ᵐ ; (aⁿ)ᵐ = aⁿˣᵐ ; aⁿ × bⁿ = (ab)ⁿ ; a⁰ = 1 ; a⁻ⁿ = 1/aⁿ.</w:t>
+      </w:r>
+    </w:p>
+    <w:p>
+      <w:pPr>
+        <w:spacing w:after="110" w:line="300"/>
+        <w:jc w:val="both"/>
+      </w:pPr>
+      <w:r>
+        <w:rPr>
+          <w:rFonts w:ascii="Times New Roman" w:cs="Times New Roman" w:eastAsia="Times New Roman" w:hAnsi="Times New Roman"/>
+          <w:b/>
+          <w:bCs/>
+          <w:i w:val="false"/>
+          <w:iCs w:val="false"/>
+          <w:color w:val="1F4E79"/>
+          <w:sz w:val="24"/>
+          <w:szCs w:val="24"/>
+        </w:rPr>
+        <w:t xml:space="preserve">Autrement dit : </w:t>
+      </w:r>
+      <w:r>
+        <w:rPr>
+          <w:rFonts w:ascii="Times New Roman" w:cs="Times New Roman" w:eastAsia="Times New Roman" w:hAnsi="Times New Roman"/>
+          <w:b w:val="false"/>
+          <w:bCs w:val="false"/>
+          <w:i w:val="false"/>
+          <w:iCs w:val="false"/>
+          <w:color w:val="000000"/>
+          <w:sz w:val="24"/>
+          <w:szCs w:val="24"/>
+        </w:rPr>
+        <w:t xml:space="preserve">produit de mêmes bases : on AJOUTE les exposants ; quotient : on SOUSTRAIT ; puissance de puissance : on MULTIPLIE ; exposant zéro : résultat 1.</w:t>
+      </w:r>
+    </w:p>
+    <w:p>
+      <w:pPr>
+        <w:spacing w:after="110" w:line="300"/>
+        <w:jc w:val="both"/>
+      </w:pPr>
+      <w:r>
+        <w:rPr>
+          <w:rFonts w:ascii="Times New Roman" w:cs="Times New Roman" w:eastAsia="Times New Roman" w:hAnsi="Times New Roman"/>
+          <w:b w:val="false"/>
+          <w:bCs w:val="false"/>
+          <w:i w:val="false"/>
+          <w:iCs w:val="false"/>
+          <w:color w:val="000000"/>
+          <w:sz w:val="24"/>
+          <w:szCs w:val="24"/>
+        </w:rPr>
+        <w:t xml:space="preserve">Chaque loi se démontre en « dépliant » les puissances : 2³ × 2⁴ = (2·2·2) × (2·2·2·2) = sept facteurs 2 = 2⁷ — compter les facteurs suffit ! Le quotient explique les exposants étranges : 5³ ÷ 5³ = 1 d’un côté, 5⁰ de l’autre → 5⁰ = 1 ; et 5² ÷ 5³ = </w:t>
+      </w:r>
+      <m:oMath>
+        <m:f>
+          <m:num>
+            <m:r>
+              <m:t>1</m:t>
+            </m:r>
+          </m:num>
+          <m:den>
+            <m:r>
+              <m:t>5</m:t>
+            </m:r>
+          </m:den>
+        </m:f>
+      </m:oMath>
+      <w:r>
+        <w:rPr>
+          <w:rFonts w:ascii="Times New Roman" w:cs="Times New Roman" w:eastAsia="Times New Roman" w:hAnsi="Times New Roman"/>
+          <w:b w:val="false"/>
+          <w:bCs w:val="false"/>
+          <w:i w:val="false"/>
+          <w:iCs w:val="false"/>
+          <w:color w:val="000000"/>
+          <w:sz w:val="24"/>
+          <w:szCs w:val="24"/>
+        </w:rPr>
+        <w:t xml:space="preserve">→ 5⁻¹ = </w:t>
+      </w:r>
+      <m:oMath>
+        <m:f>
+          <m:num>
+            <m:r>
+              <m:t>1</m:t>
+            </m:r>
+          </m:num>
+          <m:den>
+            <m:r>
+              <m:t>5</m:t>
+            </m:r>
+          </m:den>
+        </m:f>
+      </m:oMath>
+      <w:r>
+        <w:rPr>
+          <w:rFonts w:ascii="Times New Roman" w:cs="Times New Roman" w:eastAsia="Times New Roman" w:hAnsi="Times New Roman"/>
+          <w:b w:val="false"/>
+          <w:bCs w:val="false"/>
+          <w:i w:val="false"/>
+          <w:iCs w:val="false"/>
+          <w:color w:val="000000"/>
+          <w:sz w:val="24"/>
+          <w:szCs w:val="24"/>
+        </w:rPr>
+        <w:t xml:space="preserve">: les exposants négatifs sont des inverses, pas des nombres négatifs ! Garde-fou : les lois exigent la MÊME base (2³ × 5² ne se simplifie pas) ou le MÊME exposant (2⁴ × 5⁴ = 10⁴). Et surtout aⁿ⁺ᵐ n’a rien à voir avec (a + b)ⁿ : les lois parlent de produits, jamais de sommes.</w:t>
+      </w:r>
+    </w:p>
+    <w:p>
+      <w:pPr>
+        <w:spacing w:after="120" w:before="120"/>
+        <w:jc w:val="center"/>
+      </w:pPr>
+      <w:r>
+        <w:drawing>
+          <wp:inline distT="0" distB="0" distL="0" distR="0">
+            <wp:extent cx="4762500" cy="2466975"/>
+            <wp:effectExtent t="0" r="0" b="0" l="0"/>
+            <wp:docPr id="16" name="" descr="" title=""/>
+            <wp:cNvGraphicFramePr>
+              <a:graphicFrameLocks xmlns:a="http://schemas.openxmlformats.org/drawingml/2006/main" noChangeAspect="1"/>
+            </wp:cNvGraphicFramePr>
+            <a:graphic xmlns:a="http://schemas.openxmlformats.org/drawingml/2006/main">
+              <a:graphicData uri="http://schemas.openxmlformats.org/drawingml/2006/picture">
+                <pic:pic xmlns:pic="http://schemas.openxmlformats.org/drawingml/2006/picture">
+                  <pic:nvPicPr>
+                    <pic:cNvPr id="0" name="" descr=""/>
+                    <pic:cNvPicPr>
+                      <a:picLocks noChangeAspect="1" noChangeArrowheads="1"/>
+                    </pic:cNvPicPr>
+                  </pic:nvPicPr>
+                  <pic:blipFill>
+                    <a:blip r:embed="rId24" cstate="none"/>
                     <a:srcRect/>
                     <a:stretch>
                       <a:fillRect/>
@@ -39229,152 +39597,15 @@
     </w:p>
     <w:p>
       <w:pPr>
-        <w:spacing w:after="110" w:line="300"/>
-        <w:jc w:val="both"/>
-      </w:pPr>
-      <w:r>
-        <w:rPr>
-          <w:rFonts w:ascii="Times New Roman" w:cs="Times New Roman" w:eastAsia="Times New Roman" w:hAnsi="Times New Roman"/>
-          <w:b/>
-          <w:bCs/>
-          <w:i w:val="false"/>
-          <w:iCs w:val="false"/>
-          <w:color w:val="2E7D32"/>
-          <w:sz w:val="24"/>
-          <w:szCs w:val="24"/>
-        </w:rPr>
-        <w:t xml:space="preserve">Définition — </w:t>
-      </w:r>
-      <w:r>
-        <w:rPr>
-          <w:rFonts w:ascii="Times New Roman" w:cs="Times New Roman" w:eastAsia="Times New Roman" w:hAnsi="Times New Roman"/>
-          <w:b/>
-          <w:bCs/>
-          <w:i w:val="false"/>
-          <w:iCs w:val="false"/>
-          <w:color w:val="000000"/>
-          <w:sz w:val="24"/>
-          <w:szCs w:val="24"/>
-        </w:rPr>
-        <w:t xml:space="preserve">Pour tout nombre positif a, la racine carrée de a est la puissance d’exposant un demi : √a = a¹ᐟ². Les lois des exposants s’appliquent alors aux racines carrées ; en particulier √a × √b = √(ab) et √a ÷ √b = √(a/b) pour a, b positifs.</w:t>
-      </w:r>
-    </w:p>
-    <w:p>
-      <w:pPr>
-        <w:spacing w:after="110" w:line="300"/>
-        <w:jc w:val="both"/>
-      </w:pPr>
-      <w:r>
-        <w:rPr>
-          <w:rFonts w:ascii="Times New Roman" w:cs="Times New Roman" w:eastAsia="Times New Roman" w:hAnsi="Times New Roman"/>
-          <w:b/>
-          <w:bCs/>
-          <w:i w:val="false"/>
-          <w:iCs w:val="false"/>
-          <w:color w:val="1F4E79"/>
-          <w:sz w:val="24"/>
-          <w:szCs w:val="24"/>
-        </w:rPr>
-        <w:t xml:space="preserve">Autrement dit : </w:t>
-      </w:r>
-      <w:r>
-        <w:rPr>
-          <w:rFonts w:ascii="Times New Roman" w:cs="Times New Roman" w:eastAsia="Times New Roman" w:hAnsi="Times New Roman"/>
-          <w:b w:val="false"/>
-          <w:bCs w:val="false"/>
-          <w:i w:val="false"/>
-          <w:iCs w:val="false"/>
-          <w:color w:val="000000"/>
-          <w:sz w:val="24"/>
-          <w:szCs w:val="24"/>
-        </w:rPr>
-        <w:t xml:space="preserve">mettre « puissance un demi », c’est prendre la racine carrée — et du coup, les racines obéissent aux mêmes lois que les puissances.</w:t>
-      </w:r>
-    </w:p>
-    <w:p>
-      <w:pPr>
-        <w:spacing w:after="110" w:line="300"/>
-        <w:jc w:val="both"/>
-      </w:pPr>
-      <w:r>
-        <w:rPr>
-          <w:rFonts w:ascii="Times New Roman" w:cs="Times New Roman" w:eastAsia="Times New Roman" w:hAnsi="Times New Roman"/>
-          <w:b w:val="false"/>
-          <w:bCs w:val="false"/>
-          <w:i w:val="false"/>
-          <w:iCs w:val="false"/>
-          <w:color w:val="000000"/>
-          <w:sz w:val="24"/>
-          <w:szCs w:val="24"/>
-        </w:rPr>
-        <w:t xml:space="preserve">La définition se justifie par cohérence : si √a doit être une puissance aˣ, alors (aˣ)² = a¹ impose 2x = 1 par la loi de la puissance de puissance, donc x = </w:t>
-      </w:r>
-      <m:oMath>
-        <m:f>
-          <m:num>
-            <m:r>
-              <m:t>1</m:t>
-            </m:r>
-          </m:num>
-          <m:den>
-            <m:r>
-              <m:t>2</m:t>
-            </m:r>
-          </m:den>
-        </m:f>
-      </m:oMath>
-      <w:r>
-        <w:rPr>
-          <w:rFonts w:ascii="Times New Roman" w:cs="Times New Roman" w:eastAsia="Times New Roman" w:hAnsi="Times New Roman"/>
-          <w:b w:val="false"/>
-          <w:bCs w:val="false"/>
-          <w:i w:val="false"/>
-          <w:iCs w:val="false"/>
-          <w:color w:val="000000"/>
-          <w:sz w:val="24"/>
-          <w:szCs w:val="24"/>
-        </w:rPr>
-        <w:t xml:space="preserve">. Récompense immédiate : les lois connues travaillent pour nous. √2 × √8 = 2¹ᐟ² × 8¹ᐟ² = (2 × 8)¹ᐟ² = √16 = 4 — sans calculatrice ! De même √72 = √(36 × 2) = 6√2 : on « sort » le carré parfait caché. Mais la prudence demeure : les lois parlent de PRODUITS ; √(9 + 16) = 5 tandis que √9 + √16 = 7 — l’addition reste interdite de séjour. Cette écriture ouvre une porte immense : exposants </w:t>
-      </w:r>
-      <m:oMath>
-        <m:f>
-          <m:num>
-            <m:r>
-              <m:t>1</m:t>
-            </m:r>
-          </m:num>
-          <m:den>
-            <m:r>
-              <m:t>3</m:t>
-            </m:r>
-          </m:den>
-        </m:f>
-      </m:oMath>
-      <w:r>
-        <w:rPr>
-          <w:rFonts w:ascii="Times New Roman" w:cs="Times New Roman" w:eastAsia="Times New Roman" w:hAnsi="Times New Roman"/>
-          <w:b w:val="false"/>
-          <w:bCs w:val="false"/>
-          <w:i w:val="false"/>
-          <w:iCs w:val="false"/>
-          <w:color w:val="000000"/>
-          <w:sz w:val="24"/>
-          <w:szCs w:val="24"/>
-        </w:rPr>
-        <w:t xml:space="preserve">(racines cubiques), 0,7, π… tout un continent de puissances au lycée.</w:t>
-      </w:r>
-    </w:p>
-    <w:p>
-      <w:pPr>
         <w:spacing w:after="120" w:before="120"/>
         <w:jc w:val="center"/>
       </w:pPr>
       <w:r>
         <w:drawing>
           <wp:inline distT="0" distB="0" distL="0" distR="0">
-            <wp:extent cx="4762500" cy="1933575"/>
+            <wp:extent cx="4095750" cy="2238375"/>
             <wp:effectExtent t="0" r="0" b="0" l="0"/>
-            <wp:docPr id="9" name="" descr="" title=""/>
+            <wp:docPr id="17" name="" descr="" title=""/>
             <wp:cNvGraphicFramePr>
               <a:graphicFrameLocks xmlns:a="http://schemas.openxmlformats.org/drawingml/2006/main" noChangeAspect="1"/>
             </wp:cNvGraphicFramePr>
@@ -39388,7 +39619,190 @@
                     </pic:cNvPicPr>
                   </pic:nvPicPr>
                   <pic:blipFill>
-                    <a:blip r:embed="rId17" cstate="none"/>
+                    <a:blip r:embed="rId25" cstate="none"/>
+                    <a:srcRect/>
+                    <a:stretch>
+                      <a:fillRect/>
+                    </a:stretch>
+                  </pic:blipFill>
+                  <pic:spPr bwMode="auto">
+                    <a:xfrm>
+                      <a:off x="0" y="0"/>
+                      <a:ext cx="4095750" cy="2238375"/>
+                    </a:xfrm>
+                    <a:prstGeom prst="rect">
+                      <a:avLst/>
+                    </a:prstGeom>
+                  </pic:spPr>
+                </pic:pic>
+              </a:graphicData>
+            </a:graphic>
+          </wp:inline>
+        </w:drawing>
+      </w:r>
+    </w:p>
+    <w:p>
+      <w:pPr>
+        <w:spacing w:after="110" w:line="300"/>
+        <w:jc w:val="both"/>
+      </w:pPr>
+      <w:r>
+        <w:rPr>
+          <w:rFonts w:ascii="Times New Roman" w:cs="Times New Roman" w:eastAsia="Times New Roman" w:hAnsi="Times New Roman"/>
+          <w:b/>
+          <w:bCs/>
+          <w:i w:val="false"/>
+          <w:iCs w:val="false"/>
+          <w:color w:val="2E7D32"/>
+          <w:sz w:val="24"/>
+          <w:szCs w:val="24"/>
+        </w:rPr>
+        <w:t xml:space="preserve">Définition — </w:t>
+      </w:r>
+      <w:r>
+        <w:rPr>
+          <w:rFonts w:ascii="Times New Roman" w:cs="Times New Roman" w:eastAsia="Times New Roman" w:hAnsi="Times New Roman"/>
+          <w:b/>
+          <w:bCs/>
+          <w:i w:val="false"/>
+          <w:iCs w:val="false"/>
+          <w:color w:val="000000"/>
+          <w:sz w:val="24"/>
+          <w:szCs w:val="24"/>
+        </w:rPr>
+        <w:t xml:space="preserve">Pour tout nombre positif a, la racine carrée de a est la puissance d’exposant un demi : √a = a¹ᐟ². Les lois des exposants s’appliquent alors aux racines carrées ; en particulier √a × √b = √(ab) et √a ÷ √b = √(a/b) pour a, b positifs.</w:t>
+      </w:r>
+    </w:p>
+    <w:p>
+      <w:pPr>
+        <w:spacing w:after="110" w:line="300"/>
+        <w:jc w:val="both"/>
+      </w:pPr>
+      <w:r>
+        <w:rPr>
+          <w:rFonts w:ascii="Times New Roman" w:cs="Times New Roman" w:eastAsia="Times New Roman" w:hAnsi="Times New Roman"/>
+          <w:b/>
+          <w:bCs/>
+          <w:i w:val="false"/>
+          <w:iCs w:val="false"/>
+          <w:color w:val="1F4E79"/>
+          <w:sz w:val="24"/>
+          <w:szCs w:val="24"/>
+        </w:rPr>
+        <w:t xml:space="preserve">Autrement dit : </w:t>
+      </w:r>
+      <w:r>
+        <w:rPr>
+          <w:rFonts w:ascii="Times New Roman" w:cs="Times New Roman" w:eastAsia="Times New Roman" w:hAnsi="Times New Roman"/>
+          <w:b w:val="false"/>
+          <w:bCs w:val="false"/>
+          <w:i w:val="false"/>
+          <w:iCs w:val="false"/>
+          <w:color w:val="000000"/>
+          <w:sz w:val="24"/>
+          <w:szCs w:val="24"/>
+        </w:rPr>
+        <w:t xml:space="preserve">mettre « puissance un demi », c’est prendre la racine carrée — et du coup, les racines obéissent aux mêmes lois que les puissances.</w:t>
+      </w:r>
+    </w:p>
+    <w:p>
+      <w:pPr>
+        <w:spacing w:after="110" w:line="300"/>
+        <w:jc w:val="both"/>
+      </w:pPr>
+      <w:r>
+        <w:rPr>
+          <w:rFonts w:ascii="Times New Roman" w:cs="Times New Roman" w:eastAsia="Times New Roman" w:hAnsi="Times New Roman"/>
+          <w:b w:val="false"/>
+          <w:bCs w:val="false"/>
+          <w:i w:val="false"/>
+          <w:iCs w:val="false"/>
+          <w:color w:val="000000"/>
+          <w:sz w:val="24"/>
+          <w:szCs w:val="24"/>
+        </w:rPr>
+        <w:t xml:space="preserve">La définition se justifie par cohérence : si √a doit être une puissance aˣ, alors (aˣ)² = a¹ impose 2x = 1 par la loi de la puissance de puissance, donc x = </w:t>
+      </w:r>
+      <m:oMath>
+        <m:f>
+          <m:num>
+            <m:r>
+              <m:t>1</m:t>
+            </m:r>
+          </m:num>
+          <m:den>
+            <m:r>
+              <m:t>2</m:t>
+            </m:r>
+          </m:den>
+        </m:f>
+      </m:oMath>
+      <w:r>
+        <w:rPr>
+          <w:rFonts w:ascii="Times New Roman" w:cs="Times New Roman" w:eastAsia="Times New Roman" w:hAnsi="Times New Roman"/>
+          <w:b w:val="false"/>
+          <w:bCs w:val="false"/>
+          <w:i w:val="false"/>
+          <w:iCs w:val="false"/>
+          <w:color w:val="000000"/>
+          <w:sz w:val="24"/>
+          <w:szCs w:val="24"/>
+        </w:rPr>
+        <w:t xml:space="preserve">. Récompense immédiate : les lois connues travaillent pour nous. √2 × √8 = 2¹ᐟ² × 8¹ᐟ² = (2 × 8)¹ᐟ² = √16 = 4 — sans calculatrice ! De même √72 = √(36 × 2) = 6√2 : on « sort » le carré parfait caché. Mais la prudence demeure : les lois parlent de PRODUITS ; √(9 + 16) = 5 tandis que √9 + √16 = 7 — l’addition reste interdite de séjour. Cette écriture ouvre une porte immense : exposants </w:t>
+      </w:r>
+      <m:oMath>
+        <m:f>
+          <m:num>
+            <m:r>
+              <m:t>1</m:t>
+            </m:r>
+          </m:num>
+          <m:den>
+            <m:r>
+              <m:t>3</m:t>
+            </m:r>
+          </m:den>
+        </m:f>
+      </m:oMath>
+      <w:r>
+        <w:rPr>
+          <w:rFonts w:ascii="Times New Roman" w:cs="Times New Roman" w:eastAsia="Times New Roman" w:hAnsi="Times New Roman"/>
+          <w:b w:val="false"/>
+          <w:bCs w:val="false"/>
+          <w:i w:val="false"/>
+          <w:iCs w:val="false"/>
+          <w:color w:val="000000"/>
+          <w:sz w:val="24"/>
+          <w:szCs w:val="24"/>
+        </w:rPr>
+        <w:t xml:space="preserve">(racines cubiques), 0,7, π… tout un continent de puissances au lycée.</w:t>
+      </w:r>
+    </w:p>
+    <w:p>
+      <w:pPr>
+        <w:spacing w:after="120" w:before="120"/>
+        <w:jc w:val="center"/>
+      </w:pPr>
+      <w:r>
+        <w:drawing>
+          <wp:inline distT="0" distB="0" distL="0" distR="0">
+            <wp:extent cx="4762500" cy="1933575"/>
+            <wp:effectExtent t="0" r="0" b="0" l="0"/>
+            <wp:docPr id="18" name="" descr="" title=""/>
+            <wp:cNvGraphicFramePr>
+              <a:graphicFrameLocks xmlns:a="http://schemas.openxmlformats.org/drawingml/2006/main" noChangeAspect="1"/>
+            </wp:cNvGraphicFramePr>
+            <a:graphic xmlns:a="http://schemas.openxmlformats.org/drawingml/2006/main">
+              <a:graphicData uri="http://schemas.openxmlformats.org/drawingml/2006/picture">
+                <pic:pic xmlns:pic="http://schemas.openxmlformats.org/drawingml/2006/picture">
+                  <pic:nvPicPr>
+                    <pic:cNvPr id="0" name="" descr=""/>
+                    <pic:cNvPicPr>
+                      <a:picLocks noChangeAspect="1" noChangeArrowheads="1"/>
+                    </pic:cNvPicPr>
+                  </pic:nvPicPr>
+                  <pic:blipFill>
+                    <a:blip r:embed="rId26" cstate="none"/>
                     <a:srcRect/>
                     <a:stretch>
                       <a:fillRect/>
@@ -42213,98 +42627,15 @@
     </w:p>
     <w:p>
       <w:pPr>
-        <w:spacing w:after="110" w:line="300"/>
-        <w:jc w:val="both"/>
-      </w:pPr>
-      <w:r>
-        <w:rPr>
-          <w:rFonts w:ascii="Times New Roman" w:cs="Times New Roman" w:eastAsia="Times New Roman" w:hAnsi="Times New Roman"/>
-          <w:b/>
-          <w:bCs/>
-          <w:i w:val="false"/>
-          <w:iCs w:val="false"/>
-          <w:color w:val="2E7D32"/>
-          <w:sz w:val="24"/>
-          <w:szCs w:val="24"/>
-        </w:rPr>
-        <w:t xml:space="preserve">Définition — </w:t>
-      </w:r>
-      <w:r>
-        <w:rPr>
-          <w:rFonts w:ascii="Times New Roman" w:cs="Times New Roman" w:eastAsia="Times New Roman" w:hAnsi="Times New Roman"/>
-          <w:b/>
-          <w:bCs/>
-          <w:i w:val="false"/>
-          <w:iCs w:val="false"/>
-          <w:color w:val="000000"/>
-          <w:sz w:val="24"/>
-          <w:szCs w:val="24"/>
-        </w:rPr>
-        <w:t xml:space="preserve">Pour multiplier ou diviser des nombres en notation scientifique, on opère séparément sur les mantisses et sur les puissances de 10 (lois des exposants), puis on remet le résultat en notation scientifique si la mantisse sort de l’intervalle [1 ; 10[.</w:t>
-      </w:r>
-    </w:p>
-    <w:p>
-      <w:pPr>
-        <w:spacing w:after="110" w:line="300"/>
-        <w:jc w:val="both"/>
-      </w:pPr>
-      <w:r>
-        <w:rPr>
-          <w:rFonts w:ascii="Times New Roman" w:cs="Times New Roman" w:eastAsia="Times New Roman" w:hAnsi="Times New Roman"/>
-          <w:b/>
-          <w:bCs/>
-          <w:i w:val="false"/>
-          <w:iCs w:val="false"/>
-          <w:color w:val="1F4E79"/>
-          <w:sz w:val="24"/>
-          <w:szCs w:val="24"/>
-        </w:rPr>
-        <w:t xml:space="preserve">Autrement dit : </w:t>
-      </w:r>
-      <w:r>
-        <w:rPr>
-          <w:rFonts w:ascii="Times New Roman" w:cs="Times New Roman" w:eastAsia="Times New Roman" w:hAnsi="Times New Roman"/>
-          <w:b w:val="false"/>
-          <w:bCs w:val="false"/>
-          <w:i w:val="false"/>
-          <w:iCs w:val="false"/>
-          <w:color w:val="000000"/>
-          <w:sz w:val="24"/>
-          <w:szCs w:val="24"/>
-        </w:rPr>
-        <w:t xml:space="preserve">nombres entre eux, puissances de 10 entre elles — exposants ajoutés pour ×, soustraits pour ÷ — puis toilette finale du résultat.</w:t>
-      </w:r>
-    </w:p>
-    <w:p>
-      <w:pPr>
-        <w:spacing w:after="110" w:line="300"/>
-        <w:jc w:val="both"/>
-      </w:pPr>
-      <w:r>
-        <w:rPr>
-          <w:rFonts w:ascii="Times New Roman" w:cs="Times New Roman" w:eastAsia="Times New Roman" w:hAnsi="Times New Roman"/>
-          <w:b w:val="false"/>
-          <w:bCs w:val="false"/>
-          <w:i w:val="false"/>
-          <w:iCs w:val="false"/>
-          <w:color w:val="000000"/>
-          <w:sz w:val="24"/>
-          <w:szCs w:val="24"/>
-        </w:rPr>
-        <w:t xml:space="preserve">Le découpage utilise la liberté des produits : (2 × 10⁵) × (3 × 10⁴) = (2 × 3) × (10⁵ × 10⁴) = 6 × 10⁹. La division suit : (8 × 10⁷) ÷ (4 × 10²) = 2 × 10⁵. Le soleil ? (1,5 × 10⁸) ÷ (3 × 10⁵) = 0,5 × 10³ = 5 × 10² s : 500 secondes, un peu plus de 8 minutes — le Soleil que tu vois a 8 minutes d’âge ! La « toilette finale » est le réflexe pro : 20 × 10⁹ → 2 × 10¹⁰ et 0,5 × 10³ → 5 × 10² (la virgule bouge d’un rang, l’exposant compense d’un rang en sens inverse). Exposants négatifs bienvenus : (6 × 10⁻³) × (2 × 10⁻⁴) = 1,2 × 10⁻⁶ — microbes et molécules se multiplient aussi bien que les étoiles.</w:t>
-      </w:r>
-    </w:p>
-    <w:p>
-      <w:pPr>
         <w:spacing w:after="120" w:before="120"/>
         <w:jc w:val="center"/>
       </w:pPr>
       <w:r>
         <w:drawing>
           <wp:inline distT="0" distB="0" distL="0" distR="0">
-            <wp:extent cx="4762500" cy="2219325"/>
+            <wp:extent cx="4095750" cy="2238375"/>
             <wp:effectExtent t="0" r="0" b="0" l="0"/>
-            <wp:docPr id="10" name="" descr="" title=""/>
+            <wp:docPr id="19" name="" descr="" title=""/>
             <wp:cNvGraphicFramePr>
               <a:graphicFrameLocks xmlns:a="http://schemas.openxmlformats.org/drawingml/2006/main" noChangeAspect="1"/>
             </wp:cNvGraphicFramePr>
@@ -42318,7 +42649,136 @@
                     </pic:cNvPicPr>
                   </pic:nvPicPr>
                   <pic:blipFill>
-                    <a:blip r:embed="rId18" cstate="none"/>
+                    <a:blip r:embed="rId27" cstate="none"/>
+                    <a:srcRect/>
+                    <a:stretch>
+                      <a:fillRect/>
+                    </a:stretch>
+                  </pic:blipFill>
+                  <pic:spPr bwMode="auto">
+                    <a:xfrm>
+                      <a:off x="0" y="0"/>
+                      <a:ext cx="4095750" cy="2238375"/>
+                    </a:xfrm>
+                    <a:prstGeom prst="rect">
+                      <a:avLst/>
+                    </a:prstGeom>
+                  </pic:spPr>
+                </pic:pic>
+              </a:graphicData>
+            </a:graphic>
+          </wp:inline>
+        </w:drawing>
+      </w:r>
+    </w:p>
+    <w:p>
+      <w:pPr>
+        <w:spacing w:after="110" w:line="300"/>
+        <w:jc w:val="both"/>
+      </w:pPr>
+      <w:r>
+        <w:rPr>
+          <w:rFonts w:ascii="Times New Roman" w:cs="Times New Roman" w:eastAsia="Times New Roman" w:hAnsi="Times New Roman"/>
+          <w:b/>
+          <w:bCs/>
+          <w:i w:val="false"/>
+          <w:iCs w:val="false"/>
+          <w:color w:val="2E7D32"/>
+          <w:sz w:val="24"/>
+          <w:szCs w:val="24"/>
+        </w:rPr>
+        <w:t xml:space="preserve">Définition — </w:t>
+      </w:r>
+      <w:r>
+        <w:rPr>
+          <w:rFonts w:ascii="Times New Roman" w:cs="Times New Roman" w:eastAsia="Times New Roman" w:hAnsi="Times New Roman"/>
+          <w:b/>
+          <w:bCs/>
+          <w:i w:val="false"/>
+          <w:iCs w:val="false"/>
+          <w:color w:val="000000"/>
+          <w:sz w:val="24"/>
+          <w:szCs w:val="24"/>
+        </w:rPr>
+        <w:t xml:space="preserve">Pour multiplier ou diviser des nombres en notation scientifique, on opère séparément sur les mantisses et sur les puissances de 10 (lois des exposants), puis on remet le résultat en notation scientifique si la mantisse sort de l’intervalle [1 ; 10[.</w:t>
+      </w:r>
+    </w:p>
+    <w:p>
+      <w:pPr>
+        <w:spacing w:after="110" w:line="300"/>
+        <w:jc w:val="both"/>
+      </w:pPr>
+      <w:r>
+        <w:rPr>
+          <w:rFonts w:ascii="Times New Roman" w:cs="Times New Roman" w:eastAsia="Times New Roman" w:hAnsi="Times New Roman"/>
+          <w:b/>
+          <w:bCs/>
+          <w:i w:val="false"/>
+          <w:iCs w:val="false"/>
+          <w:color w:val="1F4E79"/>
+          <w:sz w:val="24"/>
+          <w:szCs w:val="24"/>
+        </w:rPr>
+        <w:t xml:space="preserve">Autrement dit : </w:t>
+      </w:r>
+      <w:r>
+        <w:rPr>
+          <w:rFonts w:ascii="Times New Roman" w:cs="Times New Roman" w:eastAsia="Times New Roman" w:hAnsi="Times New Roman"/>
+          <w:b w:val="false"/>
+          <w:bCs w:val="false"/>
+          <w:i w:val="false"/>
+          <w:iCs w:val="false"/>
+          <w:color w:val="000000"/>
+          <w:sz w:val="24"/>
+          <w:szCs w:val="24"/>
+        </w:rPr>
+        <w:t xml:space="preserve">nombres entre eux, puissances de 10 entre elles — exposants ajoutés pour ×, soustraits pour ÷ — puis toilette finale du résultat.</w:t>
+      </w:r>
+    </w:p>
+    <w:p>
+      <w:pPr>
+        <w:spacing w:after="110" w:line="300"/>
+        <w:jc w:val="both"/>
+      </w:pPr>
+      <w:r>
+        <w:rPr>
+          <w:rFonts w:ascii="Times New Roman" w:cs="Times New Roman" w:eastAsia="Times New Roman" w:hAnsi="Times New Roman"/>
+          <w:b w:val="false"/>
+          <w:bCs w:val="false"/>
+          <w:i w:val="false"/>
+          <w:iCs w:val="false"/>
+          <w:color w:val="000000"/>
+          <w:sz w:val="24"/>
+          <w:szCs w:val="24"/>
+        </w:rPr>
+        <w:t xml:space="preserve">Le découpage utilise la liberté des produits : (2 × 10⁵) × (3 × 10⁴) = (2 × 3) × (10⁵ × 10⁴) = 6 × 10⁹. La division suit : (8 × 10⁷) ÷ (4 × 10²) = 2 × 10⁵. Le soleil ? (1,5 × 10⁸) ÷ (3 × 10⁵) = 0,5 × 10³ = 5 × 10² s : 500 secondes, un peu plus de 8 minutes — le Soleil que tu vois a 8 minutes d’âge ! La « toilette finale » est le réflexe pro : 20 × 10⁹ → 2 × 10¹⁰ et 0,5 × 10³ → 5 × 10² (la virgule bouge d’un rang, l’exposant compense d’un rang en sens inverse). Exposants négatifs bienvenus : (6 × 10⁻³) × (2 × 10⁻⁴) = 1,2 × 10⁻⁶ — microbes et molécules se multiplient aussi bien que les étoiles.</w:t>
+      </w:r>
+    </w:p>
+    <w:p>
+      <w:pPr>
+        <w:spacing w:after="120" w:before="120"/>
+        <w:jc w:val="center"/>
+      </w:pPr>
+      <w:r>
+        <w:drawing>
+          <wp:inline distT="0" distB="0" distL="0" distR="0">
+            <wp:extent cx="4762500" cy="2219325"/>
+            <wp:effectExtent t="0" r="0" b="0" l="0"/>
+            <wp:docPr id="20" name="" descr="" title=""/>
+            <wp:cNvGraphicFramePr>
+              <a:graphicFrameLocks xmlns:a="http://schemas.openxmlformats.org/drawingml/2006/main" noChangeAspect="1"/>
+            </wp:cNvGraphicFramePr>
+            <a:graphic xmlns:a="http://schemas.openxmlformats.org/drawingml/2006/main">
+              <a:graphicData uri="http://schemas.openxmlformats.org/drawingml/2006/picture">
+                <pic:pic xmlns:pic="http://schemas.openxmlformats.org/drawingml/2006/picture">
+                  <pic:nvPicPr>
+                    <pic:cNvPr id="0" name="" descr=""/>
+                    <pic:cNvPicPr>
+                      <a:picLocks noChangeAspect="1" noChangeArrowheads="1"/>
+                    </pic:cNvPicPr>
+                  </pic:nvPicPr>
+                  <pic:blipFill>
+                    <a:blip r:embed="rId28" cstate="none"/>
                     <a:srcRect/>
                     <a:stretch>
                       <a:fillRect/>
